--- a/邱梓钊 三年级《认识键盘》教学设计.docx
+++ b/邱梓钊 三年级《认识键盘》教学设计.docx
@@ -2265,7 +2265,7 @@
                 <w:sz w:val="24"/>
                 <w:highlight w:val="none"/>
               </w:rPr>
-              <w:t>3—11分钟</w:t>
+              <w:t>3—13分钟</w:t>
             </w:r>
           </w:p>
         </w:tc>
@@ -2693,7 +2693,7 @@
                 <w:sz w:val="24"/>
                 <w:highlight w:val="none"/>
               </w:rPr>
-              <w:t>11—14分钟</w:t>
+              <w:t>13—16分钟</w:t>
             </w:r>
           </w:p>
         </w:tc>
@@ -3121,7 +3121,7 @@
                 <w:sz w:val="24"/>
                 <w:highlight w:val="none"/>
               </w:rPr>
-              <w:t>14—19分钟</w:t>
+              <w:t>16—19分钟</w:t>
             </w:r>
           </w:p>
         </w:tc>

--- a/邱梓钊 三年级《认识键盘》教学设计.docx
+++ b/邱梓钊 三年级《认识键盘》教学设计.docx
@@ -4,7 +4,59 @@
   <w:body>
     <w:p/>
     <w:p>
-      <w:r/>
+      <w:r>
+        <w:drawing>
+          <wp:anchor distT="0" distB="0" distL="114300" distR="114300" simplePos="0" relativeHeight="251659264" behindDoc="1" locked="0" layoutInCell="1" allowOverlap="1">
+            <wp:simplePos x="0" y="0"/>
+            <wp:positionH relativeFrom="column">
+              <wp:posOffset>2404745</wp:posOffset>
+            </wp:positionH>
+            <wp:positionV relativeFrom="paragraph">
+              <wp:posOffset>160020</wp:posOffset>
+            </wp:positionV>
+            <wp:extent cx="1519555" cy="1492885"/>
+            <wp:effectExtent l="0" t="0" r="4445" b="12065"/>
+            <wp:wrapNone/>
+            <wp:docPr id="7" name="图片 6"/>
+            <wp:cNvGraphicFramePr>
+              <a:graphicFrameLocks xmlns:a="http://schemas.openxmlformats.org/drawingml/2006/main" noChangeAspect="1"/>
+            </wp:cNvGraphicFramePr>
+            <a:graphic xmlns:a="http://schemas.openxmlformats.org/drawingml/2006/main">
+              <a:graphicData uri="http://schemas.openxmlformats.org/drawingml/2006/picture">
+                <pic:pic xmlns:pic="http://schemas.openxmlformats.org/drawingml/2006/picture">
+                  <pic:nvPicPr>
+                    <pic:cNvPr id="7" name="图片 6"/>
+                    <pic:cNvPicPr>
+                      <a:picLocks noChangeAspect="1"/>
+                    </pic:cNvPicPr>
+                  </pic:nvPicPr>
+                  <pic:blipFill>
+                    <a:blip r:embed="rIdSchoolLogo" cstate="print">
+                      <a:extLst>
+                        <a:ext uri="{28A0092B-C50C-407E-A947-70E740481C1C}">
+                          <a14:useLocalDpi xmlns:a14="http://schemas.microsoft.com/office/drawing/2010/main" val="0"/>
+                        </a:ext>
+                      </a:extLst>
+                    </a:blip>
+                    <a:stretch>
+                      <a:fillRect/>
+                    </a:stretch>
+                  </pic:blipFill>
+                  <pic:spPr>
+                    <a:xfrm>
+                      <a:off x="0" y="0"/>
+                      <a:ext cx="1519555" cy="1492885"/>
+                    </a:xfrm>
+                    <a:prstGeom prst="rect">
+                      <a:avLst/>
+                    </a:prstGeom>
+                  </pic:spPr>
+                </pic:pic>
+              </a:graphicData>
+            </a:graphic>
+          </wp:anchor>
+        </w:drawing>
+      </w:r>
     </w:p>
     <w:p/>
     <w:p/>
@@ -18,6 +70,8 @@
           <w:szCs w:val="160"/>
         </w:rPr>
       </w:pPr>
+      <w:bookmarkStart w:id="0" w:name="_GoBack"/>
+      <w:bookmarkEnd w:id="0"/>
     </w:p>
     <w:p>
       <w:pPr>
@@ -56,7 +110,7 @@
           <w:sz w:val="48"/>
           <w:szCs w:val="48"/>
         </w:rPr>
-        <w:t>2026年秋季学期</w:t>
+        <w:t>公明第</w:t>
       </w:r>
       <w:r>
         <w:rPr>
@@ -68,7 +122,7 @@
           <w:szCs w:val="48"/>
           <w:lang w:val="en-US" w:eastAsia="zh-CN"/>
         </w:rPr>
-        <w:t/>
+        <w:t>二</w:t>
       </w:r>
       <w:r>
         <w:rPr>
@@ -79,7 +133,7 @@
           <w:sz w:val="48"/>
           <w:szCs w:val="48"/>
         </w:rPr>
-        <w:t/>
+        <w:t>小学</w:t>
       </w:r>
       <w:r>
         <w:rPr>
@@ -91,7 +145,7 @@
           <w:szCs w:val="48"/>
           <w:lang w:val="en-US" w:eastAsia="zh-CN"/>
         </w:rPr>
-        <w:t/>
+        <w:t>2026年秋季学期</w:t>
       </w:r>
     </w:p>
     <w:p>
@@ -128,7 +182,7 @@
           <w:szCs w:val="48"/>
           <w:lang w:val="en-US" w:eastAsia="zh-CN"/>
         </w:rPr>
-        <w:t>新苗杯公开课</w:t>
+        <w:t>集备课</w:t>
       </w:r>
       <w:r>
         <w:rPr>
@@ -932,9 +986,9 @@
             <w:r>
               <w:rPr>
                 <w:rFonts w:hint="eastAsia" w:ascii="宋体" w:hAnsi="宋体" w:eastAsia="宋体" w:cs="宋体"/>
-                <w:color w:val="000000"/>
-                <w:highlight w:val="none"/>
-                <w:b/>
+                <w:b/>
+                <w:color w:val="000000"/>
+                <w:highlight w:val="none"/>
               </w:rPr>
               <w:t>教学准备</w:t>
             </w:r>
@@ -1348,7 +1402,7 @@
           </w:tcPr>
           <w:p>
             <w:pPr>
-              <w:keepNext w:val="1"/>
+              <w:keepNext/>
               <w:keepLines w:val="0"/>
               <w:numPr>
                 <w:ilvl w:val="0"/>
@@ -1381,7 +1435,7 @@
           </w:p>
           <w:p>
             <w:pPr>
-              <w:keepNext w:val="1"/>
+              <w:keepNext/>
               <w:keepLines w:val="0"/>
               <w:numPr>
                 <w:ilvl w:val="0"/>
@@ -1432,7 +1486,7 @@
           </w:tcPr>
           <w:p>
             <w:pPr>
-              <w:keepNext w:val="1"/>
+              <w:keepNext/>
               <w:keepLines w:val="0"/>
               <w:numPr>
                 <w:ilvl w:val="0"/>
@@ -1463,7 +1517,7 @@
           </w:p>
           <w:p>
             <w:pPr>
-              <w:keepNext w:val="1"/>
+              <w:keepNext/>
               <w:keepLines w:val="0"/>
               <w:numPr>
                 <w:ilvl w:val="0"/>
@@ -1494,7 +1548,7 @@
           </w:p>
           <w:p>
             <w:pPr>
-              <w:keepNext w:val="1"/>
+              <w:keepNext/>
               <w:keepLines w:val="0"/>
               <w:numPr>
                 <w:ilvl w:val="0"/>
@@ -1544,7 +1598,7 @@
           </w:tcPr>
           <w:p>
             <w:pPr>
-              <w:keepNext w:val="1"/>
+              <w:keepNext/>
               <w:keepLines w:val="0"/>
               <w:numPr>
                 <w:ilvl w:val="0"/>
@@ -1595,7 +1649,7 @@
           </w:tcPr>
           <w:p>
             <w:pPr>
-              <w:keepNext w:val="1"/>
+              <w:keepNext/>
               <w:keepLines w:val="0"/>
               <w:suppressLineNumbers w:val="0"/>
               <w:spacing w:before="0" w:beforeAutospacing="0" w:after="0" w:afterAutospacing="0" w:line="240" w:lineRule="auto"/>
@@ -1608,7 +1662,9 @@
               </w:rPr>
             </w:pPr>
             <w:r>
-              <w:rPr/>
+              <w:rPr>
+                <w:rFonts w:hint="default"/>
+              </w:rPr>
               <w:t>复习迁移；实物观察。</w:t>
             </w:r>
           </w:p>
@@ -1776,7 +1832,7 @@
           </w:tcPr>
           <w:p>
             <w:pPr>
-              <w:keepNext w:val="1"/>
+              <w:keepNext/>
               <w:keepLines w:val="0"/>
               <w:numPr>
                 <w:ilvl w:val="0"/>
@@ -1809,7 +1865,7 @@
           </w:p>
           <w:p>
             <w:pPr>
-              <w:keepNext w:val="1"/>
+              <w:keepNext/>
               <w:keepLines w:val="0"/>
               <w:numPr>
                 <w:ilvl w:val="0"/>
@@ -1860,7 +1916,7 @@
           </w:tcPr>
           <w:p>
             <w:pPr>
-              <w:keepNext w:val="1"/>
+              <w:keepNext/>
               <w:keepLines w:val="0"/>
               <w:numPr>
                 <w:ilvl w:val="0"/>
@@ -1891,7 +1947,7 @@
           </w:p>
           <w:p>
             <w:pPr>
-              <w:keepNext w:val="1"/>
+              <w:keepNext/>
               <w:keepLines w:val="0"/>
               <w:numPr>
                 <w:ilvl w:val="0"/>
@@ -1922,7 +1978,7 @@
           </w:p>
           <w:p>
             <w:pPr>
-              <w:keepNext w:val="1"/>
+              <w:keepNext/>
               <w:keepLines w:val="0"/>
               <w:numPr>
                 <w:ilvl w:val="0"/>
@@ -1972,7 +2028,7 @@
           </w:tcPr>
           <w:p>
             <w:pPr>
-              <w:keepNext w:val="1"/>
+              <w:keepNext/>
               <w:keepLines w:val="0"/>
               <w:numPr>
                 <w:ilvl w:val="0"/>
@@ -2023,7 +2079,7 @@
           </w:tcPr>
           <w:p>
             <w:pPr>
-              <w:keepNext w:val="1"/>
+              <w:keepNext/>
               <w:keepLines w:val="0"/>
               <w:suppressLineNumbers w:val="0"/>
               <w:spacing w:before="0" w:beforeAutospacing="0" w:after="0" w:afterAutospacing="0" w:line="240" w:lineRule="auto"/>
@@ -2036,7 +2092,9 @@
               </w:rPr>
             </w:pPr>
             <w:r>
-              <w:rPr/>
+              <w:rPr>
+                <w:rFonts w:hint="default"/>
+              </w:rPr>
               <w:t>颜色图例常驻；操作示范。</w:t>
             </w:r>
           </w:p>
@@ -2204,7 +2262,7 @@
           </w:tcPr>
           <w:p>
             <w:pPr>
-              <w:keepNext w:val="1"/>
+              <w:keepNext/>
               <w:keepLines w:val="0"/>
               <w:numPr>
                 <w:ilvl w:val="0"/>
@@ -2237,7 +2295,7 @@
           </w:p>
           <w:p>
             <w:pPr>
-              <w:keepNext w:val="1"/>
+              <w:keepNext/>
               <w:keepLines w:val="0"/>
               <w:numPr>
                 <w:ilvl w:val="0"/>
@@ -2288,7 +2346,7 @@
           </w:tcPr>
           <w:p>
             <w:pPr>
-              <w:keepNext w:val="1"/>
+              <w:keepNext/>
               <w:keepLines w:val="0"/>
               <w:numPr>
                 <w:ilvl w:val="0"/>
@@ -2319,7 +2377,7 @@
           </w:p>
           <w:p>
             <w:pPr>
-              <w:keepNext w:val="1"/>
+              <w:keepNext/>
               <w:keepLines w:val="0"/>
               <w:numPr>
                 <w:ilvl w:val="0"/>
@@ -2350,7 +2408,7 @@
           </w:p>
           <w:p>
             <w:pPr>
-              <w:keepNext w:val="1"/>
+              <w:keepNext/>
               <w:keepLines w:val="0"/>
               <w:numPr>
                 <w:ilvl w:val="0"/>
@@ -2400,7 +2458,7 @@
           </w:tcPr>
           <w:p>
             <w:pPr>
-              <w:keepNext w:val="1"/>
+              <w:keepNext/>
               <w:keepLines w:val="0"/>
               <w:numPr>
                 <w:ilvl w:val="0"/>
@@ -2451,7 +2509,7 @@
           </w:tcPr>
           <w:p>
             <w:pPr>
-              <w:keepNext w:val="1"/>
+              <w:keepNext/>
               <w:keepLines w:val="0"/>
               <w:suppressLineNumbers w:val="0"/>
               <w:spacing w:before="0" w:beforeAutospacing="0" w:after="0" w:afterAutospacing="0" w:line="240" w:lineRule="auto"/>
@@ -2464,7 +2522,9 @@
               </w:rPr>
             </w:pPr>
             <w:r>
-              <w:rPr/>
+              <w:rPr>
+                <w:rFonts w:hint="default"/>
+              </w:rPr>
               <w:t>先学后教；实时混色反馈。</w:t>
             </w:r>
           </w:p>
@@ -2632,7 +2692,7 @@
           </w:tcPr>
           <w:p>
             <w:pPr>
-              <w:keepNext w:val="1"/>
+              <w:keepNext/>
               <w:keepLines w:val="0"/>
               <w:numPr>
                 <w:ilvl w:val="0"/>
@@ -2665,7 +2725,7 @@
           </w:p>
           <w:p>
             <w:pPr>
-              <w:keepNext w:val="1"/>
+              <w:keepNext/>
               <w:keepLines w:val="0"/>
               <w:numPr>
                 <w:ilvl w:val="0"/>
@@ -2716,7 +2776,7 @@
           </w:tcPr>
           <w:p>
             <w:pPr>
-              <w:keepNext w:val="1"/>
+              <w:keepNext/>
               <w:keepLines w:val="0"/>
               <w:numPr>
                 <w:ilvl w:val="0"/>
@@ -2747,7 +2807,7 @@
           </w:p>
           <w:p>
             <w:pPr>
-              <w:keepNext w:val="1"/>
+              <w:keepNext/>
               <w:keepLines w:val="0"/>
               <w:numPr>
                 <w:ilvl w:val="0"/>
@@ -2778,7 +2838,7 @@
           </w:p>
           <w:p>
             <w:pPr>
-              <w:keepNext w:val="1"/>
+              <w:keepNext/>
               <w:keepLines w:val="0"/>
               <w:numPr>
                 <w:ilvl w:val="0"/>
@@ -2828,7 +2888,7 @@
           </w:tcPr>
           <w:p>
             <w:pPr>
-              <w:keepNext w:val="1"/>
+              <w:keepNext/>
               <w:keepLines w:val="0"/>
               <w:numPr>
                 <w:ilvl w:val="0"/>
@@ -2879,7 +2939,7 @@
           </w:tcPr>
           <w:p>
             <w:pPr>
-              <w:keepNext w:val="1"/>
+              <w:keepNext/>
               <w:keepLines w:val="0"/>
               <w:suppressLineNumbers w:val="0"/>
               <w:spacing w:before="0" w:beforeAutospacing="0" w:after="0" w:afterAutospacing="0" w:line="240" w:lineRule="auto"/>
@@ -2892,7 +2952,9 @@
               </w:rPr>
             </w:pPr>
             <w:r>
-              <w:rPr/>
+              <w:rPr>
+                <w:rFonts w:hint="default"/>
+              </w:rPr>
               <w:t>以错促学；图物对照。</w:t>
             </w:r>
           </w:p>
@@ -3060,7 +3122,7 @@
           </w:tcPr>
           <w:p>
             <w:pPr>
-              <w:keepNext w:val="1"/>
+              <w:keepNext/>
               <w:keepLines w:val="0"/>
               <w:numPr>
                 <w:ilvl w:val="0"/>
@@ -3093,7 +3155,7 @@
           </w:p>
           <w:p>
             <w:pPr>
-              <w:keepNext w:val="1"/>
+              <w:keepNext/>
               <w:keepLines w:val="0"/>
               <w:numPr>
                 <w:ilvl w:val="0"/>
@@ -3144,7 +3206,7 @@
           </w:tcPr>
           <w:p>
             <w:pPr>
-              <w:keepNext w:val="1"/>
+              <w:keepNext/>
               <w:keepLines w:val="0"/>
               <w:numPr>
                 <w:ilvl w:val="0"/>
@@ -3175,7 +3237,7 @@
           </w:p>
           <w:p>
             <w:pPr>
-              <w:keepNext w:val="1"/>
+              <w:keepNext/>
               <w:keepLines w:val="0"/>
               <w:numPr>
                 <w:ilvl w:val="0"/>
@@ -3206,7 +3268,7 @@
           </w:p>
           <w:p>
             <w:pPr>
-              <w:keepNext w:val="1"/>
+              <w:keepNext/>
               <w:keepLines w:val="0"/>
               <w:numPr>
                 <w:ilvl w:val="0"/>
@@ -3256,7 +3318,7 @@
           </w:tcPr>
           <w:p>
             <w:pPr>
-              <w:keepNext w:val="1"/>
+              <w:keepNext/>
               <w:keepLines w:val="0"/>
               <w:numPr>
                 <w:ilvl w:val="0"/>
@@ -3307,7 +3369,7 @@
           </w:tcPr>
           <w:p>
             <w:pPr>
-              <w:keepNext w:val="1"/>
+              <w:keepNext/>
               <w:keepLines w:val="0"/>
               <w:suppressLineNumbers w:val="0"/>
               <w:spacing w:before="0" w:beforeAutospacing="0" w:after="0" w:afterAutospacing="0" w:line="240" w:lineRule="auto"/>
@@ -3320,7 +3382,9 @@
               </w:rPr>
             </w:pPr>
             <w:r>
-              <w:rPr/>
+              <w:rPr>
+                <w:rFonts w:hint="default"/>
+              </w:rPr>
               <w:t>二次尝试；前后对比；同伴指认。</w:t>
             </w:r>
           </w:p>
@@ -3488,7 +3552,7 @@
           </w:tcPr>
           <w:p>
             <w:pPr>
-              <w:keepNext w:val="1"/>
+              <w:keepNext/>
               <w:keepLines w:val="0"/>
               <w:numPr>
                 <w:ilvl w:val="0"/>
@@ -3521,7 +3585,7 @@
           </w:p>
           <w:p>
             <w:pPr>
-              <w:keepNext w:val="1"/>
+              <w:keepNext/>
               <w:keepLines w:val="0"/>
               <w:numPr>
                 <w:ilvl w:val="0"/>
@@ -3572,7 +3636,7 @@
           </w:tcPr>
           <w:p>
             <w:pPr>
-              <w:keepNext w:val="1"/>
+              <w:keepNext/>
               <w:keepLines w:val="0"/>
               <w:numPr>
                 <w:ilvl w:val="0"/>
@@ -3603,7 +3667,7 @@
           </w:p>
           <w:p>
             <w:pPr>
-              <w:keepNext w:val="1"/>
+              <w:keepNext/>
               <w:keepLines w:val="0"/>
               <w:numPr>
                 <w:ilvl w:val="0"/>
@@ -3634,7 +3698,7 @@
           </w:p>
           <w:p>
             <w:pPr>
-              <w:keepNext w:val="1"/>
+              <w:keepNext/>
               <w:keepLines w:val="0"/>
               <w:numPr>
                 <w:ilvl w:val="0"/>
@@ -3684,7 +3748,7 @@
           </w:tcPr>
           <w:p>
             <w:pPr>
-              <w:keepNext w:val="1"/>
+              <w:keepNext/>
               <w:keepLines w:val="0"/>
               <w:numPr>
                 <w:ilvl w:val="0"/>
@@ -3735,7 +3799,7 @@
           </w:tcPr>
           <w:p>
             <w:pPr>
-              <w:keepNext w:val="1"/>
+              <w:keepNext/>
               <w:keepLines w:val="0"/>
               <w:suppressLineNumbers w:val="0"/>
               <w:spacing w:before="0" w:beforeAutospacing="0" w:after="0" w:afterAutospacing="0" w:line="240" w:lineRule="auto"/>
@@ -3748,7 +3812,9 @@
               </w:rPr>
             </w:pPr>
             <w:r>
-              <w:rPr/>
+              <w:rPr>
+                <w:rFonts w:hint="default"/>
+              </w:rPr>
               <w:t>一次示范；低门槛起步。</w:t>
             </w:r>
           </w:p>
@@ -3916,7 +3982,7 @@
           </w:tcPr>
           <w:p>
             <w:pPr>
-              <w:keepNext w:val="1"/>
+              <w:keepNext/>
               <w:keepLines w:val="0"/>
               <w:numPr>
                 <w:ilvl w:val="0"/>
@@ -3949,7 +4015,7 @@
           </w:p>
           <w:p>
             <w:pPr>
-              <w:keepNext w:val="1"/>
+              <w:keepNext/>
               <w:keepLines w:val="0"/>
               <w:numPr>
                 <w:ilvl w:val="0"/>
@@ -4000,7 +4066,7 @@
           </w:tcPr>
           <w:p>
             <w:pPr>
-              <w:keepNext w:val="1"/>
+              <w:keepNext/>
               <w:keepLines w:val="0"/>
               <w:numPr>
                 <w:ilvl w:val="0"/>
@@ -4031,7 +4097,7 @@
           </w:p>
           <w:p>
             <w:pPr>
-              <w:keepNext w:val="1"/>
+              <w:keepNext/>
               <w:keepLines w:val="0"/>
               <w:numPr>
                 <w:ilvl w:val="0"/>
@@ -4062,7 +4128,7 @@
           </w:p>
           <w:p>
             <w:pPr>
-              <w:keepNext w:val="1"/>
+              <w:keepNext/>
               <w:keepLines w:val="0"/>
               <w:numPr>
                 <w:ilvl w:val="0"/>
@@ -4093,7 +4159,7 @@
           </w:p>
           <w:p>
             <w:pPr>
-              <w:keepNext w:val="1"/>
+              <w:keepNext/>
               <w:keepLines w:val="0"/>
               <w:numPr>
                 <w:ilvl w:val="0"/>
@@ -4143,7 +4209,7 @@
           </w:tcPr>
           <w:p>
             <w:pPr>
-              <w:keepNext w:val="1"/>
+              <w:keepNext/>
               <w:keepLines w:val="0"/>
               <w:numPr>
                 <w:ilvl w:val="0"/>
@@ -4194,7 +4260,7 @@
           </w:tcPr>
           <w:p>
             <w:pPr>
-              <w:keepNext w:val="1"/>
+              <w:keepNext/>
               <w:keepLines w:val="0"/>
               <w:suppressLineNumbers w:val="0"/>
               <w:spacing w:before="0" w:beforeAutospacing="0" w:after="0" w:afterAutospacing="0" w:line="240" w:lineRule="auto"/>
@@ -4207,7 +4273,9 @@
               </w:rPr>
             </w:pPr>
             <w:r>
-              <w:rPr/>
+              <w:rPr>
+                <w:rFonts w:hint="default"/>
+              </w:rPr>
               <w:t>色卡激励；分层练习；进度反馈。</w:t>
             </w:r>
           </w:p>
@@ -4375,7 +4443,7 @@
           </w:tcPr>
           <w:p>
             <w:pPr>
-              <w:keepNext w:val="1"/>
+              <w:keepNext/>
               <w:keepLines w:val="0"/>
               <w:numPr>
                 <w:ilvl w:val="0"/>
@@ -4408,7 +4476,7 @@
           </w:p>
           <w:p>
             <w:pPr>
-              <w:keepNext w:val="1"/>
+              <w:keepNext/>
               <w:keepLines w:val="0"/>
               <w:numPr>
                 <w:ilvl w:val="0"/>
@@ -4459,7 +4527,7 @@
           </w:tcPr>
           <w:p>
             <w:pPr>
-              <w:keepNext w:val="1"/>
+              <w:keepNext/>
               <w:keepLines w:val="0"/>
               <w:numPr>
                 <w:ilvl w:val="0"/>
@@ -4490,7 +4558,7 @@
           </w:p>
           <w:p>
             <w:pPr>
-              <w:keepNext w:val="1"/>
+              <w:keepNext/>
               <w:keepLines w:val="0"/>
               <w:numPr>
                 <w:ilvl w:val="0"/>
@@ -4521,7 +4589,7 @@
           </w:p>
           <w:p>
             <w:pPr>
-              <w:keepNext w:val="1"/>
+              <w:keepNext/>
               <w:keepLines w:val="0"/>
               <w:numPr>
                 <w:ilvl w:val="0"/>
@@ -4571,7 +4639,7 @@
           </w:tcPr>
           <w:p>
             <w:pPr>
-              <w:keepNext w:val="1"/>
+              <w:keepNext/>
               <w:keepLines w:val="0"/>
               <w:numPr>
                 <w:ilvl w:val="0"/>
@@ -4622,7 +4690,7 @@
           </w:tcPr>
           <w:p>
             <w:pPr>
-              <w:keepNext w:val="1"/>
+              <w:keepNext/>
               <w:keepLines w:val="0"/>
               <w:suppressLineNumbers w:val="0"/>
               <w:spacing w:before="0" w:beforeAutospacing="0" w:after="0" w:afterAutospacing="0" w:line="240" w:lineRule="auto"/>
@@ -4635,7 +4703,9 @@
               </w:rPr>
             </w:pPr>
             <w:r>
-              <w:rPr/>
+              <w:rPr>
+                <w:rFonts w:hint="default"/>
+              </w:rPr>
               <w:t>口头回顾；结合操作评价。</w:t>
             </w:r>
           </w:p>
@@ -5051,23 +5121,39 @@
               <w:suppressLineNumbers w:val="0"/>
               <w:spacing w:before="0" w:beforeAutospacing="0" w:after="0" w:afterAutospacing="0" w:line="240" w:lineRule="auto"/>
               <w:ind w:left="0" w:right="0"/>
+              <w:jc w:val="center"/>
               <w:rPr>
                 <w:rFonts w:hint="eastAsia" w:ascii="宋体" w:hAnsi="宋体" w:eastAsia="宋体" w:cs="宋体"/>
                 <w:sz w:val="24"/>
                 <w:highlight w:val="none"/>
                 <w:lang w:eastAsia="zh-CN"/>
               </w:rPr>
+            </w:pPr>
+            <w:r>
+              <w:rPr>
+                <w:rFonts w:hint="eastAsia" w:ascii="宋体" w:hAnsi="宋体" w:eastAsia="宋体" w:cs="宋体"/>
+                <w:sz w:val="24"/>
+                <w:highlight w:val="none"/>
+                <w:lang w:eastAsia="zh-CN"/>
+              </w:rPr>
+              <w:t>认识键盘</w:t>
+            </w:r>
+          </w:p>
+          <w:p>
+            <w:pPr>
+              <w:keepNext w:val="0"/>
+              <w:keepLines w:val="0"/>
+              <w:suppressLineNumbers w:val="0"/>
+              <w:spacing w:before="0" w:beforeAutospacing="0" w:after="0" w:afterAutospacing="0" w:line="240" w:lineRule="auto"/>
+              <w:ind w:left="0" w:right="0"/>
               <w:jc w:val="center"/>
-            </w:pPr>
-            <w:r>
               <w:rPr>
                 <w:rFonts w:hint="eastAsia" w:ascii="宋体" w:hAnsi="宋体" w:eastAsia="宋体" w:cs="宋体"/>
                 <w:sz w:val="24"/>
                 <w:highlight w:val="none"/>
                 <w:lang w:eastAsia="zh-CN"/>
               </w:rPr>
-              <w:t>认识键盘</w:t>
-            </w:r>
+            </w:pPr>
           </w:p>
           <w:p>
             <w:pPr>
@@ -5076,22 +5162,47 @@
               <w:suppressLineNumbers w:val="0"/>
               <w:spacing w:before="0" w:beforeAutospacing="0" w:after="0" w:afterAutospacing="0" w:line="240" w:lineRule="auto"/>
               <w:ind w:left="0" w:right="0"/>
+              <w:jc w:val="center"/>
               <w:rPr>
                 <w:rFonts w:hint="eastAsia" w:ascii="宋体" w:hAnsi="宋体" w:eastAsia="宋体" w:cs="宋体"/>
                 <w:sz w:val="24"/>
                 <w:highlight w:val="none"/>
                 <w:lang w:eastAsia="zh-CN"/>
               </w:rPr>
+            </w:pPr>
+            <w:r>
+              <w:rPr>
+                <w:rFonts w:hint="eastAsia" w:ascii="宋体" w:hAnsi="宋体" w:eastAsia="宋体" w:cs="宋体"/>
+                <w:sz w:val="24"/>
+                <w:highlight w:val="none"/>
+                <w:lang w:eastAsia="zh-CN"/>
+              </w:rPr>
+              <w:t>主键盘区　功能键区　编辑键区</w:t>
+            </w:r>
+          </w:p>
+          <w:p>
+            <w:pPr>
+              <w:keepNext w:val="0"/>
+              <w:keepLines w:val="0"/>
+              <w:suppressLineNumbers w:val="0"/>
+              <w:spacing w:before="0" w:beforeAutospacing="0" w:after="0" w:afterAutospacing="0" w:line="240" w:lineRule="auto"/>
+              <w:ind w:left="0" w:right="0"/>
               <w:jc w:val="center"/>
-            </w:pPr>
-            <w:r>
               <w:rPr>
                 <w:rFonts w:hint="eastAsia" w:ascii="宋体" w:hAnsi="宋体" w:eastAsia="宋体" w:cs="宋体"/>
                 <w:sz w:val="24"/>
                 <w:highlight w:val="none"/>
                 <w:lang w:eastAsia="zh-CN"/>
               </w:rPr>
-              <w:t>键盘——输入设备</w:t>
+            </w:pPr>
+            <w:r>
+              <w:rPr>
+                <w:rFonts w:hint="eastAsia" w:ascii="宋体" w:hAnsi="宋体" w:eastAsia="宋体" w:cs="宋体"/>
+                <w:sz w:val="24"/>
+                <w:highlight w:val="none"/>
+                <w:lang w:eastAsia="zh-CN"/>
+              </w:rPr>
+              <w:t>小键盘区　指示灯区</w:t>
             </w:r>
           </w:p>
           <w:p>
@@ -5101,98 +5212,39 @@
               <w:suppressLineNumbers w:val="0"/>
               <w:spacing w:before="0" w:beforeAutospacing="0" w:after="0" w:afterAutospacing="0" w:line="240" w:lineRule="auto"/>
               <w:ind w:left="0" w:right="0"/>
+              <w:jc w:val="center"/>
               <w:rPr>
                 <w:rFonts w:hint="eastAsia" w:ascii="宋体" w:hAnsi="宋体" w:eastAsia="宋体" w:cs="宋体"/>
                 <w:sz w:val="24"/>
                 <w:highlight w:val="none"/>
                 <w:lang w:eastAsia="zh-CN"/>
               </w:rPr>
+            </w:pPr>
+            <w:r>
+              <w:rPr>
+                <w:rFonts w:hint="eastAsia" w:ascii="宋体" w:hAnsi="宋体" w:eastAsia="宋体" w:cs="宋体"/>
+                <w:sz w:val="24"/>
+                <w:highlight w:val="none"/>
+                <w:lang w:eastAsia="zh-CN"/>
+              </w:rPr>
+              <w:t>主键盘区：输入字母和数字</w:t>
+            </w:r>
+          </w:p>
+          <w:p>
+            <w:pPr>
+              <w:keepNext w:val="0"/>
+              <w:keepLines w:val="0"/>
+              <w:suppressLineNumbers w:val="0"/>
+              <w:spacing w:before="0" w:beforeAutospacing="0" w:after="0" w:afterAutospacing="0" w:line="240" w:lineRule="auto"/>
+              <w:ind w:left="0" w:right="0"/>
               <w:jc w:val="center"/>
-            </w:pPr>
-            <w:r>
               <w:rPr>
                 <w:rFonts w:hint="eastAsia" w:ascii="宋体" w:hAnsi="宋体" w:eastAsia="宋体" w:cs="宋体"/>
                 <w:sz w:val="24"/>
                 <w:highlight w:val="none"/>
                 <w:lang w:eastAsia="zh-CN"/>
               </w:rPr>
-              <w:t>主键盘区（红）　功能键区（黄）　编辑键区（蓝）</w:t>
-            </w:r>
-          </w:p>
-          <w:p>
-            <w:pPr>
-              <w:keepNext w:val="0"/>
-              <w:keepLines w:val="0"/>
-              <w:suppressLineNumbers w:val="0"/>
-              <w:spacing w:before="0" w:beforeAutospacing="0" w:after="0" w:afterAutospacing="0" w:line="240" w:lineRule="auto"/>
-              <w:ind w:left="0" w:right="0"/>
-              <w:rPr>
-                <w:rFonts w:hint="eastAsia" w:ascii="宋体" w:hAnsi="宋体" w:eastAsia="宋体" w:cs="宋体"/>
-                <w:sz w:val="24"/>
-                <w:highlight w:val="none"/>
-                <w:lang w:eastAsia="zh-CN"/>
-              </w:rPr>
-              <w:jc w:val="center"/>
-            </w:pPr>
-            <w:r>
-              <w:rPr>
-                <w:rFonts w:hint="eastAsia" w:ascii="宋体" w:hAnsi="宋体" w:eastAsia="宋体" w:cs="宋体"/>
-                <w:sz w:val="24"/>
-                <w:highlight w:val="none"/>
-                <w:lang w:eastAsia="zh-CN"/>
-              </w:rPr>
-              <w:t>小键盘区（绿）　指示灯区（紫）</w:t>
-            </w:r>
-          </w:p>
-          <w:p>
-            <w:pPr>
-              <w:keepNext w:val="0"/>
-              <w:keepLines w:val="0"/>
-              <w:suppressLineNumbers w:val="0"/>
-              <w:spacing w:before="0" w:beforeAutospacing="0" w:after="0" w:afterAutospacing="0" w:line="240" w:lineRule="auto"/>
-              <w:ind w:left="0" w:right="0"/>
-              <w:rPr>
-                <w:rFonts w:hint="eastAsia" w:ascii="宋体" w:hAnsi="宋体" w:eastAsia="宋体" w:cs="宋体"/>
-                <w:sz w:val="24"/>
-                <w:highlight w:val="none"/>
-                <w:lang w:eastAsia="zh-CN"/>
-              </w:rPr>
-              <w:jc w:val="center"/>
-            </w:pPr>
-            <w:r>
-              <w:rPr>
-                <w:rFonts w:hint="eastAsia" w:ascii="宋体" w:hAnsi="宋体" w:eastAsia="宋体" w:cs="宋体"/>
-                <w:sz w:val="24"/>
-                <w:highlight w:val="none"/>
-                <w:lang w:eastAsia="zh-CN"/>
-              </w:rPr>
-              <w:t>主键盘区：输入字母和数字</w:t>
-            </w:r>
-          </w:p>
-          <w:p>
-            <w:pPr>
-              <w:keepNext w:val="0"/>
-              <w:keepLines w:val="0"/>
-              <w:suppressLineNumbers w:val="0"/>
-              <w:spacing w:before="0" w:beforeAutospacing="0" w:after="0" w:afterAutospacing="0" w:line="240" w:lineRule="auto"/>
-              <w:ind w:left="0" w:right="0"/>
-              <w:rPr>
-                <w:rFonts w:hint="eastAsia" w:ascii="宋体" w:hAnsi="宋体" w:eastAsia="宋体" w:cs="宋体"/>
-                <w:sz w:val="24"/>
-                <w:highlight w:val="none"/>
-                <w:lang w:eastAsia="zh-CN"/>
-              </w:rPr>
-              <w:jc w:val="center"/>
-            </w:pPr>
-            <w:r>
-              <w:rPr>
-                <w:rFonts w:hint="eastAsia" w:ascii="宋体" w:hAnsi="宋体" w:eastAsia="宋体" w:cs="宋体"/>
-                <w:sz w:val="24"/>
-                <w:highlight w:val="none"/>
-                <w:lang w:eastAsia="zh-CN"/>
-              </w:rPr>
-              <w:t>先尝试 → 听讲解 → 再修正 → 多练习</w:t>
-            </w:r>
+            </w:pPr>
           </w:p>
         </w:tc>
       </w:tr>
@@ -5320,10 +5372,8 @@
                 <w:highlight w:val="none"/>
               </w:rPr>
             </w:pPr>
-            <w:r>
-              <w:rPr/>
-              <w:t>（课后填写）</w:t>
-            </w:r>
+            <w:bookmarkStart w:id="0" w:name="_GoBack"/>
+            <w:bookmarkEnd w:id="0"/>
           </w:p>
           <w:p>
             <w:pPr>
@@ -5338,10 +5388,6 @@
                 <w:highlight w:val="none"/>
               </w:rPr>
             </w:pPr>
-            <w:r>
-              <w:rPr/>
-              <w:t/>
-            </w:r>
           </w:p>
           <w:p>
             <w:pPr>
@@ -5356,28 +5402,6 @@
                 <w:highlight w:val="none"/>
               </w:rPr>
             </w:pPr>
-            <w:r>
-              <w:rPr/>
-              <w:t/>
-            </w:r>
-          </w:p>
-          <w:p>
-            <w:pPr>
-              <w:keepNext w:val="0"/>
-              <w:keepLines w:val="0"/>
-              <w:suppressLineNumbers w:val="0"/>
-              <w:spacing w:before="0" w:beforeAutospacing="0" w:after="0" w:afterAutospacing="0" w:line="240" w:lineRule="auto"/>
-              <w:ind w:left="0" w:right="0"/>
-              <w:rPr>
-                <w:rFonts w:hint="eastAsia" w:ascii="宋体" w:hAnsi="宋体" w:eastAsia="宋体" w:cs="宋体"/>
-                <w:szCs w:val="21"/>
-                <w:highlight w:val="none"/>
-              </w:rPr>
-            </w:pPr>
-            <w:r>
-              <w:rPr/>
-              <w:t/>
-            </w:r>
           </w:p>
         </w:tc>
       </w:tr>
@@ -5386,13 +5410,13 @@
       <w:pPr>
         <w:pStyle w:val="11"/>
         <w:widowControl/>
+        <w:spacing w:line="20" w:lineRule="exact"/>
         <w:jc w:val="both"/>
         <w:rPr>
           <w:rFonts w:ascii="华文中宋" w:hAnsi="华文中宋" w:eastAsia="华文中宋" w:cs="华文中宋"/>
           <w:sz w:val="28"/>
           <w:szCs w:val="36"/>
         </w:rPr>
-        <w:spacing w:line="20" w:lineRule="exact"/>
       </w:pPr>
     </w:p>
     <w:sectPr>

--- a/邱梓钊 三年级《认识键盘》教学设计.docx
+++ b/邱梓钊 三年级《认识键盘》教学设计.docx
@@ -450,7 +450,7 @@
           <w:szCs w:val="32"/>
           <w:lang w:val="en-US" w:eastAsia="zh-CN"/>
         </w:rPr>
-        <w:t>授课日期：____年__月__日</w:t>
+        <w:t>授课日期：2026年10月29日</w:t>
       </w:r>
     </w:p>
     <w:p>

--- a/邱梓钊 三年级《认识键盘》教学设计.docx
+++ b/邱梓钊 三年级《认识键盘》教学设计.docx
@@ -1512,7 +1512,7 @@
                 <w:highlight w:val="none"/>
                 <w:lang w:val="en-US" w:eastAsia="zh-CN"/>
               </w:rPr>
-              <w:t>1. 教师提问：“前面的课上，我们学习了鼠标的五种基本操作，谁还记得有哪些？”学生简短回顾，教师依据已学内容补充。</w:t>
+              <w:t>1. 教师提问：“前面的课上，我们学习了鼠标的五种用法：指向、拖动、单击、双击、右击，谁还记得分别是怎么用的？”学生简短回顾，教师依据已学内容补充。</w:t>
             </w:r>
           </w:p>
           <w:p>
@@ -1627,7 +1627,7 @@
                 <w:szCs w:val="22"/>
                 <w:shd w:val="clear" w:fill="FFFFFF"/>
               </w:rPr>
-              <w:t>能回忆已学鼠标操作，知道键盘也是输入设备，明确本课学习对象。</w:t>
+              <w:t>能回忆鼠标五种用法（指向、拖动、单击、双击、右击），知道键盘也是输入设备，明确本课学习对象。</w:t>
             </w:r>
           </w:p>
         </w:tc>
@@ -1973,7 +1973,7 @@
                 <w:highlight w:val="none"/>
                 <w:lang w:val="en-US" w:eastAsia="zh-CN"/>
               </w:rPr>
-              <w:t>2. 示范选颜色、点击或按住鼠标涂色、换色修改的方法，暂不公布正确分区。</w:t>
+              <w:t>2. 示范选颜色、单击填色（也可按住拖动连续涂色）、换色修改的方法，暂不公布正确分区。</w:t>
             </w:r>
           </w:p>
           <w:p>

--- a/邱梓钊 三年级《认识键盘》教学设计.docx
+++ b/邱梓钊 三年级《认识键盘》教学设计.docx
@@ -4554,8 +4554,29 @@
                 <w:lang w:val="en-US" w:eastAsia="zh-CN"/>
               </w:rPr>
               <w:t>1. 学生停下操作，简短回答：“键盘可以分成哪五个区域？”“今天输入字母和数字主要使用了哪里？”</w:t>
-            </w:r>
-          </w:p>
+              <w:br/>
+              <w:t>2. 总结：今天认识了键盘五区，并用主键盘区输入字母和数字；继续练习会更熟悉按键位置。</w:t>
+            </w:r>
+          </w:p>
+        </w:tc>
+        <w:tc>
+          <w:tcPr>
+            <w:tcW w:w="2327" w:type="dxa"/>
+            <w:tcBorders>
+              <w:top w:val="single" w:color="auto" w:sz="2" w:space="0"/>
+              <w:left w:val="single" w:color="auto" w:sz="2" w:space="0"/>
+              <w:bottom w:val="single" w:color="auto" w:sz="2" w:space="0"/>
+              <w:right w:val="single" w:color="auto" w:sz="2" w:space="0"/>
+              <w:tl2br w:val="nil"/>
+              <w:tr2bl w:val="nil"/>
+            </w:tcBorders>
+            <w:tcMar>
+              <w:top w:w="55" w:type="dxa"/>
+              <w:left w:w="65" w:type="dxa"/>
+              <w:bottom w:w="55" w:type="dxa"/>
+              <w:right w:w="65" w:type="dxa"/>
+            </w:tcMar>
+          </w:tcPr>
           <w:p>
             <w:pPr>
               <w:keepNext/>
@@ -4566,87 +4587,6 @@
               </w:numPr>
               <w:suppressLineNumbers w:val="0"/>
               <w:spacing w:before="0" w:beforeAutospacing="0" w:after="0" w:afterAutospacing="0" w:line="240" w:lineRule="auto"/>
-              <w:ind w:left="0" w:right="0"/>
-              <w:jc w:val="both"/>
-              <w:rPr>
-                <w:rFonts w:hint="eastAsia" w:ascii="宋体" w:hAnsi="宋体" w:eastAsia="宋体" w:cs="宋体"/>
-                <w:sz w:val="22"/>
-                <w:szCs w:val="28"/>
-                <w:highlight w:val="none"/>
-                <w:lang w:val="en-US" w:eastAsia="zh-CN"/>
-              </w:rPr>
-            </w:pPr>
-            <w:r>
-              <w:rPr>
-                <w:rFonts w:hint="eastAsia" w:ascii="宋体" w:hAnsi="宋体" w:eastAsia="宋体" w:cs="宋体"/>
-                <w:sz w:val="22"/>
-                <w:szCs w:val="28"/>
-                <w:highlight w:val="none"/>
-                <w:lang w:val="en-US" w:eastAsia="zh-CN"/>
-              </w:rPr>
-              <w:t>2. 邀请学生分享一个找键发现，教师结合填色前后变化和练习情况给予具体反馈。</w:t>
-            </w:r>
-          </w:p>
-          <w:p>
-            <w:pPr>
-              <w:keepNext/>
-              <w:keepLines w:val="0"/>
-              <w:numPr>
-                <w:ilvl w:val="0"/>
-                <w:numId w:val="0"/>
-              </w:numPr>
-              <w:suppressLineNumbers w:val="0"/>
-              <w:spacing w:before="0" w:beforeAutospacing="0" w:after="0" w:afterAutospacing="0" w:line="240" w:lineRule="auto"/>
-              <w:ind w:left="0" w:right="0"/>
-              <w:jc w:val="both"/>
-              <w:rPr>
-                <w:rFonts w:hint="eastAsia" w:ascii="宋体" w:hAnsi="宋体" w:eastAsia="宋体" w:cs="宋体"/>
-                <w:sz w:val="22"/>
-                <w:szCs w:val="28"/>
-                <w:highlight w:val="none"/>
-                <w:lang w:val="en-US" w:eastAsia="zh-CN"/>
-              </w:rPr>
-            </w:pPr>
-            <w:r>
-              <w:rPr>
-                <w:rFonts w:hint="eastAsia" w:ascii="宋体" w:hAnsi="宋体" w:eastAsia="宋体" w:cs="宋体"/>
-                <w:sz w:val="22"/>
-                <w:szCs w:val="28"/>
-                <w:highlight w:val="none"/>
-                <w:lang w:val="en-US" w:eastAsia="zh-CN"/>
-              </w:rPr>
-              <w:t>3. 总结：今天认识了键盘五区，并用主键盘区输入字母和数字；继续练习会更熟悉按键位置。</w:t>
-            </w:r>
-          </w:p>
-        </w:tc>
-        <w:tc>
-          <w:tcPr>
-            <w:tcW w:w="2327" w:type="dxa"/>
-            <w:tcBorders>
-              <w:top w:val="single" w:color="auto" w:sz="2" w:space="0"/>
-              <w:left w:val="single" w:color="auto" w:sz="2" w:space="0"/>
-              <w:bottom w:val="single" w:color="auto" w:sz="2" w:space="0"/>
-              <w:right w:val="single" w:color="auto" w:sz="2" w:space="0"/>
-              <w:tl2br w:val="nil"/>
-              <w:tr2bl w:val="nil"/>
-            </w:tcBorders>
-            <w:tcMar>
-              <w:top w:w="55" w:type="dxa"/>
-              <w:left w:w="65" w:type="dxa"/>
-              <w:bottom w:w="55" w:type="dxa"/>
-              <w:right w:w="65" w:type="dxa"/>
-            </w:tcMar>
-          </w:tcPr>
-          <w:p>
-            <w:pPr>
-              <w:keepNext/>
-              <w:keepLines w:val="0"/>
-              <w:numPr>
-                <w:ilvl w:val="0"/>
-                <w:numId w:val="0"/>
-              </w:numPr>
-              <w:suppressLineNumbers w:val="0"/>
-              <w:spacing w:before="0" w:beforeAutospacing="0" w:after="0" w:afterAutospacing="0" w:line="240" w:lineRule="auto"/>
               <w:ind w:left="0" w:leftChars="0" w:right="0" w:rightChars="0"/>
               <w:jc w:val="both"/>
               <w:rPr>
@@ -4668,7 +4608,7 @@
                 <w:szCs w:val="22"/>
                 <w:shd w:val="clear" w:fill="FFFFFF"/>
               </w:rPr>
-              <w:t>能说出五区名称及主键盘区用途，表达一项练习收获。结合指认和输入表现检查目标达成。</w:t>
+              <w:t>能说出五区名称及主键盘区用途。结合指认和输入表现检查目标达成。</w:t>
             </w:r>
           </w:p>
         </w:tc>

--- a/邱梓钊 三年级《认识键盘》教学设计.docx
+++ b/邱梓钊 三年级《认识键盘》教学设计.docx
@@ -2836,6 +2836,25 @@
               <w:t>2. 逐区指认并简讲：主键盘区在中间较大区域，用于输入字母、数字等；功能键区在上方，提供功能操作；编辑键区用于移动光标、翻页和编辑；小键盘区通常在最右侧，便于集中输入数字；指示灯区显示键盘状态。学生同步在实物上找一找。</w:t>
             </w:r>
           </w:p>
+        </w:tc>
+        <w:tc>
+          <w:tcPr>
+            <w:tcW w:w="2327" w:type="dxa"/>
+            <w:tcBorders>
+              <w:top w:val="single" w:color="auto" w:sz="2" w:space="0"/>
+              <w:left w:val="single" w:color="auto" w:sz="2" w:space="0"/>
+              <w:bottom w:val="single" w:color="auto" w:sz="2" w:space="0"/>
+              <w:right w:val="single" w:color="auto" w:sz="2" w:space="0"/>
+              <w:tl2br w:val="nil"/>
+              <w:tr2bl w:val="nil"/>
+            </w:tcBorders>
+            <w:tcMar>
+              <w:top w:w="55" w:type="dxa"/>
+              <w:left w:w="65" w:type="dxa"/>
+              <w:bottom w:w="55" w:type="dxa"/>
+              <w:right w:w="65" w:type="dxa"/>
+            </w:tcMar>
+          </w:tcPr>
           <w:p>
             <w:pPr>
               <w:keepNext/>
@@ -2846,56 +2865,6 @@
               </w:numPr>
               <w:suppressLineNumbers w:val="0"/>
               <w:spacing w:before="0" w:beforeAutospacing="0" w:after="0" w:afterAutospacing="0" w:line="240" w:lineRule="auto"/>
-              <w:ind w:left="0" w:right="0"/>
-              <w:jc w:val="both"/>
-              <w:rPr>
-                <w:rFonts w:hint="eastAsia" w:ascii="宋体" w:hAnsi="宋体" w:eastAsia="宋体" w:cs="宋体"/>
-                <w:sz w:val="22"/>
-                <w:szCs w:val="28"/>
-                <w:highlight w:val="none"/>
-                <w:lang w:val="en-US" w:eastAsia="zh-CN"/>
-              </w:rPr>
-            </w:pPr>
-            <w:r>
-              <w:rPr>
-                <w:rFonts w:hint="eastAsia" w:ascii="宋体" w:hAnsi="宋体" w:eastAsia="宋体" w:cs="宋体"/>
-                <w:sz w:val="22"/>
-                <w:szCs w:val="28"/>
-                <w:highlight w:val="none"/>
-                <w:lang w:val="en-US" w:eastAsia="zh-CN"/>
-              </w:rPr>
-              <w:t>3. 提醒主键盘区和小键盘区都有数字，本课使用主键盘区的数字。</w:t>
-            </w:r>
-          </w:p>
-        </w:tc>
-        <w:tc>
-          <w:tcPr>
-            <w:tcW w:w="2327" w:type="dxa"/>
-            <w:tcBorders>
-              <w:top w:val="single" w:color="auto" w:sz="2" w:space="0"/>
-              <w:left w:val="single" w:color="auto" w:sz="2" w:space="0"/>
-              <w:bottom w:val="single" w:color="auto" w:sz="2" w:space="0"/>
-              <w:right w:val="single" w:color="auto" w:sz="2" w:space="0"/>
-              <w:tl2br w:val="nil"/>
-              <w:tr2bl w:val="nil"/>
-            </w:tcBorders>
-            <w:tcMar>
-              <w:top w:w="55" w:type="dxa"/>
-              <w:left w:w="65" w:type="dxa"/>
-              <w:bottom w:w="55" w:type="dxa"/>
-              <w:right w:w="65" w:type="dxa"/>
-            </w:tcMar>
-          </w:tcPr>
-          <w:p>
-            <w:pPr>
-              <w:keepNext/>
-              <w:keepLines w:val="0"/>
-              <w:numPr>
-                <w:ilvl w:val="0"/>
-                <w:numId w:val="0"/>
-              </w:numPr>
-              <w:suppressLineNumbers w:val="0"/>
-              <w:spacing w:before="0" w:beforeAutospacing="0" w:after="0" w:afterAutospacing="0" w:line="240" w:lineRule="auto"/>
               <w:ind w:left="0" w:leftChars="0" w:right="0" w:rightChars="0"/>
               <w:jc w:val="both"/>
               <w:rPr>
@@ -2906,18 +2875,7 @@
               </w:rPr>
             </w:pPr>
             <w:r>
-              <w:rPr>
-                <w:rFonts w:hint="eastAsia" w:ascii="宋体" w:hAnsi="宋体" w:eastAsia="宋体" w:cs="宋体"/>
-                <w:i w:val="0"/>
-                <w:iCs w:val="0"/>
-                <w:caps w:val="0"/>
-                <w:color w:val="000000"/>
-                <w:spacing w:val="0"/>
-                <w:sz w:val="22"/>
-                <w:szCs w:val="22"/>
-                <w:shd w:val="clear" w:fill="FFFFFF"/>
-              </w:rPr>
-              <w:t>能对照分区图找到五个区域，初步说出用途；能区分两处数字键。</w:t>
+              <w:t>能对照分区图找到五个区域，初步说出用途。</w:t>
             </w:r>
           </w:p>
         </w:tc>

--- a/邱梓钊 三年级《认识键盘》教学设计.docx
+++ b/邱梓钊 三年级《认识键盘》教学设计.docx
@@ -1402,68 +1402,30 @@
           </w:tcPr>
           <w:p>
             <w:pPr>
-              <w:keepNext/>
-              <w:keepLines w:val="0"/>
-              <w:numPr>
-                <w:ilvl w:val="0"/>
-                <w:numId w:val="0"/>
-              </w:numPr>
-              <w:suppressLineNumbers w:val="0"/>
-              <w:spacing w:before="0" w:beforeAutospacing="0" w:after="0" w:afterAutospacing="0" w:line="240" w:lineRule="auto"/>
-              <w:ind w:left="0" w:right="0" w:rightChars="0"/>
-              <w:jc w:val="center"/>
-              <w:rPr>
-                <w:rFonts w:hint="eastAsia" w:ascii="宋体" w:hAnsi="宋体" w:eastAsia="宋体" w:cs="宋体"/>
-                <w:b/>
-                <w:bCs/>
-                <w:color w:val="000000"/>
-                <w:sz w:val="24"/>
-                <w:highlight w:val="none"/>
-              </w:rPr>
-            </w:pPr>
-            <w:r>
-              <w:rPr>
-                <w:rFonts w:hint="eastAsia" w:ascii="宋体" w:hAnsi="宋体" w:eastAsia="宋体" w:cs="宋体"/>
-                <w:b/>
-                <w:bCs/>
-                <w:color w:val="000000"/>
-                <w:sz w:val="24"/>
-                <w:highlight w:val="none"/>
-              </w:rPr>
-              <w:t>（一）复习导入，引出键盘</w:t>
-            </w:r>
-          </w:p>
-          <w:p>
-            <w:pPr>
-              <w:keepNext/>
-              <w:keepLines w:val="0"/>
-              <w:numPr>
-                <w:ilvl w:val="0"/>
-                <w:numId w:val="0"/>
-              </w:numPr>
-              <w:suppressLineNumbers w:val="0"/>
-              <w:spacing w:before="0" w:beforeAutospacing="0" w:after="0" w:afterAutospacing="0" w:line="240" w:lineRule="auto"/>
-              <w:ind w:left="0" w:right="0" w:rightChars="0"/>
-              <w:jc w:val="center"/>
-              <w:rPr>
-                <w:rFonts w:hint="eastAsia" w:ascii="宋体" w:hAnsi="宋体" w:eastAsia="宋体" w:cs="宋体"/>
-                <w:b/>
-                <w:bCs/>
-                <w:color w:val="000000"/>
-                <w:sz w:val="24"/>
-                <w:highlight w:val="none"/>
-              </w:rPr>
-            </w:pPr>
-            <w:r>
-              <w:rPr>
-                <w:rFonts w:hint="eastAsia" w:ascii="宋体" w:hAnsi="宋体" w:eastAsia="宋体" w:cs="宋体"/>
-                <w:b/>
-                <w:bCs/>
-                <w:color w:val="000000"/>
-                <w:sz w:val="24"/>
-                <w:highlight w:val="none"/>
-              </w:rPr>
-              <w:t>0—2分钟</w:t>
+              <w:spacing w:before="0" w:after="0" w:line="276" w:lineRule="auto"/>
+            </w:pPr>
+            <w:r>
+              <w:rPr>
+                <w:rFonts w:ascii="宋体" w:hAnsi="宋体" w:eastAsia="宋体"/>
+                <w:sz w:val="21"/>
+                <w:szCs w:val="21"/>
+                <w:color w:val="273632"/>
+              </w:rPr>
+              <w:t xml:space="preserve">（一）导入和引出五分区</w:t>
+            </w:r>
+          </w:p>
+          <w:p>
+            <w:pPr>
+              <w:spacing w:before="0" w:after="0" w:line="276" w:lineRule="auto"/>
+            </w:pPr>
+            <w:r>
+              <w:rPr>
+                <w:rFonts w:ascii="宋体" w:hAnsi="宋体" w:eastAsia="宋体"/>
+                <w:sz w:val="21"/>
+                <w:szCs w:val="21"/>
+                <w:color w:val="273632"/>
+              </w:rPr>
+              <w:t xml:space="preserve">约3分钟</w:t>
             </w:r>
           </w:p>
         </w:tc>
@@ -1486,95 +1448,58 @@
           </w:tcPr>
           <w:p>
             <w:pPr>
-              <w:keepNext/>
-              <w:keepLines w:val="0"/>
-              <w:numPr>
-                <w:ilvl w:val="0"/>
-                <w:numId w:val="0"/>
-              </w:numPr>
-              <w:suppressLineNumbers w:val="0"/>
-              <w:spacing w:before="0" w:beforeAutospacing="0" w:after="0" w:afterAutospacing="0" w:line="240" w:lineRule="auto"/>
-              <w:ind w:left="0" w:right="0"/>
-              <w:jc w:val="both"/>
-              <w:rPr>
-                <w:rFonts w:hint="eastAsia" w:ascii="宋体" w:hAnsi="宋体" w:eastAsia="宋体" w:cs="宋体"/>
-                <w:sz w:val="22"/>
-                <w:szCs w:val="28"/>
-                <w:highlight w:val="none"/>
-                <w:lang w:val="en-US" w:eastAsia="zh-CN"/>
-              </w:rPr>
-            </w:pPr>
-            <w:r>
-              <w:rPr>
-                <w:rFonts w:hint="eastAsia" w:ascii="宋体" w:hAnsi="宋体" w:eastAsia="宋体" w:cs="宋体"/>
-                <w:sz w:val="22"/>
-                <w:szCs w:val="28"/>
-                <w:highlight w:val="none"/>
-                <w:lang w:val="en-US" w:eastAsia="zh-CN"/>
-              </w:rPr>
-              <w:t>1. 教师提问：“前面的课上，我们学习了鼠标的五种用法：指向、拖动、单击、双击、右击，谁还记得分别是怎么用的？”学生简短回顾，教师依据已学内容补充。</w:t>
-            </w:r>
-          </w:p>
-          <w:p>
-            <w:pPr>
-              <w:keepNext/>
-              <w:keepLines w:val="0"/>
-              <w:numPr>
-                <w:ilvl w:val="0"/>
-                <w:numId w:val="0"/>
-              </w:numPr>
-              <w:suppressLineNumbers w:val="0"/>
-              <w:spacing w:before="0" w:beforeAutospacing="0" w:after="0" w:afterAutospacing="0" w:line="240" w:lineRule="auto"/>
-              <w:ind w:left="0" w:right="0"/>
-              <w:jc w:val="both"/>
-              <w:rPr>
-                <w:rFonts w:hint="eastAsia" w:ascii="宋体" w:hAnsi="宋体" w:eastAsia="宋体" w:cs="宋体"/>
-                <w:sz w:val="22"/>
-                <w:szCs w:val="28"/>
-                <w:highlight w:val="none"/>
-                <w:lang w:val="en-US" w:eastAsia="zh-CN"/>
-              </w:rPr>
-            </w:pPr>
-            <w:r>
-              <w:rPr>
-                <w:rFonts w:hint="eastAsia" w:ascii="宋体" w:hAnsi="宋体" w:eastAsia="宋体" w:cs="宋体"/>
-                <w:sz w:val="22"/>
-                <w:szCs w:val="28"/>
-                <w:highlight w:val="none"/>
-                <w:lang w:val="en-US" w:eastAsia="zh-CN"/>
-              </w:rPr>
-              <w:t>2. 追问：“如果想在电脑上输入字母和数字，我们还可以请哪位好帮手？”学生回答后，引出键盘。</w:t>
-            </w:r>
-          </w:p>
-          <w:p>
-            <w:pPr>
-              <w:keepNext/>
-              <w:keepLines w:val="0"/>
-              <w:numPr>
-                <w:ilvl w:val="0"/>
-                <w:numId w:val="0"/>
-              </w:numPr>
-              <w:suppressLineNumbers w:val="0"/>
-              <w:spacing w:before="0" w:beforeAutospacing="0" w:after="0" w:afterAutospacing="0" w:line="240" w:lineRule="auto"/>
-              <w:ind w:left="0" w:right="0"/>
-              <w:jc w:val="both"/>
-              <w:rPr>
-                <w:rFonts w:hint="eastAsia" w:ascii="宋体" w:hAnsi="宋体" w:eastAsia="宋体" w:cs="宋体"/>
-                <w:sz w:val="22"/>
-                <w:szCs w:val="28"/>
-                <w:highlight w:val="none"/>
-                <w:lang w:val="en-US" w:eastAsia="zh-CN"/>
-              </w:rPr>
-            </w:pPr>
-            <w:r>
-              <w:rPr>
-                <w:rFonts w:hint="eastAsia" w:ascii="宋体" w:hAnsi="宋体" w:eastAsia="宋体" w:cs="宋体"/>
-                <w:sz w:val="22"/>
-                <w:szCs w:val="28"/>
-                <w:highlight w:val="none"/>
-                <w:lang w:val="en-US" w:eastAsia="zh-CN"/>
-              </w:rPr>
-              <w:t>3. 揭示课题：键盘也是电脑重要的输入设备，今天一起来认识键盘。</w:t>
+              <w:spacing w:before="0" w:after="0" w:line="276" w:lineRule="auto"/>
+            </w:pPr>
+            <w:r>
+              <w:rPr>
+                <w:rFonts w:ascii="宋体" w:hAnsi="宋体" w:eastAsia="宋体"/>
+                <w:sz w:val="21"/>
+                <w:szCs w:val="21"/>
+                <w:color w:val="273632"/>
+              </w:rPr>
+              <w:t xml:space="preserve">1. 教师提问：“前面的课上，我们学习了鼠标的五种用法：指向、拖动、单击、双击、右击，谁还记得分别是怎么用的？”学生简短回顾，教师依据已学内容补充。</w:t>
+            </w:r>
+          </w:p>
+          <w:p>
+            <w:pPr>
+              <w:spacing w:before="0" w:after="0" w:line="276" w:lineRule="auto"/>
+            </w:pPr>
+            <w:r>
+              <w:rPr>
+                <w:rFonts w:ascii="宋体" w:hAnsi="宋体" w:eastAsia="宋体"/>
+                <w:sz w:val="21"/>
+                <w:szCs w:val="21"/>
+                <w:color w:val="273632"/>
+              </w:rPr>
+              <w:t xml:space="preserve">2. 追问：“如果想在电脑上输入字母和数字，我们还可以请哪位好帮手？”学生回答后，引出键盘。</w:t>
+            </w:r>
+          </w:p>
+          <w:p>
+            <w:pPr>
+              <w:spacing w:before="0" w:after="0" w:line="276" w:lineRule="auto"/>
+            </w:pPr>
+            <w:r>
+              <w:rPr>
+                <w:rFonts w:ascii="宋体" w:hAnsi="宋体" w:eastAsia="宋体"/>
+                <w:sz w:val="21"/>
+                <w:szCs w:val="21"/>
+                <w:color w:val="273632"/>
+              </w:rPr>
+              <w:t xml:space="preserve">3. 揭示课题：键盘也是电脑重要的输入设备，今天一起来认识键盘。</w:t>
+            </w:r>
+          </w:p>
+          <w:p>
+            <w:pPr>
+              <w:spacing w:before="0" w:after="0" w:line="276" w:lineRule="auto"/>
+            </w:pPr>
+            <w:r>
+              <w:rPr>
+                <w:rFonts w:ascii="宋体" w:hAnsi="宋体" w:eastAsia="宋体"/>
+                <w:sz w:val="21"/>
+                <w:szCs w:val="21"/>
+                <w:color w:val="273632"/>
+              </w:rPr>
+              <w:t xml:space="preserve">4. 告知键盘分为五个区域，出示颜色图例：主键盘区红色、功能键区黄色、编辑键区蓝色、小键盘区绿色、指示灯区紫色；请学生先想一想各区位置，本环节暂不上色演示。</w:t>
             </w:r>
           </w:p>
         </w:tc>
@@ -1598,36 +1523,16 @@
           </w:tcPr>
           <w:p>
             <w:pPr>
-              <w:keepNext/>
-              <w:keepLines w:val="0"/>
-              <w:numPr>
-                <w:ilvl w:val="0"/>
-                <w:numId w:val="0"/>
-              </w:numPr>
-              <w:suppressLineNumbers w:val="0"/>
-              <w:spacing w:before="0" w:beforeAutospacing="0" w:after="0" w:afterAutospacing="0" w:line="240" w:lineRule="auto"/>
-              <w:ind w:left="0" w:leftChars="0" w:right="0" w:rightChars="0"/>
-              <w:jc w:val="both"/>
-              <w:rPr>
-                <w:rFonts w:hint="eastAsia" w:ascii="宋体" w:hAnsi="宋体" w:eastAsia="宋体" w:cs="宋体"/>
-                <w:sz w:val="24"/>
-                <w:highlight w:val="none"/>
-                <w:lang w:val="en-US" w:eastAsia="zh-CN"/>
-              </w:rPr>
-            </w:pPr>
-            <w:r>
-              <w:rPr>
-                <w:rFonts w:hint="eastAsia" w:ascii="宋体" w:hAnsi="宋体" w:eastAsia="宋体" w:cs="宋体"/>
-                <w:i w:val="0"/>
-                <w:iCs w:val="0"/>
-                <w:caps w:val="0"/>
-                <w:color w:val="000000"/>
-                <w:spacing w:val="0"/>
-                <w:sz w:val="22"/>
-                <w:szCs w:val="22"/>
-                <w:shd w:val="clear" w:fill="FFFFFF"/>
-              </w:rPr>
-              <w:t>能回忆鼠标五种用法（指向、拖动、单击、双击、右击），知道键盘也是输入设备，明确本课学习对象。</w:t>
+              <w:spacing w:before="0" w:after="0" w:line="276" w:lineRule="auto"/>
+            </w:pPr>
+            <w:r>
+              <w:rPr>
+                <w:rFonts w:ascii="宋体" w:hAnsi="宋体" w:eastAsia="宋体"/>
+                <w:sz w:val="21"/>
+                <w:szCs w:val="21"/>
+                <w:color w:val="273632"/>
+              </w:rPr>
+              <w:t xml:space="preserve">能回忆鼠标五种用法（指向、拖动、单击、双击、右击），知道键盘也是输入设备，能说出五区名称并找到颜色图例。</w:t>
             </w:r>
           </w:p>
         </w:tc>
@@ -1649,23 +1554,16 @@
           </w:tcPr>
           <w:p>
             <w:pPr>
-              <w:keepNext/>
-              <w:keepLines w:val="0"/>
-              <w:suppressLineNumbers w:val="0"/>
-              <w:spacing w:before="0" w:beforeAutospacing="0" w:after="0" w:afterAutospacing="0" w:line="240" w:lineRule="auto"/>
-              <w:ind w:left="0" w:right="0"/>
-              <w:jc w:val="both"/>
-              <w:rPr>
-                <w:rFonts w:hint="eastAsia" w:ascii="宋体" w:hAnsi="宋体" w:eastAsia="宋体" w:cs="宋体"/>
-                <w:sz w:val="24"/>
-                <w:highlight w:val="none"/>
-              </w:rPr>
-            </w:pPr>
-            <w:r>
-              <w:rPr>
-                <w:rFonts w:hint="default"/>
-              </w:rPr>
-              <w:t>复习迁移；实物观察。</w:t>
+              <w:spacing w:before="0" w:after="0" w:line="276" w:lineRule="auto"/>
+            </w:pPr>
+            <w:r>
+              <w:rPr>
+                <w:rFonts w:ascii="宋体" w:hAnsi="宋体" w:eastAsia="宋体"/>
+                <w:sz w:val="21"/>
+                <w:szCs w:val="21"/>
+                <w:color w:val="273632"/>
+              </w:rPr>
+              <w:t xml:space="preserve">复习迁移；实物观察；颜色图例常驻。</w:t>
             </w:r>
           </w:p>
         </w:tc>
@@ -1701,57 +1599,30 @@
           </w:tcPr>
           <w:p>
             <w:pPr>
-              <w:keepNext w:val="0"/>
-              <w:keepLines w:val="0"/>
-              <w:suppressLineNumbers w:val="0"/>
-              <w:spacing w:before="0" w:beforeAutospacing="0" w:after="0" w:afterAutospacing="0" w:line="240" w:lineRule="auto"/>
-              <w:ind w:left="0" w:right="0"/>
-              <w:jc w:val="center"/>
-              <w:rPr>
-                <w:rFonts w:hint="eastAsia" w:ascii="宋体" w:hAnsi="宋体" w:eastAsia="宋体" w:cs="宋体"/>
-                <w:b/>
-                <w:bCs/>
-                <w:color w:val="000000"/>
-                <w:sz w:val="24"/>
-                <w:highlight w:val="none"/>
-              </w:rPr>
-            </w:pPr>
-            <w:r>
-              <w:rPr>
-                <w:rFonts w:hint="eastAsia" w:ascii="宋体" w:hAnsi="宋体" w:eastAsia="宋体" w:cs="宋体"/>
-                <w:b/>
-                <w:bCs/>
-                <w:color w:val="000000"/>
-                <w:sz w:val="24"/>
-                <w:highlight w:val="none"/>
-              </w:rPr>
-              <w:t>阶段</w:t>
-            </w:r>
-          </w:p>
-          <w:p>
-            <w:pPr>
-              <w:keepNext w:val="0"/>
-              <w:keepLines w:val="0"/>
-              <w:suppressLineNumbers w:val="0"/>
-              <w:spacing w:before="0" w:beforeAutospacing="0" w:after="0" w:afterAutospacing="0" w:line="240" w:lineRule="auto"/>
-              <w:ind w:left="0" w:right="0"/>
-              <w:jc w:val="center"/>
-              <w:rPr>
-                <w:rFonts w:hint="eastAsia" w:ascii="宋体" w:hAnsi="宋体" w:eastAsia="宋体" w:cs="宋体"/>
-                <w:sz w:val="24"/>
-                <w:highlight w:val="none"/>
-              </w:rPr>
-            </w:pPr>
-            <w:r>
-              <w:rPr>
-                <w:rFonts w:hint="eastAsia" w:ascii="宋体" w:hAnsi="宋体" w:eastAsia="宋体" w:cs="宋体"/>
-                <w:b/>
-                <w:bCs/>
-                <w:color w:val="000000"/>
-                <w:sz w:val="24"/>
-                <w:highlight w:val="none"/>
-              </w:rPr>
-              <w:t>意图</w:t>
+              <w:spacing w:before="0" w:after="0" w:line="276" w:lineRule="auto"/>
+            </w:pPr>
+            <w:r>
+              <w:rPr>
+                <w:rFonts w:ascii="宋体" w:hAnsi="宋体" w:eastAsia="宋体"/>
+                <w:sz w:val="21"/>
+                <w:szCs w:val="21"/>
+                <w:color w:val="273632"/>
+              </w:rPr>
+              <w:t xml:space="preserve">阶段</w:t>
+            </w:r>
+          </w:p>
+          <w:p>
+            <w:pPr>
+              <w:spacing w:before="0" w:after="0" w:line="276" w:lineRule="auto"/>
+            </w:pPr>
+            <w:r>
+              <w:rPr>
+                <w:rFonts w:ascii="宋体" w:hAnsi="宋体" w:eastAsia="宋体"/>
+                <w:sz w:val="21"/>
+                <w:szCs w:val="21"/>
+                <w:color w:val="273632"/>
+              </w:rPr>
+              <w:t xml:space="preserve">意图</w:t>
             </w:r>
           </w:p>
         </w:tc>
@@ -1775,27 +1646,16 @@
           </w:tcPr>
           <w:p>
             <w:pPr>
-              <w:keepNext w:val="0"/>
-              <w:keepLines w:val="0"/>
-              <w:suppressLineNumbers w:val="0"/>
-              <w:spacing w:before="0" w:beforeAutospacing="0" w:after="0" w:afterAutospacing="0" w:line="240" w:lineRule="auto"/>
-              <w:ind w:left="0" w:right="0"/>
-              <w:jc w:val="left"/>
-              <w:rPr>
-                <w:rFonts w:hint="eastAsia" w:ascii="宋体" w:hAnsi="宋体" w:eastAsia="宋体" w:cs="宋体"/>
-                <w:sz w:val="24"/>
-                <w:highlight w:val="none"/>
-                <w:lang w:val="en-US" w:eastAsia="zh-CN"/>
-              </w:rPr>
-            </w:pPr>
-            <w:r>
-              <w:rPr>
-                <w:rFonts w:hint="eastAsia" w:ascii="宋体" w:hAnsi="宋体" w:eastAsia="宋体" w:cs="宋体"/>
-                <w:sz w:val="24"/>
-                <w:highlight w:val="none"/>
-                <w:lang w:val="en-US" w:eastAsia="zh-CN"/>
-              </w:rPr>
-              <w:t>从熟悉的鼠标过渡到键盘，建立新旧知识联系，简短导入后尽快进入动手活动。</w:t>
+              <w:spacing w:before="0" w:after="0" w:line="276" w:lineRule="auto"/>
+            </w:pPr>
+            <w:r>
+              <w:rPr>
+                <w:rFonts w:ascii="宋体" w:hAnsi="宋体" w:eastAsia="宋体"/>
+                <w:sz w:val="21"/>
+                <w:szCs w:val="21"/>
+                <w:color w:val="273632"/>
+              </w:rPr>
+              <w:t xml:space="preserve">从熟悉的鼠标过渡到键盘，引出五区名称与颜色图例，为后续演示和尝试做好准备。</w:t>
             </w:r>
           </w:p>
         </w:tc>
@@ -1832,68 +1692,30 @@
           </w:tcPr>
           <w:p>
             <w:pPr>
-              <w:keepNext/>
-              <w:keepLines w:val="0"/>
-              <w:numPr>
-                <w:ilvl w:val="0"/>
-                <w:numId w:val="0"/>
-              </w:numPr>
-              <w:suppressLineNumbers w:val="0"/>
-              <w:spacing w:before="0" w:beforeAutospacing="0" w:after="0" w:afterAutospacing="0" w:line="240" w:lineRule="auto"/>
-              <w:ind w:left="0" w:right="0" w:rightChars="0"/>
-              <w:jc w:val="center"/>
-              <w:rPr>
-                <w:rFonts w:hint="eastAsia" w:ascii="宋体" w:hAnsi="宋体" w:eastAsia="宋体" w:cs="宋体"/>
-                <w:b/>
-                <w:bCs/>
-                <w:color w:val="000000"/>
-                <w:sz w:val="24"/>
-                <w:highlight w:val="none"/>
-              </w:rPr>
-            </w:pPr>
-            <w:r>
-              <w:rPr>
-                <w:rFonts w:hint="eastAsia" w:ascii="宋体" w:hAnsi="宋体" w:eastAsia="宋体" w:cs="宋体"/>
-                <w:b/>
-                <w:bCs/>
-                <w:color w:val="000000"/>
-                <w:sz w:val="24"/>
-                <w:highlight w:val="none"/>
-              </w:rPr>
-              <w:t>（二）明确任务，学习操作</w:t>
-            </w:r>
-          </w:p>
-          <w:p>
-            <w:pPr>
-              <w:keepNext/>
-              <w:keepLines w:val="0"/>
-              <w:numPr>
-                <w:ilvl w:val="0"/>
-                <w:numId w:val="0"/>
-              </w:numPr>
-              <w:suppressLineNumbers w:val="0"/>
-              <w:spacing w:before="0" w:beforeAutospacing="0" w:after="0" w:afterAutospacing="0" w:line="240" w:lineRule="auto"/>
-              <w:ind w:left="0" w:right="0" w:rightChars="0"/>
-              <w:jc w:val="center"/>
-              <w:rPr>
-                <w:rFonts w:hint="eastAsia" w:ascii="宋体" w:hAnsi="宋体" w:eastAsia="宋体" w:cs="宋体"/>
-                <w:b/>
-                <w:bCs/>
-                <w:color w:val="000000"/>
-                <w:sz w:val="24"/>
-                <w:highlight w:val="none"/>
-              </w:rPr>
-            </w:pPr>
-            <w:r>
-              <w:rPr>
-                <w:rFonts w:hint="eastAsia" w:ascii="宋体" w:hAnsi="宋体" w:eastAsia="宋体" w:cs="宋体"/>
-                <w:b/>
-                <w:bCs/>
-                <w:color w:val="000000"/>
-                <w:sz w:val="24"/>
-                <w:highlight w:val="none"/>
-              </w:rPr>
-              <w:t>2—3分钟</w:t>
+              <w:spacing w:before="0" w:after="0" w:line="276" w:lineRule="auto"/>
+            </w:pPr>
+            <w:r>
+              <w:rPr>
+                <w:rFonts w:ascii="宋体" w:hAnsi="宋体" w:eastAsia="宋体"/>
+                <w:sz w:val="21"/>
+                <w:szCs w:val="21"/>
+                <w:color w:val="273632"/>
+              </w:rPr>
+              <w:t xml:space="preserve">（二）演示上色，学习操作</w:t>
+            </w:r>
+          </w:p>
+          <w:p>
+            <w:pPr>
+              <w:spacing w:before="0" w:after="0" w:line="276" w:lineRule="auto"/>
+            </w:pPr>
+            <w:r>
+              <w:rPr>
+                <w:rFonts w:ascii="宋体" w:hAnsi="宋体" w:eastAsia="宋体"/>
+                <w:sz w:val="21"/>
+                <w:szCs w:val="21"/>
+                <w:color w:val="273632"/>
+              </w:rPr>
+              <w:t xml:space="preserve">约3分钟</w:t>
             </w:r>
           </w:p>
         </w:tc>
@@ -1916,95 +1738,30 @@
           </w:tcPr>
           <w:p>
             <w:pPr>
-              <w:keepNext/>
-              <w:keepLines w:val="0"/>
-              <w:numPr>
-                <w:ilvl w:val="0"/>
-                <w:numId w:val="0"/>
-              </w:numPr>
-              <w:suppressLineNumbers w:val="0"/>
-              <w:spacing w:before="0" w:beforeAutospacing="0" w:after="0" w:afterAutospacing="0" w:line="240" w:lineRule="auto"/>
-              <w:ind w:left="0" w:right="0"/>
-              <w:jc w:val="both"/>
-              <w:rPr>
-                <w:rFonts w:hint="eastAsia" w:ascii="宋体" w:hAnsi="宋体" w:eastAsia="宋体" w:cs="宋体"/>
-                <w:sz w:val="22"/>
-                <w:szCs w:val="28"/>
-                <w:highlight w:val="none"/>
-                <w:lang w:val="en-US" w:eastAsia="zh-CN"/>
-              </w:rPr>
-            </w:pPr>
-            <w:r>
-              <w:rPr>
-                <w:rFonts w:hint="eastAsia" w:ascii="宋体" w:hAnsi="宋体" w:eastAsia="宋体" w:cs="宋体"/>
-                <w:sz w:val="22"/>
-                <w:szCs w:val="28"/>
-                <w:highlight w:val="none"/>
-                <w:lang w:val="en-US" w:eastAsia="zh-CN"/>
-              </w:rPr>
-              <w:t>1. 告知键盘分为五个区域，出示颜色图例：主键盘区红色、功能键区黄色、编辑键区蓝色、小键盘区绿色、指示灯区紫色。</w:t>
-            </w:r>
-          </w:p>
-          <w:p>
-            <w:pPr>
-              <w:keepNext/>
-              <w:keepLines w:val="0"/>
-              <w:numPr>
-                <w:ilvl w:val="0"/>
-                <w:numId w:val="0"/>
-              </w:numPr>
-              <w:suppressLineNumbers w:val="0"/>
-              <w:spacing w:before="0" w:beforeAutospacing="0" w:after="0" w:afterAutospacing="0" w:line="240" w:lineRule="auto"/>
-              <w:ind w:left="0" w:right="0"/>
-              <w:jc w:val="both"/>
-              <w:rPr>
-                <w:rFonts w:hint="eastAsia" w:ascii="宋体" w:hAnsi="宋体" w:eastAsia="宋体" w:cs="宋体"/>
-                <w:sz w:val="22"/>
-                <w:szCs w:val="28"/>
-                <w:highlight w:val="none"/>
-                <w:lang w:val="en-US" w:eastAsia="zh-CN"/>
-              </w:rPr>
-            </w:pPr>
-            <w:r>
-              <w:rPr>
-                <w:rFonts w:hint="eastAsia" w:ascii="宋体" w:hAnsi="宋体" w:eastAsia="宋体" w:cs="宋体"/>
-                <w:sz w:val="22"/>
-                <w:szCs w:val="28"/>
-                <w:highlight w:val="none"/>
-                <w:lang w:val="en-US" w:eastAsia="zh-CN"/>
-              </w:rPr>
-              <w:t>2. 示范选颜色、单击填色（也可按住拖动连续涂色）、换色修改的方法，暂不公布正确分区。</w:t>
-            </w:r>
-          </w:p>
-          <w:p>
-            <w:pPr>
-              <w:keepNext/>
-              <w:keepLines w:val="0"/>
-              <w:numPr>
-                <w:ilvl w:val="0"/>
-                <w:numId w:val="0"/>
-              </w:numPr>
-              <w:suppressLineNumbers w:val="0"/>
-              <w:spacing w:before="0" w:beforeAutospacing="0" w:after="0" w:afterAutospacing="0" w:line="240" w:lineRule="auto"/>
-              <w:ind w:left="0" w:right="0"/>
-              <w:jc w:val="both"/>
-              <w:rPr>
-                <w:rFonts w:hint="eastAsia" w:ascii="宋体" w:hAnsi="宋体" w:eastAsia="宋体" w:cs="宋体"/>
-                <w:sz w:val="22"/>
-                <w:szCs w:val="28"/>
-                <w:highlight w:val="none"/>
-                <w:lang w:val="en-US" w:eastAsia="zh-CN"/>
-              </w:rPr>
-            </w:pPr>
-            <w:r>
-              <w:rPr>
-                <w:rFonts w:hint="eastAsia" w:ascii="宋体" w:hAnsi="宋体" w:eastAsia="宋体" w:cs="宋体"/>
-                <w:sz w:val="22"/>
-                <w:szCs w:val="28"/>
-                <w:highlight w:val="none"/>
-                <w:lang w:val="en-US" w:eastAsia="zh-CN"/>
-              </w:rPr>
-              <w:t>3. 布置任务：“看看网页上的键盘，也看看面前的键盘，按自己的判断试着填色。”</w:t>
+              <w:spacing w:before="0" w:after="0" w:line="276" w:lineRule="auto"/>
+            </w:pPr>
+            <w:r>
+              <w:rPr>
+                <w:rFonts w:ascii="宋体" w:hAnsi="宋体" w:eastAsia="宋体"/>
+                <w:sz w:val="21"/>
+                <w:szCs w:val="21"/>
+                <w:color w:val="273632"/>
+              </w:rPr>
+              <w:t xml:space="preserve">1. 示范选颜色、单击填色（也可按住拖动连续涂色）、换色修改的方法，暂不公布正确分区。</w:t>
+            </w:r>
+          </w:p>
+          <w:p>
+            <w:pPr>
+              <w:spacing w:before="0" w:after="0" w:line="276" w:lineRule="auto"/>
+            </w:pPr>
+            <w:r>
+              <w:rPr>
+                <w:rFonts w:ascii="宋体" w:hAnsi="宋体" w:eastAsia="宋体"/>
+                <w:sz w:val="21"/>
+                <w:szCs w:val="21"/>
+                <w:color w:val="273632"/>
+              </w:rPr>
+              <w:t xml:space="preserve">2. 布置任务：“看看网页上的键盘，也看看面前的键盘，按自己的判断试着填色。”</w:t>
             </w:r>
           </w:p>
         </w:tc>
@@ -2028,36 +1785,16 @@
           </w:tcPr>
           <w:p>
             <w:pPr>
-              <w:keepNext/>
-              <w:keepLines w:val="0"/>
-              <w:numPr>
-                <w:ilvl w:val="0"/>
-                <w:numId w:val="0"/>
-              </w:numPr>
-              <w:suppressLineNumbers w:val="0"/>
-              <w:spacing w:before="0" w:beforeAutospacing="0" w:after="0" w:afterAutospacing="0" w:line="240" w:lineRule="auto"/>
-              <w:ind w:left="0" w:leftChars="0" w:right="0" w:rightChars="0"/>
-              <w:jc w:val="both"/>
-              <w:rPr>
-                <w:rFonts w:hint="eastAsia" w:ascii="宋体" w:hAnsi="宋体" w:eastAsia="宋体" w:cs="宋体"/>
-                <w:sz w:val="24"/>
-                <w:highlight w:val="none"/>
-                <w:lang w:val="en-US" w:eastAsia="zh-CN"/>
-              </w:rPr>
-            </w:pPr>
-            <w:r>
-              <w:rPr>
-                <w:rFonts w:hint="eastAsia" w:ascii="宋体" w:hAnsi="宋体" w:eastAsia="宋体" w:cs="宋体"/>
-                <w:i w:val="0"/>
-                <w:iCs w:val="0"/>
-                <w:caps w:val="0"/>
-                <w:color w:val="000000"/>
-                <w:spacing w:val="0"/>
-                <w:sz w:val="22"/>
-                <w:szCs w:val="22"/>
-                <w:shd w:val="clear" w:fill="FFFFFF"/>
-              </w:rPr>
-              <w:t>能找到颜色图例，理解填色任务，会选择颜色和修改。</w:t>
+              <w:spacing w:before="0" w:after="0" w:line="276" w:lineRule="auto"/>
+            </w:pPr>
+            <w:r>
+              <w:rPr>
+                <w:rFonts w:ascii="宋体" w:hAnsi="宋体" w:eastAsia="宋体"/>
+                <w:sz w:val="21"/>
+                <w:szCs w:val="21"/>
+                <w:color w:val="273632"/>
+              </w:rPr>
+              <w:t xml:space="preserve">理解填色任务，会选择颜色、单击或拖动填色，并能换色修改。</w:t>
             </w:r>
           </w:p>
         </w:tc>
@@ -2079,23 +1816,16 @@
           </w:tcPr>
           <w:p>
             <w:pPr>
-              <w:keepNext/>
-              <w:keepLines w:val="0"/>
-              <w:suppressLineNumbers w:val="0"/>
-              <w:spacing w:before="0" w:beforeAutospacing="0" w:after="0" w:afterAutospacing="0" w:line="240" w:lineRule="auto"/>
-              <w:ind w:left="0" w:right="0"/>
-              <w:jc w:val="both"/>
-              <w:rPr>
-                <w:rFonts w:hint="eastAsia" w:ascii="宋体" w:hAnsi="宋体" w:eastAsia="宋体" w:cs="宋体"/>
-                <w:sz w:val="24"/>
-                <w:highlight w:val="none"/>
-              </w:rPr>
-            </w:pPr>
-            <w:r>
-              <w:rPr>
-                <w:rFonts w:hint="default"/>
-              </w:rPr>
-              <w:t>颜色图例常驻；操作示范。</w:t>
+              <w:spacing w:before="0" w:after="0" w:line="276" w:lineRule="auto"/>
+            </w:pPr>
+            <w:r>
+              <w:rPr>
+                <w:rFonts w:ascii="宋体" w:hAnsi="宋体" w:eastAsia="宋体"/>
+                <w:sz w:val="21"/>
+                <w:szCs w:val="21"/>
+                <w:color w:val="273632"/>
+              </w:rPr>
+              <w:t xml:space="preserve">操作示范。</w:t>
             </w:r>
           </w:p>
         </w:tc>
@@ -2131,57 +1861,30 @@
           </w:tcPr>
           <w:p>
             <w:pPr>
-              <w:keepNext w:val="0"/>
-              <w:keepLines w:val="0"/>
-              <w:suppressLineNumbers w:val="0"/>
-              <w:spacing w:before="0" w:beforeAutospacing="0" w:after="0" w:afterAutospacing="0" w:line="240" w:lineRule="auto"/>
-              <w:ind w:left="0" w:right="0"/>
-              <w:jc w:val="center"/>
-              <w:rPr>
-                <w:rFonts w:hint="eastAsia" w:ascii="宋体" w:hAnsi="宋体" w:eastAsia="宋体" w:cs="宋体"/>
-                <w:b/>
-                <w:bCs/>
-                <w:color w:val="000000"/>
-                <w:sz w:val="24"/>
-                <w:highlight w:val="none"/>
-              </w:rPr>
-            </w:pPr>
-            <w:r>
-              <w:rPr>
-                <w:rFonts w:hint="eastAsia" w:ascii="宋体" w:hAnsi="宋体" w:eastAsia="宋体" w:cs="宋体"/>
-                <w:b/>
-                <w:bCs/>
-                <w:color w:val="000000"/>
-                <w:sz w:val="24"/>
-                <w:highlight w:val="none"/>
-              </w:rPr>
-              <w:t>阶段</w:t>
-            </w:r>
-          </w:p>
-          <w:p>
-            <w:pPr>
-              <w:keepNext w:val="0"/>
-              <w:keepLines w:val="0"/>
-              <w:suppressLineNumbers w:val="0"/>
-              <w:spacing w:before="0" w:beforeAutospacing="0" w:after="0" w:afterAutospacing="0" w:line="240" w:lineRule="auto"/>
-              <w:ind w:left="0" w:right="0"/>
-              <w:jc w:val="center"/>
-              <w:rPr>
-                <w:rFonts w:hint="eastAsia" w:ascii="宋体" w:hAnsi="宋体" w:eastAsia="宋体" w:cs="宋体"/>
-                <w:sz w:val="24"/>
-                <w:highlight w:val="none"/>
-              </w:rPr>
-            </w:pPr>
-            <w:r>
-              <w:rPr>
-                <w:rFonts w:hint="eastAsia" w:ascii="宋体" w:hAnsi="宋体" w:eastAsia="宋体" w:cs="宋体"/>
-                <w:b/>
-                <w:bCs/>
-                <w:color w:val="000000"/>
-                <w:sz w:val="24"/>
-                <w:highlight w:val="none"/>
-              </w:rPr>
-              <w:t>意图</w:t>
+              <w:spacing w:before="0" w:after="0" w:line="276" w:lineRule="auto"/>
+            </w:pPr>
+            <w:r>
+              <w:rPr>
+                <w:rFonts w:ascii="宋体" w:hAnsi="宋体" w:eastAsia="宋体"/>
+                <w:sz w:val="21"/>
+                <w:szCs w:val="21"/>
+                <w:color w:val="273632"/>
+              </w:rPr>
+              <w:t xml:space="preserve">阶段</w:t>
+            </w:r>
+          </w:p>
+          <w:p>
+            <w:pPr>
+              <w:spacing w:before="0" w:after="0" w:line="276" w:lineRule="auto"/>
+            </w:pPr>
+            <w:r>
+              <w:rPr>
+                <w:rFonts w:ascii="宋体" w:hAnsi="宋体" w:eastAsia="宋体"/>
+                <w:sz w:val="21"/>
+                <w:szCs w:val="21"/>
+                <w:color w:val="273632"/>
+              </w:rPr>
+              <w:t xml:space="preserve">意图</w:t>
             </w:r>
           </w:p>
         </w:tc>
@@ -2205,27 +1908,16 @@
           </w:tcPr>
           <w:p>
             <w:pPr>
-              <w:keepNext w:val="0"/>
-              <w:keepLines w:val="0"/>
-              <w:suppressLineNumbers w:val="0"/>
-              <w:spacing w:before="0" w:beforeAutospacing="0" w:after="0" w:afterAutospacing="0" w:line="240" w:lineRule="auto"/>
-              <w:ind w:left="0" w:right="0"/>
-              <w:jc w:val="left"/>
-              <w:rPr>
-                <w:rFonts w:hint="eastAsia" w:ascii="宋体" w:hAnsi="宋体" w:eastAsia="宋体" w:cs="宋体"/>
-                <w:sz w:val="24"/>
-                <w:highlight w:val="none"/>
-                <w:lang w:val="en-US" w:eastAsia="zh-CN"/>
-              </w:rPr>
-            </w:pPr>
-            <w:r>
-              <w:rPr>
-                <w:rFonts w:hint="eastAsia" w:ascii="宋体" w:hAnsi="宋体" w:eastAsia="宋体" w:cs="宋体"/>
-                <w:sz w:val="24"/>
-                <w:highlight w:val="none"/>
-                <w:lang w:val="en-US" w:eastAsia="zh-CN"/>
-              </w:rPr>
-              <w:t>给出清楚的操作规则，保留学生独立判断区域边界的空间，为第一次尝试做好准备。</w:t>
+              <w:spacing w:before="0" w:after="0" w:line="276" w:lineRule="auto"/>
+            </w:pPr>
+            <w:r>
+              <w:rPr>
+                <w:rFonts w:ascii="宋体" w:hAnsi="宋体" w:eastAsia="宋体"/>
+                <w:sz w:val="21"/>
+                <w:szCs w:val="21"/>
+                <w:color w:val="273632"/>
+              </w:rPr>
+              <w:t xml:space="preserve">给出清楚的操作规则，保留学生独立判断区域边界的空间，为第一次尝试做好准备。</w:t>
             </w:r>
           </w:p>
         </w:tc>
@@ -2262,68 +1954,30 @@
           </w:tcPr>
           <w:p>
             <w:pPr>
-              <w:keepNext/>
-              <w:keepLines w:val="0"/>
-              <w:numPr>
-                <w:ilvl w:val="0"/>
-                <w:numId w:val="0"/>
-              </w:numPr>
-              <w:suppressLineNumbers w:val="0"/>
-              <w:spacing w:before="0" w:beforeAutospacing="0" w:after="0" w:afterAutospacing="0" w:line="240" w:lineRule="auto"/>
-              <w:ind w:left="0" w:right="0" w:rightChars="0"/>
-              <w:jc w:val="center"/>
-              <w:rPr>
-                <w:rFonts w:hint="eastAsia" w:ascii="宋体" w:hAnsi="宋体" w:eastAsia="宋体" w:cs="宋体"/>
-                <w:b/>
-                <w:bCs/>
-                <w:color w:val="000000"/>
-                <w:sz w:val="24"/>
-                <w:highlight w:val="none"/>
-              </w:rPr>
-            </w:pPr>
-            <w:r>
-              <w:rPr>
-                <w:rFonts w:hint="eastAsia" w:ascii="宋体" w:hAnsi="宋体" w:eastAsia="宋体" w:cs="宋体"/>
-                <w:b/>
-                <w:bCs/>
-                <w:color w:val="000000"/>
-                <w:sz w:val="24"/>
-                <w:highlight w:val="none"/>
-              </w:rPr>
-              <w:t>（三）自主尝试，键盘填色</w:t>
-            </w:r>
-          </w:p>
-          <w:p>
-            <w:pPr>
-              <w:keepNext/>
-              <w:keepLines w:val="0"/>
-              <w:numPr>
-                <w:ilvl w:val="0"/>
-                <w:numId w:val="0"/>
-              </w:numPr>
-              <w:suppressLineNumbers w:val="0"/>
-              <w:spacing w:before="0" w:beforeAutospacing="0" w:after="0" w:afterAutospacing="0" w:line="240" w:lineRule="auto"/>
-              <w:ind w:left="0" w:right="0" w:rightChars="0"/>
-              <w:jc w:val="center"/>
-              <w:rPr>
-                <w:rFonts w:hint="eastAsia" w:ascii="宋体" w:hAnsi="宋体" w:eastAsia="宋体" w:cs="宋体"/>
-                <w:b/>
-                <w:bCs/>
-                <w:color w:val="000000"/>
-                <w:sz w:val="24"/>
-                <w:highlight w:val="none"/>
-              </w:rPr>
-            </w:pPr>
-            <w:r>
-              <w:rPr>
-                <w:rFonts w:hint="eastAsia" w:ascii="宋体" w:hAnsi="宋体" w:eastAsia="宋体" w:cs="宋体"/>
-                <w:b/>
-                <w:bCs/>
-                <w:color w:val="000000"/>
-                <w:sz w:val="24"/>
-                <w:highlight w:val="none"/>
-              </w:rPr>
-              <w:t>3—13分钟</w:t>
+              <w:spacing w:before="0" w:after="0" w:line="276" w:lineRule="auto"/>
+            </w:pPr>
+            <w:r>
+              <w:rPr>
+                <w:rFonts w:ascii="宋体" w:hAnsi="宋体" w:eastAsia="宋体"/>
+                <w:sz w:val="21"/>
+                <w:szCs w:val="21"/>
+                <w:color w:val="273632"/>
+              </w:rPr>
+              <w:t xml:space="preserve">（三）自主尝试，键盘填色</w:t>
+            </w:r>
+          </w:p>
+          <w:p>
+            <w:pPr>
+              <w:spacing w:before="0" w:after="0" w:line="276" w:lineRule="auto"/>
+            </w:pPr>
+            <w:r>
+              <w:rPr>
+                <w:rFonts w:ascii="宋体" w:hAnsi="宋体" w:eastAsia="宋体"/>
+                <w:sz w:val="21"/>
+                <w:szCs w:val="21"/>
+                <w:color w:val="273632"/>
+              </w:rPr>
+              <w:t xml:space="preserve">约7分钟</w:t>
             </w:r>
           </w:p>
         </w:tc>
@@ -2346,95 +2000,44 @@
           </w:tcPr>
           <w:p>
             <w:pPr>
-              <w:keepNext/>
-              <w:keepLines w:val="0"/>
-              <w:numPr>
-                <w:ilvl w:val="0"/>
-                <w:numId w:val="0"/>
-              </w:numPr>
-              <w:suppressLineNumbers w:val="0"/>
-              <w:spacing w:before="0" w:beforeAutospacing="0" w:after="0" w:afterAutospacing="0" w:line="240" w:lineRule="auto"/>
-              <w:ind w:left="0" w:right="0"/>
-              <w:jc w:val="both"/>
-              <w:rPr>
-                <w:rFonts w:hint="eastAsia" w:ascii="宋体" w:hAnsi="宋体" w:eastAsia="宋体" w:cs="宋体"/>
-                <w:sz w:val="22"/>
-                <w:szCs w:val="28"/>
-                <w:highlight w:val="none"/>
-                <w:lang w:val="en-US" w:eastAsia="zh-CN"/>
-              </w:rPr>
-            </w:pPr>
-            <w:r>
-              <w:rPr>
-                <w:rFonts w:hint="eastAsia" w:ascii="宋体" w:hAnsi="宋体" w:eastAsia="宋体" w:cs="宋体"/>
-                <w:sz w:val="22"/>
-                <w:szCs w:val="28"/>
-                <w:highlight w:val="none"/>
-                <w:lang w:val="en-US" w:eastAsia="zh-CN"/>
-              </w:rPr>
-              <w:t>1. 学生对照实物键盘，自主给模拟键盘各格填色；页面自动同步当前选择。</w:t>
-            </w:r>
-          </w:p>
-          <w:p>
-            <w:pPr>
-              <w:keepNext/>
-              <w:keepLines w:val="0"/>
-              <w:numPr>
-                <w:ilvl w:val="0"/>
-                <w:numId w:val="0"/>
-              </w:numPr>
-              <w:suppressLineNumbers w:val="0"/>
-              <w:spacing w:before="0" w:beforeAutospacing="0" w:after="0" w:afterAutospacing="0" w:line="240" w:lineRule="auto"/>
-              <w:ind w:left="0" w:right="0"/>
-              <w:jc w:val="both"/>
-              <w:rPr>
-                <w:rFonts w:hint="eastAsia" w:ascii="宋体" w:hAnsi="宋体" w:eastAsia="宋体" w:cs="宋体"/>
-                <w:sz w:val="22"/>
-                <w:szCs w:val="28"/>
-                <w:highlight w:val="none"/>
-                <w:lang w:val="en-US" w:eastAsia="zh-CN"/>
-              </w:rPr>
-            </w:pPr>
-            <w:r>
-              <w:rPr>
-                <w:rFonts w:hint="eastAsia" w:ascii="宋体" w:hAnsi="宋体" w:eastAsia="宋体" w:cs="宋体"/>
-                <w:sz w:val="22"/>
-                <w:szCs w:val="28"/>
-                <w:highlight w:val="none"/>
-                <w:lang w:val="en-US" w:eastAsia="zh-CN"/>
-              </w:rPr>
-              <w:t>2. 教师巡视，帮助解决操作困难，观察学生判断分区的依据。遇到询问，先引导：“看看它的位置和周围的键，按自己的想法试一试。”</w:t>
-            </w:r>
-          </w:p>
-          <w:p>
-            <w:pPr>
-              <w:keepNext/>
-              <w:keepLines w:val="0"/>
-              <w:numPr>
-                <w:ilvl w:val="0"/>
-                <w:numId w:val="0"/>
-              </w:numPr>
-              <w:suppressLineNumbers w:val="0"/>
-              <w:spacing w:before="0" w:beforeAutospacing="0" w:after="0" w:afterAutospacing="0" w:line="240" w:lineRule="auto"/>
-              <w:ind w:left="0" w:right="0"/>
-              <w:jc w:val="both"/>
-              <w:rPr>
-                <w:rFonts w:hint="eastAsia" w:ascii="宋体" w:hAnsi="宋体" w:eastAsia="宋体" w:cs="宋体"/>
-                <w:sz w:val="22"/>
-                <w:szCs w:val="28"/>
-                <w:highlight w:val="none"/>
-                <w:lang w:val="en-US" w:eastAsia="zh-CN"/>
-              </w:rPr>
-            </w:pPr>
-            <w:r>
-              <w:rPr>
-                <w:rFonts w:hint="eastAsia" w:ascii="宋体" w:hAnsi="宋体" w:eastAsia="宋体" w:cs="宋体"/>
-                <w:sz w:val="22"/>
-                <w:szCs w:val="28"/>
-                <w:highlight w:val="none"/>
-                <w:lang w:val="en-US" w:eastAsia="zh-CN"/>
-              </w:rPr>
-              <w:t>3. 教师查看混色键盘，悬停格子了解各颜色人数和比例，选取易混淆位置作为讲解切入点。结束前保存讲解前快照。</w:t>
+              <w:spacing w:before="0" w:after="0" w:line="276" w:lineRule="auto"/>
+            </w:pPr>
+            <w:r>
+              <w:rPr>
+                <w:rFonts w:ascii="宋体" w:hAnsi="宋体" w:eastAsia="宋体"/>
+                <w:sz w:val="21"/>
+                <w:szCs w:val="21"/>
+                <w:color w:val="273632"/>
+              </w:rPr>
+              <w:t xml:space="preserve">1. 学生对照实物键盘，自主给模拟键盘各格填色；页面自动同步当前选择。</w:t>
+            </w:r>
+          </w:p>
+          <w:p>
+            <w:pPr>
+              <w:spacing w:before="0" w:after="0" w:line="276" w:lineRule="auto"/>
+            </w:pPr>
+            <w:r>
+              <w:rPr>
+                <w:rFonts w:ascii="宋体" w:hAnsi="宋体" w:eastAsia="宋体"/>
+                <w:sz w:val="21"/>
+                <w:szCs w:val="21"/>
+                <w:color w:val="273632"/>
+              </w:rPr>
+              <w:t xml:space="preserve">2. 教师巡视，帮助解决操作困难，观察学生判断分区的依据。遇到询问，先引导：“看看它的位置和周围的键，按自己的想法试一试。”</w:t>
+            </w:r>
+          </w:p>
+          <w:p>
+            <w:pPr>
+              <w:spacing w:before="0" w:after="0" w:line="276" w:lineRule="auto"/>
+            </w:pPr>
+            <w:r>
+              <w:rPr>
+                <w:rFonts w:ascii="宋体" w:hAnsi="宋体" w:eastAsia="宋体"/>
+                <w:sz w:val="21"/>
+                <w:szCs w:val="21"/>
+                <w:color w:val="273632"/>
+              </w:rPr>
+              <w:t xml:space="preserve">3. 教师查看混色键盘，悬停格子了解各颜色人数和比例，选取易混淆位置作为讲解切入点。结束前保存讲解前快照。</w:t>
             </w:r>
           </w:p>
         </w:tc>
@@ -2458,36 +2061,16 @@
           </w:tcPr>
           <w:p>
             <w:pPr>
-              <w:keepNext/>
-              <w:keepLines w:val="0"/>
-              <w:numPr>
-                <w:ilvl w:val="0"/>
-                <w:numId w:val="0"/>
-              </w:numPr>
-              <w:suppressLineNumbers w:val="0"/>
-              <w:spacing w:before="0" w:beforeAutospacing="0" w:after="0" w:afterAutospacing="0" w:line="240" w:lineRule="auto"/>
-              <w:ind w:left="0" w:leftChars="0" w:right="0" w:rightChars="0"/>
-              <w:jc w:val="both"/>
-              <w:rPr>
-                <w:rFonts w:hint="eastAsia" w:ascii="宋体" w:hAnsi="宋体" w:eastAsia="宋体" w:cs="宋体"/>
-                <w:sz w:val="24"/>
-                <w:highlight w:val="none"/>
-                <w:lang w:val="en-US" w:eastAsia="zh-CN"/>
-              </w:rPr>
-            </w:pPr>
-            <w:r>
-              <w:rPr>
-                <w:rFonts w:hint="eastAsia" w:ascii="宋体" w:hAnsi="宋体" w:eastAsia="宋体" w:cs="宋体"/>
-                <w:i w:val="0"/>
-                <w:iCs w:val="0"/>
-                <w:caps w:val="0"/>
-                <w:color w:val="000000"/>
-                <w:spacing w:val="0"/>
-                <w:sz w:val="22"/>
-                <w:szCs w:val="22"/>
-                <w:shd w:val="clear" w:fill="FFFFFF"/>
-              </w:rPr>
-              <w:t>能独立作出分区判断并操作网页；教师通过填色结果识别共性困惑，不以第一次结果判定最终掌握情况。</w:t>
+              <w:spacing w:before="0" w:after="0" w:line="276" w:lineRule="auto"/>
+            </w:pPr>
+            <w:r>
+              <w:rPr>
+                <w:rFonts w:ascii="宋体" w:hAnsi="宋体" w:eastAsia="宋体"/>
+                <w:sz w:val="21"/>
+                <w:szCs w:val="21"/>
+                <w:color w:val="273632"/>
+              </w:rPr>
+              <w:t xml:space="preserve">能独立作出分区判断并操作网页；教师通过填色结果识别共性困惑，不以第一次结果判定最终掌握情况。</w:t>
             </w:r>
           </w:p>
         </w:tc>
@@ -2509,23 +2092,16 @@
           </w:tcPr>
           <w:p>
             <w:pPr>
-              <w:keepNext/>
-              <w:keepLines w:val="0"/>
-              <w:suppressLineNumbers w:val="0"/>
-              <w:spacing w:before="0" w:beforeAutospacing="0" w:after="0" w:afterAutospacing="0" w:line="240" w:lineRule="auto"/>
-              <w:ind w:left="0" w:right="0"/>
-              <w:jc w:val="both"/>
-              <w:rPr>
-                <w:rFonts w:hint="eastAsia" w:ascii="宋体" w:hAnsi="宋体" w:eastAsia="宋体" w:cs="宋体"/>
-                <w:sz w:val="24"/>
-                <w:highlight w:val="none"/>
-              </w:rPr>
-            </w:pPr>
-            <w:r>
-              <w:rPr>
-                <w:rFonts w:hint="default"/>
-              </w:rPr>
-              <w:t>先学后教；实时混色反馈。</w:t>
+              <w:spacing w:before="0" w:after="0" w:line="276" w:lineRule="auto"/>
+            </w:pPr>
+            <w:r>
+              <w:rPr>
+                <w:rFonts w:ascii="宋体" w:hAnsi="宋体" w:eastAsia="宋体"/>
+                <w:sz w:val="21"/>
+                <w:szCs w:val="21"/>
+                <w:color w:val="273632"/>
+              </w:rPr>
+              <w:t xml:space="preserve">先学后教；实时混色反馈。</w:t>
             </w:r>
           </w:p>
         </w:tc>
@@ -2561,57 +2137,30 @@
           </w:tcPr>
           <w:p>
             <w:pPr>
-              <w:keepNext w:val="0"/>
-              <w:keepLines w:val="0"/>
-              <w:suppressLineNumbers w:val="0"/>
-              <w:spacing w:before="0" w:beforeAutospacing="0" w:after="0" w:afterAutospacing="0" w:line="240" w:lineRule="auto"/>
-              <w:ind w:left="0" w:right="0"/>
-              <w:jc w:val="center"/>
-              <w:rPr>
-                <w:rFonts w:hint="eastAsia" w:ascii="宋体" w:hAnsi="宋体" w:eastAsia="宋体" w:cs="宋体"/>
-                <w:b/>
-                <w:bCs/>
-                <w:color w:val="000000"/>
-                <w:sz w:val="24"/>
-                <w:highlight w:val="none"/>
-              </w:rPr>
-            </w:pPr>
-            <w:r>
-              <w:rPr>
-                <w:rFonts w:hint="eastAsia" w:ascii="宋体" w:hAnsi="宋体" w:eastAsia="宋体" w:cs="宋体"/>
-                <w:b/>
-                <w:bCs/>
-                <w:color w:val="000000"/>
-                <w:sz w:val="24"/>
-                <w:highlight w:val="none"/>
-              </w:rPr>
-              <w:t>阶段</w:t>
-            </w:r>
-          </w:p>
-          <w:p>
-            <w:pPr>
-              <w:keepNext w:val="0"/>
-              <w:keepLines w:val="0"/>
-              <w:suppressLineNumbers w:val="0"/>
-              <w:spacing w:before="0" w:beforeAutospacing="0" w:after="0" w:afterAutospacing="0" w:line="240" w:lineRule="auto"/>
-              <w:ind w:left="0" w:right="0"/>
-              <w:jc w:val="center"/>
-              <w:rPr>
-                <w:rFonts w:hint="eastAsia" w:ascii="宋体" w:hAnsi="宋体" w:eastAsia="宋体" w:cs="宋体"/>
-                <w:sz w:val="24"/>
-                <w:highlight w:val="none"/>
-              </w:rPr>
-            </w:pPr>
-            <w:r>
-              <w:rPr>
-                <w:rFonts w:hint="eastAsia" w:ascii="宋体" w:hAnsi="宋体" w:eastAsia="宋体" w:cs="宋体"/>
-                <w:b/>
-                <w:bCs/>
-                <w:color w:val="000000"/>
-                <w:sz w:val="24"/>
-                <w:highlight w:val="none"/>
-              </w:rPr>
-              <w:t>意图</w:t>
+              <w:spacing w:before="0" w:after="0" w:line="276" w:lineRule="auto"/>
+            </w:pPr>
+            <w:r>
+              <w:rPr>
+                <w:rFonts w:ascii="宋体" w:hAnsi="宋体" w:eastAsia="宋体"/>
+                <w:sz w:val="21"/>
+                <w:szCs w:val="21"/>
+                <w:color w:val="273632"/>
+              </w:rPr>
+              <w:t xml:space="preserve">阶段</w:t>
+            </w:r>
+          </w:p>
+          <w:p>
+            <w:pPr>
+              <w:spacing w:before="0" w:after="0" w:line="276" w:lineRule="auto"/>
+            </w:pPr>
+            <w:r>
+              <w:rPr>
+                <w:rFonts w:ascii="宋体" w:hAnsi="宋体" w:eastAsia="宋体"/>
+                <w:sz w:val="21"/>
+                <w:szCs w:val="21"/>
+                <w:color w:val="273632"/>
+              </w:rPr>
+              <w:t xml:space="preserve">意图</w:t>
             </w:r>
           </w:p>
         </w:tc>
@@ -2635,27 +2184,16 @@
           </w:tcPr>
           <w:p>
             <w:pPr>
-              <w:keepNext w:val="0"/>
-              <w:keepLines w:val="0"/>
-              <w:suppressLineNumbers w:val="0"/>
-              <w:spacing w:before="0" w:beforeAutospacing="0" w:after="0" w:afterAutospacing="0" w:line="240" w:lineRule="auto"/>
-              <w:ind w:left="0" w:right="0"/>
-              <w:jc w:val="left"/>
-              <w:rPr>
-                <w:rFonts w:hint="eastAsia" w:ascii="宋体" w:hAnsi="宋体" w:eastAsia="宋体" w:cs="宋体"/>
-                <w:sz w:val="24"/>
-                <w:highlight w:val="none"/>
-                <w:lang w:val="en-US" w:eastAsia="zh-CN"/>
-              </w:rPr>
-            </w:pPr>
-            <w:r>
-              <w:rPr>
-                <w:rFonts w:hint="eastAsia" w:ascii="宋体" w:hAnsi="宋体" w:eastAsia="宋体" w:cs="宋体"/>
-                <w:sz w:val="24"/>
-                <w:highlight w:val="none"/>
-                <w:lang w:val="en-US" w:eastAsia="zh-CN"/>
-              </w:rPr>
-              <w:t>让学生先尝试、暴露真实认识，教师根据全班选择组织后续讲解，使反馈服务于教学。</w:t>
+              <w:spacing w:before="0" w:after="0" w:line="276" w:lineRule="auto"/>
+            </w:pPr>
+            <w:r>
+              <w:rPr>
+                <w:rFonts w:ascii="宋体" w:hAnsi="宋体" w:eastAsia="宋体"/>
+                <w:sz w:val="21"/>
+                <w:szCs w:val="21"/>
+                <w:color w:val="273632"/>
+              </w:rPr>
+              <w:t xml:space="preserve">让学生先尝试、暴露真实认识，教师根据全班选择组织后续讲解，使反馈服务于教学。</w:t>
             </w:r>
           </w:p>
         </w:tc>
@@ -2692,68 +2230,30 @@
           </w:tcPr>
           <w:p>
             <w:pPr>
-              <w:keepNext/>
-              <w:keepLines w:val="0"/>
-              <w:numPr>
-                <w:ilvl w:val="0"/>
-                <w:numId w:val="0"/>
-              </w:numPr>
-              <w:suppressLineNumbers w:val="0"/>
-              <w:spacing w:before="0" w:beforeAutospacing="0" w:after="0" w:afterAutospacing="0" w:line="240" w:lineRule="auto"/>
-              <w:ind w:left="0" w:right="0" w:rightChars="0"/>
-              <w:jc w:val="center"/>
-              <w:rPr>
-                <w:rFonts w:hint="eastAsia" w:ascii="宋体" w:hAnsi="宋体" w:eastAsia="宋体" w:cs="宋体"/>
-                <w:b/>
-                <w:bCs/>
-                <w:color w:val="000000"/>
-                <w:sz w:val="24"/>
-                <w:highlight w:val="none"/>
-              </w:rPr>
-            </w:pPr>
-            <w:r>
-              <w:rPr>
-                <w:rFonts w:hint="eastAsia" w:ascii="宋体" w:hAnsi="宋体" w:eastAsia="宋体" w:cs="宋体"/>
-                <w:b/>
-                <w:bCs/>
-                <w:color w:val="000000"/>
-                <w:sz w:val="24"/>
-                <w:highlight w:val="none"/>
-              </w:rPr>
-              <w:t>（四）查看反馈，认识五区</w:t>
-            </w:r>
-          </w:p>
-          <w:p>
-            <w:pPr>
-              <w:keepNext/>
-              <w:keepLines w:val="0"/>
-              <w:numPr>
-                <w:ilvl w:val="0"/>
-                <w:numId w:val="0"/>
-              </w:numPr>
-              <w:suppressLineNumbers w:val="0"/>
-              <w:spacing w:before="0" w:beforeAutospacing="0" w:after="0" w:afterAutospacing="0" w:line="240" w:lineRule="auto"/>
-              <w:ind w:left="0" w:right="0" w:rightChars="0"/>
-              <w:jc w:val="center"/>
-              <w:rPr>
-                <w:rFonts w:hint="eastAsia" w:ascii="宋体" w:hAnsi="宋体" w:eastAsia="宋体" w:cs="宋体"/>
-                <w:b/>
-                <w:bCs/>
-                <w:color w:val="000000"/>
-                <w:sz w:val="24"/>
-                <w:highlight w:val="none"/>
-              </w:rPr>
-            </w:pPr>
-            <w:r>
-              <w:rPr>
-                <w:rFonts w:hint="eastAsia" w:ascii="宋体" w:hAnsi="宋体" w:eastAsia="宋体" w:cs="宋体"/>
-                <w:b/>
-                <w:bCs/>
-                <w:color w:val="000000"/>
-                <w:sz w:val="24"/>
-                <w:highlight w:val="none"/>
-              </w:rPr>
-              <w:t>13—16分钟</w:t>
+              <w:spacing w:before="0" w:after="0" w:line="276" w:lineRule="auto"/>
+            </w:pPr>
+            <w:r>
+              <w:rPr>
+                <w:rFonts w:ascii="宋体" w:hAnsi="宋体" w:eastAsia="宋体"/>
+                <w:sz w:val="21"/>
+                <w:szCs w:val="21"/>
+                <w:color w:val="273632"/>
+              </w:rPr>
+              <w:t xml:space="preserve">（四）查看反馈，认识五区</w:t>
+            </w:r>
+          </w:p>
+          <w:p>
+            <w:pPr>
+              <w:spacing w:before="0" w:after="0" w:line="276" w:lineRule="auto"/>
+            </w:pPr>
+            <w:r>
+              <w:rPr>
+                <w:rFonts w:ascii="宋体" w:hAnsi="宋体" w:eastAsia="宋体"/>
+                <w:sz w:val="21"/>
+                <w:szCs w:val="21"/>
+                <w:color w:val="273632"/>
+              </w:rPr>
+              <w:t xml:space="preserve">约5分钟</w:t>
             </w:r>
           </w:p>
         </w:tc>
@@ -2776,64 +2276,30 @@
           </w:tcPr>
           <w:p>
             <w:pPr>
-              <w:keepNext/>
-              <w:keepLines w:val="0"/>
-              <w:numPr>
-                <w:ilvl w:val="0"/>
-                <w:numId w:val="0"/>
-              </w:numPr>
-              <w:suppressLineNumbers w:val="0"/>
-              <w:spacing w:before="0" w:beforeAutospacing="0" w:after="0" w:afterAutospacing="0" w:line="240" w:lineRule="auto"/>
-              <w:ind w:left="0" w:right="0"/>
-              <w:jc w:val="both"/>
-              <w:rPr>
-                <w:rFonts w:hint="eastAsia" w:ascii="宋体" w:hAnsi="宋体" w:eastAsia="宋体" w:cs="宋体"/>
-                <w:sz w:val="22"/>
-                <w:szCs w:val="28"/>
-                <w:highlight w:val="none"/>
-                <w:lang w:val="en-US" w:eastAsia="zh-CN"/>
-              </w:rPr>
-            </w:pPr>
-            <w:r>
-              <w:rPr>
-                <w:rFonts w:hint="eastAsia" w:ascii="宋体" w:hAnsi="宋体" w:eastAsia="宋体" w:cs="宋体"/>
-                <w:sz w:val="22"/>
-                <w:szCs w:val="28"/>
-                <w:highlight w:val="none"/>
-                <w:lang w:val="en-US" w:eastAsia="zh-CN"/>
-              </w:rPr>
-              <w:t>1. 简看混色结果：“这些地方颜色不同，说明大家对划分还有不同想法。”切换标准分区图，反馈与讲解合计控制在3分钟。</w:t>
-            </w:r>
-          </w:p>
-          <w:p>
-            <w:pPr>
-              <w:keepNext/>
-              <w:keepLines w:val="0"/>
-              <w:numPr>
-                <w:ilvl w:val="0"/>
-                <w:numId w:val="0"/>
-              </w:numPr>
-              <w:suppressLineNumbers w:val="0"/>
-              <w:spacing w:before="0" w:beforeAutospacing="0" w:after="0" w:afterAutospacing="0" w:line="240" w:lineRule="auto"/>
-              <w:ind w:left="0" w:right="0"/>
-              <w:jc w:val="both"/>
-              <w:rPr>
-                <w:rFonts w:hint="eastAsia" w:ascii="宋体" w:hAnsi="宋体" w:eastAsia="宋体" w:cs="宋体"/>
-                <w:sz w:val="22"/>
-                <w:szCs w:val="28"/>
-                <w:highlight w:val="none"/>
-                <w:lang w:val="en-US" w:eastAsia="zh-CN"/>
-              </w:rPr>
-            </w:pPr>
-            <w:r>
-              <w:rPr>
-                <w:rFonts w:hint="eastAsia" w:ascii="宋体" w:hAnsi="宋体" w:eastAsia="宋体" w:cs="宋体"/>
-                <w:sz w:val="22"/>
-                <w:szCs w:val="28"/>
-                <w:highlight w:val="none"/>
-                <w:lang w:val="en-US" w:eastAsia="zh-CN"/>
-              </w:rPr>
-              <w:t>2. 逐区指认并简讲：主键盘区在中间较大区域，用于输入字母、数字等；功能键区在上方，提供功能操作；编辑键区用于移动光标、翻页和编辑；小键盘区通常在最右侧，便于集中输入数字；指示灯区显示键盘状态。学生同步在实物上找一找。</w:t>
+              <w:spacing w:before="0" w:after="0" w:line="276" w:lineRule="auto"/>
+            </w:pPr>
+            <w:r>
+              <w:rPr>
+                <w:rFonts w:ascii="宋体" w:hAnsi="宋体" w:eastAsia="宋体"/>
+                <w:sz w:val="21"/>
+                <w:szCs w:val="21"/>
+                <w:color w:val="273632"/>
+              </w:rPr>
+              <w:t xml:space="preserve">1. 结合学生上色情况简看混色结果：“这些地方颜色不同，说明大家对划分还有不同想法。”切换标准分区图，约5分钟详细讲解。</w:t>
+            </w:r>
+          </w:p>
+          <w:p>
+            <w:pPr>
+              <w:spacing w:before="0" w:after="0" w:line="276" w:lineRule="auto"/>
+            </w:pPr>
+            <w:r>
+              <w:rPr>
+                <w:rFonts w:ascii="宋体" w:hAnsi="宋体" w:eastAsia="宋体"/>
+                <w:sz w:val="21"/>
+                <w:szCs w:val="21"/>
+                <w:color w:val="273632"/>
+              </w:rPr>
+              <w:t xml:space="preserve">2. 逐区指认并讲解：主键盘区在中间较大区域，用于输入字母、数字等；功能键区在上方，提供功能操作；编辑键区用于移动光标、翻页和编辑；小键盘区通常在最右侧，便于集中输入数字；指示灯区显示键盘状态。学生同步在实物上找一找。</w:t>
             </w:r>
           </w:p>
         </w:tc>
@@ -2857,25 +2323,16 @@
           </w:tcPr>
           <w:p>
             <w:pPr>
-              <w:keepNext/>
-              <w:keepLines w:val="0"/>
-              <w:numPr>
-                <w:ilvl w:val="0"/>
-                <w:numId w:val="0"/>
-              </w:numPr>
-              <w:suppressLineNumbers w:val="0"/>
-              <w:spacing w:before="0" w:beforeAutospacing="0" w:after="0" w:afterAutospacing="0" w:line="240" w:lineRule="auto"/>
-              <w:ind w:left="0" w:leftChars="0" w:right="0" w:rightChars="0"/>
-              <w:jc w:val="both"/>
-              <w:rPr>
-                <w:rFonts w:hint="eastAsia" w:ascii="宋体" w:hAnsi="宋体" w:eastAsia="宋体" w:cs="宋体"/>
-                <w:sz w:val="24"/>
-                <w:highlight w:val="none"/>
-                <w:lang w:val="en-US" w:eastAsia="zh-CN"/>
-              </w:rPr>
-            </w:pPr>
-            <w:r>
-              <w:t>能对照分区图找到五个区域，初步说出用途。</w:t>
+              <w:spacing w:before="0" w:after="0" w:line="276" w:lineRule="auto"/>
+            </w:pPr>
+            <w:r>
+              <w:rPr>
+                <w:rFonts w:ascii="宋体" w:hAnsi="宋体" w:eastAsia="宋体"/>
+                <w:sz w:val="21"/>
+                <w:szCs w:val="21"/>
+                <w:color w:val="273632"/>
+              </w:rPr>
+              <w:t xml:space="preserve">能对照分区图找到五个区域，初步说出用途。</w:t>
             </w:r>
           </w:p>
         </w:tc>
@@ -2897,23 +2354,16 @@
           </w:tcPr>
           <w:p>
             <w:pPr>
-              <w:keepNext/>
-              <w:keepLines w:val="0"/>
-              <w:suppressLineNumbers w:val="0"/>
-              <w:spacing w:before="0" w:beforeAutospacing="0" w:after="0" w:afterAutospacing="0" w:line="240" w:lineRule="auto"/>
-              <w:ind w:left="0" w:right="0"/>
-              <w:jc w:val="both"/>
-              <w:rPr>
-                <w:rFonts w:hint="eastAsia" w:ascii="宋体" w:hAnsi="宋体" w:eastAsia="宋体" w:cs="宋体"/>
-                <w:sz w:val="24"/>
-                <w:highlight w:val="none"/>
-              </w:rPr>
-            </w:pPr>
-            <w:r>
-              <w:rPr>
-                <w:rFonts w:hint="default"/>
-              </w:rPr>
-              <w:t>以错促学；图物对照。</w:t>
+              <w:spacing w:before="0" w:after="0" w:line="276" w:lineRule="auto"/>
+            </w:pPr>
+            <w:r>
+              <w:rPr>
+                <w:rFonts w:ascii="宋体" w:hAnsi="宋体" w:eastAsia="宋体"/>
+                <w:sz w:val="21"/>
+                <w:szCs w:val="21"/>
+                <w:color w:val="273632"/>
+              </w:rPr>
+              <w:t xml:space="preserve">以错促学；图物对照。</w:t>
             </w:r>
           </w:p>
         </w:tc>
@@ -2949,57 +2399,30 @@
           </w:tcPr>
           <w:p>
             <w:pPr>
-              <w:keepNext w:val="0"/>
-              <w:keepLines w:val="0"/>
-              <w:suppressLineNumbers w:val="0"/>
-              <w:spacing w:before="0" w:beforeAutospacing="0" w:after="0" w:afterAutospacing="0" w:line="240" w:lineRule="auto"/>
-              <w:ind w:left="0" w:right="0"/>
-              <w:jc w:val="center"/>
-              <w:rPr>
-                <w:rFonts w:hint="eastAsia" w:ascii="宋体" w:hAnsi="宋体" w:eastAsia="宋体" w:cs="宋体"/>
-                <w:b/>
-                <w:bCs/>
-                <w:color w:val="000000"/>
-                <w:sz w:val="24"/>
-                <w:highlight w:val="none"/>
-              </w:rPr>
-            </w:pPr>
-            <w:r>
-              <w:rPr>
-                <w:rFonts w:hint="eastAsia" w:ascii="宋体" w:hAnsi="宋体" w:eastAsia="宋体" w:cs="宋体"/>
-                <w:b/>
-                <w:bCs/>
-                <w:color w:val="000000"/>
-                <w:sz w:val="24"/>
-                <w:highlight w:val="none"/>
-              </w:rPr>
-              <w:t>阶段</w:t>
-            </w:r>
-          </w:p>
-          <w:p>
-            <w:pPr>
-              <w:keepNext w:val="0"/>
-              <w:keepLines w:val="0"/>
-              <w:suppressLineNumbers w:val="0"/>
-              <w:spacing w:before="0" w:beforeAutospacing="0" w:after="0" w:afterAutospacing="0" w:line="240" w:lineRule="auto"/>
-              <w:ind w:left="0" w:right="0"/>
-              <w:jc w:val="center"/>
-              <w:rPr>
-                <w:rFonts w:hint="eastAsia" w:ascii="宋体" w:hAnsi="宋体" w:eastAsia="宋体" w:cs="宋体"/>
-                <w:sz w:val="24"/>
-                <w:highlight w:val="none"/>
-              </w:rPr>
-            </w:pPr>
-            <w:r>
-              <w:rPr>
-                <w:rFonts w:hint="eastAsia" w:ascii="宋体" w:hAnsi="宋体" w:eastAsia="宋体" w:cs="宋体"/>
-                <w:b/>
-                <w:bCs/>
-                <w:color w:val="000000"/>
-                <w:sz w:val="24"/>
-                <w:highlight w:val="none"/>
-              </w:rPr>
-              <w:t>意图</w:t>
+              <w:spacing w:before="0" w:after="0" w:line="276" w:lineRule="auto"/>
+            </w:pPr>
+            <w:r>
+              <w:rPr>
+                <w:rFonts w:ascii="宋体" w:hAnsi="宋体" w:eastAsia="宋体"/>
+                <w:sz w:val="21"/>
+                <w:szCs w:val="21"/>
+                <w:color w:val="273632"/>
+              </w:rPr>
+              <w:t xml:space="preserve">阶段</w:t>
+            </w:r>
+          </w:p>
+          <w:p>
+            <w:pPr>
+              <w:spacing w:before="0" w:after="0" w:line="276" w:lineRule="auto"/>
+            </w:pPr>
+            <w:r>
+              <w:rPr>
+                <w:rFonts w:ascii="宋体" w:hAnsi="宋体" w:eastAsia="宋体"/>
+                <w:sz w:val="21"/>
+                <w:szCs w:val="21"/>
+                <w:color w:val="273632"/>
+              </w:rPr>
+              <w:t xml:space="preserve">意图</w:t>
             </w:r>
           </w:p>
         </w:tc>
@@ -3023,27 +2446,16 @@
           </w:tcPr>
           <w:p>
             <w:pPr>
-              <w:keepNext w:val="0"/>
-              <w:keepLines w:val="0"/>
-              <w:suppressLineNumbers w:val="0"/>
-              <w:spacing w:before="0" w:beforeAutospacing="0" w:after="0" w:afterAutospacing="0" w:line="240" w:lineRule="auto"/>
-              <w:ind w:left="0" w:right="0"/>
-              <w:jc w:val="left"/>
-              <w:rPr>
-                <w:rFonts w:hint="eastAsia" w:ascii="宋体" w:hAnsi="宋体" w:eastAsia="宋体" w:cs="宋体"/>
-                <w:sz w:val="24"/>
-                <w:highlight w:val="none"/>
-                <w:lang w:val="en-US" w:eastAsia="zh-CN"/>
-              </w:rPr>
-            </w:pPr>
-            <w:r>
-              <w:rPr>
-                <w:rFonts w:hint="eastAsia" w:ascii="宋体" w:hAnsi="宋体" w:eastAsia="宋体" w:cs="宋体"/>
-                <w:sz w:val="24"/>
-                <w:highlight w:val="none"/>
-                <w:lang w:val="en-US" w:eastAsia="zh-CN"/>
-              </w:rPr>
-              <w:t>用简短集中讲解建立正确分区认识，回应自主尝试中的困惑，把主要时间留给学生操作。</w:t>
+              <w:spacing w:before="0" w:after="0" w:line="276" w:lineRule="auto"/>
+            </w:pPr>
+            <w:r>
+              <w:rPr>
+                <w:rFonts w:ascii="宋体" w:hAnsi="宋体" w:eastAsia="宋体"/>
+                <w:sz w:val="21"/>
+                <w:szCs w:val="21"/>
+                <w:color w:val="273632"/>
+              </w:rPr>
+              <w:t xml:space="preserve">用约5分钟详细讲解建立正确分区认识，回应自主尝试中的困惑，把学生上色中的共性问题讲透。</w:t>
             </w:r>
           </w:p>
         </w:tc>
@@ -3080,68 +2492,30 @@
           </w:tcPr>
           <w:p>
             <w:pPr>
-              <w:keepNext/>
-              <w:keepLines w:val="0"/>
-              <w:numPr>
-                <w:ilvl w:val="0"/>
-                <w:numId w:val="0"/>
-              </w:numPr>
-              <w:suppressLineNumbers w:val="0"/>
-              <w:spacing w:before="0" w:beforeAutospacing="0" w:after="0" w:afterAutospacing="0" w:line="240" w:lineRule="auto"/>
-              <w:ind w:left="0" w:right="0" w:rightChars="0"/>
-              <w:jc w:val="center"/>
-              <w:rPr>
-                <w:rFonts w:hint="eastAsia" w:ascii="宋体" w:hAnsi="宋体" w:eastAsia="宋体" w:cs="宋体"/>
-                <w:b/>
-                <w:bCs/>
-                <w:color w:val="000000"/>
-                <w:sz w:val="24"/>
-                <w:highlight w:val="none"/>
-              </w:rPr>
-            </w:pPr>
-            <w:r>
-              <w:rPr>
-                <w:rFonts w:hint="eastAsia" w:ascii="宋体" w:hAnsi="宋体" w:eastAsia="宋体" w:cs="宋体"/>
-                <w:b/>
-                <w:bCs/>
-                <w:color w:val="000000"/>
-                <w:sz w:val="24"/>
-                <w:highlight w:val="none"/>
-              </w:rPr>
-              <w:t>（五）修改填色，巩固认识</w:t>
-            </w:r>
-          </w:p>
-          <w:p>
-            <w:pPr>
-              <w:keepNext/>
-              <w:keepLines w:val="0"/>
-              <w:numPr>
-                <w:ilvl w:val="0"/>
-                <w:numId w:val="0"/>
-              </w:numPr>
-              <w:suppressLineNumbers w:val="0"/>
-              <w:spacing w:before="0" w:beforeAutospacing="0" w:after="0" w:afterAutospacing="0" w:line="240" w:lineRule="auto"/>
-              <w:ind w:left="0" w:right="0" w:rightChars="0"/>
-              <w:jc w:val="center"/>
-              <w:rPr>
-                <w:rFonts w:hint="eastAsia" w:ascii="宋体" w:hAnsi="宋体" w:eastAsia="宋体" w:cs="宋体"/>
-                <w:b/>
-                <w:bCs/>
-                <w:color w:val="000000"/>
-                <w:sz w:val="24"/>
-                <w:highlight w:val="none"/>
-              </w:rPr>
-            </w:pPr>
-            <w:r>
-              <w:rPr>
-                <w:rFonts w:hint="eastAsia" w:ascii="宋体" w:hAnsi="宋体" w:eastAsia="宋体" w:cs="宋体"/>
-                <w:b/>
-                <w:bCs/>
-                <w:color w:val="000000"/>
-                <w:sz w:val="24"/>
-                <w:highlight w:val="none"/>
-              </w:rPr>
-              <w:t>16—19分钟</w:t>
+              <w:spacing w:before="0" w:after="0" w:line="276" w:lineRule="auto"/>
+            </w:pPr>
+            <w:r>
+              <w:rPr>
+                <w:rFonts w:ascii="宋体" w:hAnsi="宋体" w:eastAsia="宋体"/>
+                <w:sz w:val="21"/>
+                <w:szCs w:val="21"/>
+                <w:color w:val="273632"/>
+              </w:rPr>
+              <w:t xml:space="preserve">（五）修改填色，巩固认识</w:t>
+            </w:r>
+          </w:p>
+          <w:p>
+            <w:pPr>
+              <w:spacing w:before="0" w:after="0" w:line="276" w:lineRule="auto"/>
+            </w:pPr>
+            <w:r>
+              <w:rPr>
+                <w:rFonts w:ascii="宋体" w:hAnsi="宋体" w:eastAsia="宋体"/>
+                <w:sz w:val="21"/>
+                <w:szCs w:val="21"/>
+                <w:color w:val="273632"/>
+              </w:rPr>
+              <w:t xml:space="preserve">约2分钟</w:t>
             </w:r>
           </w:p>
         </w:tc>
@@ -3164,95 +2538,44 @@
           </w:tcPr>
           <w:p>
             <w:pPr>
-              <w:keepNext/>
-              <w:keepLines w:val="0"/>
-              <w:numPr>
-                <w:ilvl w:val="0"/>
-                <w:numId w:val="0"/>
-              </w:numPr>
-              <w:suppressLineNumbers w:val="0"/>
-              <w:spacing w:before="0" w:beforeAutospacing="0" w:after="0" w:afterAutospacing="0" w:line="240" w:lineRule="auto"/>
-              <w:ind w:left="0" w:right="0"/>
-              <w:jc w:val="both"/>
-              <w:rPr>
-                <w:rFonts w:hint="eastAsia" w:ascii="宋体" w:hAnsi="宋体" w:eastAsia="宋体" w:cs="宋体"/>
-                <w:sz w:val="22"/>
-                <w:szCs w:val="28"/>
-                <w:highlight w:val="none"/>
-                <w:lang w:val="en-US" w:eastAsia="zh-CN"/>
-              </w:rPr>
-            </w:pPr>
-            <w:r>
-              <w:rPr>
-                <w:rFonts w:hint="eastAsia" w:ascii="宋体" w:hAnsi="宋体" w:eastAsia="宋体" w:cs="宋体"/>
-                <w:sz w:val="22"/>
-                <w:szCs w:val="28"/>
-                <w:highlight w:val="none"/>
-                <w:lang w:val="en-US" w:eastAsia="zh-CN"/>
-              </w:rPr>
-              <w:t>1. 学生根据讲解修正自己的填色，继续将屏幕区域与实物键盘对应。教师对仍有混淆的学生个别指导。</w:t>
-            </w:r>
-          </w:p>
-          <w:p>
-            <w:pPr>
-              <w:keepNext/>
-              <w:keepLines w:val="0"/>
-              <w:numPr>
-                <w:ilvl w:val="0"/>
-                <w:numId w:val="0"/>
-              </w:numPr>
-              <w:suppressLineNumbers w:val="0"/>
-              <w:spacing w:before="0" w:beforeAutospacing="0" w:after="0" w:afterAutospacing="0" w:line="240" w:lineRule="auto"/>
-              <w:ind w:left="0" w:right="0"/>
-              <w:jc w:val="both"/>
-              <w:rPr>
-                <w:rFonts w:hint="eastAsia" w:ascii="宋体" w:hAnsi="宋体" w:eastAsia="宋体" w:cs="宋体"/>
-                <w:sz w:val="22"/>
-                <w:szCs w:val="28"/>
-                <w:highlight w:val="none"/>
-                <w:lang w:val="en-US" w:eastAsia="zh-CN"/>
-              </w:rPr>
-            </w:pPr>
-            <w:r>
-              <w:rPr>
-                <w:rFonts w:hint="eastAsia" w:ascii="宋体" w:hAnsi="宋体" w:eastAsia="宋体" w:cs="宋体"/>
-                <w:sz w:val="22"/>
-                <w:szCs w:val="28"/>
-                <w:highlight w:val="none"/>
-                <w:lang w:val="en-US" w:eastAsia="zh-CN"/>
-              </w:rPr>
-              <w:t>2. 完成较快的学生与同伴互相指认：“请指出主键盘区。”“哪个区域用灯显示状态？”</w:t>
-            </w:r>
-          </w:p>
-          <w:p>
-            <w:pPr>
-              <w:keepNext/>
-              <w:keepLines w:val="0"/>
-              <w:numPr>
-                <w:ilvl w:val="0"/>
-                <w:numId w:val="0"/>
-              </w:numPr>
-              <w:suppressLineNumbers w:val="0"/>
-              <w:spacing w:before="0" w:beforeAutospacing="0" w:after="0" w:afterAutospacing="0" w:line="240" w:lineRule="auto"/>
-              <w:ind w:left="0" w:right="0"/>
-              <w:jc w:val="both"/>
-              <w:rPr>
-                <w:rFonts w:hint="eastAsia" w:ascii="宋体" w:hAnsi="宋体" w:eastAsia="宋体" w:cs="宋体"/>
-                <w:sz w:val="22"/>
-                <w:szCs w:val="28"/>
-                <w:highlight w:val="none"/>
-                <w:lang w:val="en-US" w:eastAsia="zh-CN"/>
-              </w:rPr>
-            </w:pPr>
-            <w:r>
-              <w:rPr>
-                <w:rFonts w:hint="eastAsia" w:ascii="宋体" w:hAnsi="宋体" w:eastAsia="宋体" w:cs="宋体"/>
-                <w:sz w:val="22"/>
-                <w:szCs w:val="28"/>
-                <w:highlight w:val="none"/>
-                <w:lang w:val="en-US" w:eastAsia="zh-CN"/>
-              </w:rPr>
-              <w:t>3. 教师保存修正后快照，简短对比前后颜色变化，追问相应区域名称和修改依据。</w:t>
+              <w:spacing w:before="0" w:after="0" w:line="276" w:lineRule="auto"/>
+            </w:pPr>
+            <w:r>
+              <w:rPr>
+                <w:rFonts w:ascii="宋体" w:hAnsi="宋体" w:eastAsia="宋体"/>
+                <w:sz w:val="21"/>
+                <w:szCs w:val="21"/>
+                <w:color w:val="273632"/>
+              </w:rPr>
+              <w:t xml:space="preserve">1. 学生根据讲解修正自己的填色，继续将屏幕区域与实物键盘对应。教师对仍有混淆的学生个别指导。</w:t>
+            </w:r>
+          </w:p>
+          <w:p>
+            <w:pPr>
+              <w:spacing w:before="0" w:after="0" w:line="276" w:lineRule="auto"/>
+            </w:pPr>
+            <w:r>
+              <w:rPr>
+                <w:rFonts w:ascii="宋体" w:hAnsi="宋体" w:eastAsia="宋体"/>
+                <w:sz w:val="21"/>
+                <w:szCs w:val="21"/>
+                <w:color w:val="273632"/>
+              </w:rPr>
+              <w:t xml:space="preserve">2. 完成较快的学生与同伴互相指认：“请指出主键盘区。”“哪个区域用灯显示状态？”</w:t>
+            </w:r>
+          </w:p>
+          <w:p>
+            <w:pPr>
+              <w:spacing w:before="0" w:after="0" w:line="276" w:lineRule="auto"/>
+            </w:pPr>
+            <w:r>
+              <w:rPr>
+                <w:rFonts w:ascii="宋体" w:hAnsi="宋体" w:eastAsia="宋体"/>
+                <w:sz w:val="21"/>
+                <w:szCs w:val="21"/>
+                <w:color w:val="273632"/>
+              </w:rPr>
+              <w:t xml:space="preserve">3. 教师保存修正后快照，简短对比前后颜色变化，追问相应区域名称和修改依据。</w:t>
             </w:r>
           </w:p>
         </w:tc>
@@ -3276,36 +2599,16 @@
           </w:tcPr>
           <w:p>
             <w:pPr>
-              <w:keepNext/>
-              <w:keepLines w:val="0"/>
-              <w:numPr>
-                <w:ilvl w:val="0"/>
-                <w:numId w:val="0"/>
-              </w:numPr>
-              <w:suppressLineNumbers w:val="0"/>
-              <w:spacing w:before="0" w:beforeAutospacing="0" w:after="0" w:afterAutospacing="0" w:line="240" w:lineRule="auto"/>
-              <w:ind w:left="0" w:leftChars="0" w:right="0" w:rightChars="0"/>
-              <w:jc w:val="both"/>
-              <w:rPr>
-                <w:rFonts w:hint="eastAsia" w:ascii="宋体" w:hAnsi="宋体" w:eastAsia="宋体" w:cs="宋体"/>
-                <w:sz w:val="24"/>
-                <w:highlight w:val="none"/>
-                <w:lang w:val="en-US" w:eastAsia="zh-CN"/>
-              </w:rPr>
-            </w:pPr>
-            <w:r>
-              <w:rPr>
-                <w:rFonts w:hint="eastAsia" w:ascii="宋体" w:hAnsi="宋体" w:eastAsia="宋体" w:cs="宋体"/>
-                <w:i w:val="0"/>
-                <w:iCs w:val="0"/>
-                <w:caps w:val="0"/>
-                <w:color w:val="000000"/>
-                <w:spacing w:val="0"/>
-                <w:sz w:val="22"/>
-                <w:szCs w:val="22"/>
-                <w:shd w:val="clear" w:fill="FFFFFF"/>
-              </w:rPr>
-              <w:t>能修正错误分区并说明理由；通过前后结果和实物指认检查认识是否得到巩固。</w:t>
+              <w:spacing w:before="0" w:after="0" w:line="276" w:lineRule="auto"/>
+            </w:pPr>
+            <w:r>
+              <w:rPr>
+                <w:rFonts w:ascii="宋体" w:hAnsi="宋体" w:eastAsia="宋体"/>
+                <w:sz w:val="21"/>
+                <w:szCs w:val="21"/>
+                <w:color w:val="273632"/>
+              </w:rPr>
+              <w:t xml:space="preserve">能修正错误分区并说明理由；通过前后结果和实物指认检查认识是否得到巩固。</w:t>
             </w:r>
           </w:p>
         </w:tc>
@@ -3327,23 +2630,16 @@
           </w:tcPr>
           <w:p>
             <w:pPr>
-              <w:keepNext/>
-              <w:keepLines w:val="0"/>
-              <w:suppressLineNumbers w:val="0"/>
-              <w:spacing w:before="0" w:beforeAutospacing="0" w:after="0" w:afterAutospacing="0" w:line="240" w:lineRule="auto"/>
-              <w:ind w:left="0" w:right="0"/>
-              <w:jc w:val="both"/>
-              <w:rPr>
-                <w:rFonts w:hint="eastAsia" w:ascii="宋体" w:hAnsi="宋体" w:eastAsia="宋体" w:cs="宋体"/>
-                <w:sz w:val="24"/>
-                <w:highlight w:val="none"/>
-              </w:rPr>
-            </w:pPr>
-            <w:r>
-              <w:rPr>
-                <w:rFonts w:hint="default"/>
-              </w:rPr>
-              <w:t>二次尝试；前后对比；同伴指认。</w:t>
+              <w:spacing w:before="0" w:after="0" w:line="276" w:lineRule="auto"/>
+            </w:pPr>
+            <w:r>
+              <w:rPr>
+                <w:rFonts w:ascii="宋体" w:hAnsi="宋体" w:eastAsia="宋体"/>
+                <w:sz w:val="21"/>
+                <w:szCs w:val="21"/>
+                <w:color w:val="273632"/>
+              </w:rPr>
+              <w:t xml:space="preserve">二次尝试；前后对比；同伴指认。</w:t>
             </w:r>
           </w:p>
         </w:tc>
@@ -3379,57 +2675,30 @@
           </w:tcPr>
           <w:p>
             <w:pPr>
-              <w:keepNext w:val="0"/>
-              <w:keepLines w:val="0"/>
-              <w:suppressLineNumbers w:val="0"/>
-              <w:spacing w:before="0" w:beforeAutospacing="0" w:after="0" w:afterAutospacing="0" w:line="240" w:lineRule="auto"/>
-              <w:ind w:left="0" w:right="0"/>
-              <w:jc w:val="center"/>
-              <w:rPr>
-                <w:rFonts w:hint="eastAsia" w:ascii="宋体" w:hAnsi="宋体" w:eastAsia="宋体" w:cs="宋体"/>
-                <w:b/>
-                <w:bCs/>
-                <w:color w:val="000000"/>
-                <w:sz w:val="24"/>
-                <w:highlight w:val="none"/>
-              </w:rPr>
-            </w:pPr>
-            <w:r>
-              <w:rPr>
-                <w:rFonts w:hint="eastAsia" w:ascii="宋体" w:hAnsi="宋体" w:eastAsia="宋体" w:cs="宋体"/>
-                <w:b/>
-                <w:bCs/>
-                <w:color w:val="000000"/>
-                <w:sz w:val="24"/>
-                <w:highlight w:val="none"/>
-              </w:rPr>
-              <w:t>阶段</w:t>
-            </w:r>
-          </w:p>
-          <w:p>
-            <w:pPr>
-              <w:keepNext w:val="0"/>
-              <w:keepLines w:val="0"/>
-              <w:suppressLineNumbers w:val="0"/>
-              <w:spacing w:before="0" w:beforeAutospacing="0" w:after="0" w:afterAutospacing="0" w:line="240" w:lineRule="auto"/>
-              <w:ind w:left="0" w:right="0"/>
-              <w:jc w:val="center"/>
-              <w:rPr>
-                <w:rFonts w:hint="eastAsia" w:ascii="宋体" w:hAnsi="宋体" w:eastAsia="宋体" w:cs="宋体"/>
-                <w:sz w:val="24"/>
-                <w:highlight w:val="none"/>
-              </w:rPr>
-            </w:pPr>
-            <w:r>
-              <w:rPr>
-                <w:rFonts w:hint="eastAsia" w:ascii="宋体" w:hAnsi="宋体" w:eastAsia="宋体" w:cs="宋体"/>
-                <w:b/>
-                <w:bCs/>
-                <w:color w:val="000000"/>
-                <w:sz w:val="24"/>
-                <w:highlight w:val="none"/>
-              </w:rPr>
-              <w:t>意图</w:t>
+              <w:spacing w:before="0" w:after="0" w:line="276" w:lineRule="auto"/>
+            </w:pPr>
+            <w:r>
+              <w:rPr>
+                <w:rFonts w:ascii="宋体" w:hAnsi="宋体" w:eastAsia="宋体"/>
+                <w:sz w:val="21"/>
+                <w:szCs w:val="21"/>
+                <w:color w:val="273632"/>
+              </w:rPr>
+              <w:t xml:space="preserve">阶段</w:t>
+            </w:r>
+          </w:p>
+          <w:p>
+            <w:pPr>
+              <w:spacing w:before="0" w:after="0" w:line="276" w:lineRule="auto"/>
+            </w:pPr>
+            <w:r>
+              <w:rPr>
+                <w:rFonts w:ascii="宋体" w:hAnsi="宋体" w:eastAsia="宋体"/>
+                <w:sz w:val="21"/>
+                <w:szCs w:val="21"/>
+                <w:color w:val="273632"/>
+              </w:rPr>
+              <w:t xml:space="preserve">意图</w:t>
             </w:r>
           </w:p>
         </w:tc>
@@ -3453,27 +2722,16 @@
           </w:tcPr>
           <w:p>
             <w:pPr>
-              <w:keepNext w:val="0"/>
-              <w:keepLines w:val="0"/>
-              <w:suppressLineNumbers w:val="0"/>
-              <w:spacing w:before="0" w:beforeAutospacing="0" w:after="0" w:afterAutospacing="0" w:line="240" w:lineRule="auto"/>
-              <w:ind w:left="0" w:right="0"/>
-              <w:jc w:val="left"/>
-              <w:rPr>
-                <w:rFonts w:hint="eastAsia" w:ascii="宋体" w:hAnsi="宋体" w:eastAsia="宋体" w:cs="宋体"/>
-                <w:sz w:val="24"/>
-                <w:highlight w:val="none"/>
-                <w:lang w:val="en-US" w:eastAsia="zh-CN"/>
-              </w:rPr>
-            </w:pPr>
-            <w:r>
-              <w:rPr>
-                <w:rFonts w:hint="eastAsia" w:ascii="宋体" w:hAnsi="宋体" w:eastAsia="宋体" w:cs="宋体"/>
-                <w:sz w:val="24"/>
-                <w:highlight w:val="none"/>
-                <w:lang w:val="en-US" w:eastAsia="zh-CN"/>
-              </w:rPr>
-              <w:t>把听到的讲解转化为实际修正，通过比较和指认确认理解，而不只是照图换色。</w:t>
+              <w:spacing w:before="0" w:after="0" w:line="276" w:lineRule="auto"/>
+            </w:pPr>
+            <w:r>
+              <w:rPr>
+                <w:rFonts w:ascii="宋体" w:hAnsi="宋体" w:eastAsia="宋体"/>
+                <w:sz w:val="21"/>
+                <w:szCs w:val="21"/>
+                <w:color w:val="273632"/>
+              </w:rPr>
+              <w:t xml:space="preserve">把听到的讲解转化为实际修正，通过比较和指认确认理解，而不只是照图换色。</w:t>
             </w:r>
           </w:p>
         </w:tc>
@@ -3510,68 +2768,30 @@
           </w:tcPr>
           <w:p>
             <w:pPr>
-              <w:keepNext/>
-              <w:keepLines w:val="0"/>
-              <w:numPr>
-                <w:ilvl w:val="0"/>
-                <w:numId w:val="0"/>
-              </w:numPr>
-              <w:suppressLineNumbers w:val="0"/>
-              <w:spacing w:before="0" w:beforeAutospacing="0" w:after="0" w:afterAutospacing="0" w:line="240" w:lineRule="auto"/>
-              <w:ind w:left="0" w:right="0" w:rightChars="0"/>
-              <w:jc w:val="center"/>
-              <w:rPr>
-                <w:rFonts w:hint="eastAsia" w:ascii="宋体" w:hAnsi="宋体" w:eastAsia="宋体" w:cs="宋体"/>
-                <w:b/>
-                <w:bCs/>
-                <w:color w:val="000000"/>
-                <w:sz w:val="24"/>
-                <w:highlight w:val="none"/>
-              </w:rPr>
-            </w:pPr>
-            <w:r>
-              <w:rPr>
-                <w:rFonts w:hint="eastAsia" w:ascii="宋体" w:hAnsi="宋体" w:eastAsia="宋体" w:cs="宋体"/>
-                <w:b/>
-                <w:bCs/>
-                <w:color w:val="000000"/>
-                <w:sz w:val="24"/>
-                <w:highlight w:val="none"/>
-              </w:rPr>
-              <w:t>（六）示范玩法，进入打字</w:t>
-            </w:r>
-          </w:p>
-          <w:p>
-            <w:pPr>
-              <w:keepNext/>
-              <w:keepLines w:val="0"/>
-              <w:numPr>
-                <w:ilvl w:val="0"/>
-                <w:numId w:val="0"/>
-              </w:numPr>
-              <w:suppressLineNumbers w:val="0"/>
-              <w:spacing w:before="0" w:beforeAutospacing="0" w:after="0" w:afterAutospacing="0" w:line="240" w:lineRule="auto"/>
-              <w:ind w:left="0" w:right="0" w:rightChars="0"/>
-              <w:jc w:val="center"/>
-              <w:rPr>
-                <w:rFonts w:hint="eastAsia" w:ascii="宋体" w:hAnsi="宋体" w:eastAsia="宋体" w:cs="宋体"/>
-                <w:b/>
-                <w:bCs/>
-                <w:color w:val="000000"/>
-                <w:sz w:val="24"/>
-                <w:highlight w:val="none"/>
-              </w:rPr>
-            </w:pPr>
-            <w:r>
-              <w:rPr>
-                <w:rFonts w:hint="eastAsia" w:ascii="宋体" w:hAnsi="宋体" w:eastAsia="宋体" w:cs="宋体"/>
-                <w:b/>
-                <w:bCs/>
-                <w:color w:val="000000"/>
-                <w:sz w:val="24"/>
-                <w:highlight w:val="none"/>
-              </w:rPr>
-              <w:t>19—21分钟</w:t>
+              <w:spacing w:before="0" w:after="0" w:line="276" w:lineRule="auto"/>
+            </w:pPr>
+            <w:r>
+              <w:rPr>
+                <w:rFonts w:ascii="宋体" w:hAnsi="宋体" w:eastAsia="宋体"/>
+                <w:sz w:val="21"/>
+                <w:szCs w:val="21"/>
+                <w:color w:val="273632"/>
+              </w:rPr>
+              <w:t xml:space="preserve">（六）示范玩法，进入打字</w:t>
+            </w:r>
+          </w:p>
+          <w:p>
+            <w:pPr>
+              <w:spacing w:before="0" w:after="0" w:line="276" w:lineRule="auto"/>
+            </w:pPr>
+            <w:r>
+              <w:rPr>
+                <w:rFonts w:ascii="宋体" w:hAnsi="宋体" w:eastAsia="宋体"/>
+                <w:sz w:val="21"/>
+                <w:szCs w:val="21"/>
+                <w:color w:val="273632"/>
+              </w:rPr>
+              <w:t xml:space="preserve">约2分钟</w:t>
             </w:r>
           </w:p>
         </w:tc>
@@ -3594,95 +2814,44 @@
           </w:tcPr>
           <w:p>
             <w:pPr>
-              <w:keepNext/>
-              <w:keepLines w:val="0"/>
-              <w:numPr>
-                <w:ilvl w:val="0"/>
-                <w:numId w:val="0"/>
-              </w:numPr>
-              <w:suppressLineNumbers w:val="0"/>
-              <w:spacing w:before="0" w:beforeAutospacing="0" w:after="0" w:afterAutospacing="0" w:line="240" w:lineRule="auto"/>
-              <w:ind w:left="0" w:right="0"/>
-              <w:jc w:val="both"/>
-              <w:rPr>
-                <w:rFonts w:hint="eastAsia" w:ascii="宋体" w:hAnsi="宋体" w:eastAsia="宋体" w:cs="宋体"/>
-                <w:sz w:val="22"/>
-                <w:szCs w:val="28"/>
-                <w:highlight w:val="none"/>
-                <w:lang w:val="en-US" w:eastAsia="zh-CN"/>
-              </w:rPr>
-            </w:pPr>
-            <w:r>
-              <w:rPr>
-                <w:rFonts w:hint="eastAsia" w:ascii="宋体" w:hAnsi="宋体" w:eastAsia="宋体" w:cs="宋体"/>
-                <w:sz w:val="22"/>
-                <w:szCs w:val="28"/>
-                <w:highlight w:val="none"/>
-                <w:lang w:val="en-US" w:eastAsia="zh-CN"/>
-              </w:rPr>
-              <w:t>1. 打开独立打字网页，请学生找到主键盘区，提醒坐姿和轻按键盘。</w:t>
-            </w:r>
-          </w:p>
-          <w:p>
-            <w:pPr>
-              <w:keepNext/>
-              <w:keepLines w:val="0"/>
-              <w:numPr>
-                <w:ilvl w:val="0"/>
-                <w:numId w:val="0"/>
-              </w:numPr>
-              <w:suppressLineNumbers w:val="0"/>
-              <w:spacing w:before="0" w:beforeAutospacing="0" w:after="0" w:afterAutospacing="0" w:line="240" w:lineRule="auto"/>
-              <w:ind w:left="0" w:right="0"/>
-              <w:jc w:val="both"/>
-              <w:rPr>
-                <w:rFonts w:hint="eastAsia" w:ascii="宋体" w:hAnsi="宋体" w:eastAsia="宋体" w:cs="宋体"/>
-                <w:sz w:val="22"/>
-                <w:szCs w:val="28"/>
-                <w:highlight w:val="none"/>
-                <w:lang w:val="en-US" w:eastAsia="zh-CN"/>
-              </w:rPr>
-            </w:pPr>
-            <w:r>
-              <w:rPr>
-                <w:rFonts w:hint="eastAsia" w:ascii="宋体" w:hAnsi="宋体" w:eastAsia="宋体" w:cs="宋体"/>
-                <w:sz w:val="22"/>
-                <w:szCs w:val="28"/>
-                <w:highlight w:val="none"/>
-                <w:lang w:val="en-US" w:eastAsia="zh-CN"/>
-              </w:rPr>
-              <w:t>2. 教师示范：“看准绿色目标字符，直接按键。每正确输入一次，点亮一格；输错可以重试，已点亮的颜色保留。”学生无需点击输入框。</w:t>
-            </w:r>
-          </w:p>
-          <w:p>
-            <w:pPr>
-              <w:keepNext/>
-              <w:keepLines w:val="0"/>
-              <w:numPr>
-                <w:ilvl w:val="0"/>
-                <w:numId w:val="0"/>
-              </w:numPr>
-              <w:suppressLineNumbers w:val="0"/>
-              <w:spacing w:before="0" w:beforeAutospacing="0" w:after="0" w:afterAutospacing="0" w:line="240" w:lineRule="auto"/>
-              <w:ind w:left="0" w:right="0"/>
-              <w:jc w:val="both"/>
-              <w:rPr>
-                <w:rFonts w:hint="eastAsia" w:ascii="宋体" w:hAnsi="宋体" w:eastAsia="宋体" w:cs="宋体"/>
-                <w:sz w:val="22"/>
-                <w:szCs w:val="28"/>
-                <w:highlight w:val="none"/>
-                <w:lang w:val="en-US" w:eastAsia="zh-CN"/>
-              </w:rPr>
-            </w:pPr>
-            <w:r>
-              <w:rPr>
-                <w:rFonts w:hint="eastAsia" w:ascii="宋体" w:hAnsi="宋体" w:eastAsia="宋体" w:cs="宋体"/>
-                <w:sz w:val="22"/>
-                <w:szCs w:val="28"/>
-                <w:highlight w:val="none"/>
-                <w:lang w:val="en-US" w:eastAsia="zh-CN"/>
-              </w:rPr>
-              <w:t>3. 说明首关12格、第二关20格、后续每关30格，集满后收藏色卡并自动进入下一关。字母大小写均可，不展开大小写转换教学。</w:t>
+              <w:spacing w:before="0" w:after="0" w:line="276" w:lineRule="auto"/>
+            </w:pPr>
+            <w:r>
+              <w:rPr>
+                <w:rFonts w:ascii="宋体" w:hAnsi="宋体" w:eastAsia="宋体"/>
+                <w:sz w:val="21"/>
+                <w:szCs w:val="21"/>
+                <w:color w:val="273632"/>
+              </w:rPr>
+              <w:t xml:space="preserve">1. 打开独立打字网页，请学生找到主键盘区，提醒坐姿和轻按键盘。</w:t>
+            </w:r>
+          </w:p>
+          <w:p>
+            <w:pPr>
+              <w:spacing w:before="0" w:after="0" w:line="276" w:lineRule="auto"/>
+            </w:pPr>
+            <w:r>
+              <w:rPr>
+                <w:rFonts w:ascii="宋体" w:hAnsi="宋体" w:eastAsia="宋体"/>
+                <w:sz w:val="21"/>
+                <w:szCs w:val="21"/>
+                <w:color w:val="273632"/>
+              </w:rPr>
+              <w:t xml:space="preserve">2. 教师示范：“看准绿色目标字符，直接按键。每正确输入一次，点亮一格；输错可以重试，已点亮的颜色保留。”学生无需点击输入框。</w:t>
+            </w:r>
+          </w:p>
+          <w:p>
+            <w:pPr>
+              <w:spacing w:before="0" w:after="0" w:line="276" w:lineRule="auto"/>
+            </w:pPr>
+            <w:r>
+              <w:rPr>
+                <w:rFonts w:ascii="宋体" w:hAnsi="宋体" w:eastAsia="宋体"/>
+                <w:sz w:val="21"/>
+                <w:szCs w:val="21"/>
+                <w:color w:val="273632"/>
+              </w:rPr>
+              <w:t xml:space="preserve">3. 说明首关12格、第二关20格、后续每关30格，集满后收藏色卡并自动进入下一关。字母大小写均可，不展开大小写转换教学。</w:t>
             </w:r>
           </w:p>
         </w:tc>
@@ -3706,36 +2875,16 @@
           </w:tcPr>
           <w:p>
             <w:pPr>
-              <w:keepNext/>
-              <w:keepLines w:val="0"/>
-              <w:numPr>
-                <w:ilvl w:val="0"/>
-                <w:numId w:val="0"/>
-              </w:numPr>
-              <w:suppressLineNumbers w:val="0"/>
-              <w:spacing w:before="0" w:beforeAutospacing="0" w:after="0" w:afterAutospacing="0" w:line="240" w:lineRule="auto"/>
-              <w:ind w:left="0" w:leftChars="0" w:right="0" w:rightChars="0"/>
-              <w:jc w:val="both"/>
-              <w:rPr>
-                <w:rFonts w:hint="eastAsia" w:ascii="宋体" w:hAnsi="宋体" w:eastAsia="宋体" w:cs="宋体"/>
-                <w:sz w:val="24"/>
-                <w:highlight w:val="none"/>
-                <w:lang w:val="en-US" w:eastAsia="zh-CN"/>
-              </w:rPr>
-            </w:pPr>
-            <w:r>
-              <w:rPr>
-                <w:rFonts w:hint="eastAsia" w:ascii="宋体" w:hAnsi="宋体" w:eastAsia="宋体" w:cs="宋体"/>
-                <w:i w:val="0"/>
-                <w:iCs w:val="0"/>
-                <w:caps w:val="0"/>
-                <w:color w:val="000000"/>
-                <w:spacing w:val="0"/>
-                <w:sz w:val="22"/>
-                <w:szCs w:val="22"/>
-                <w:shd w:val="clear" w:fill="FFFFFF"/>
-              </w:rPr>
-              <w:t>能理解直接按键和点亮色卡的规则，找到主键盘区，顺利开始练习。</w:t>
+              <w:spacing w:before="0" w:after="0" w:line="276" w:lineRule="auto"/>
+            </w:pPr>
+            <w:r>
+              <w:rPr>
+                <w:rFonts w:ascii="宋体" w:hAnsi="宋体" w:eastAsia="宋体"/>
+                <w:sz w:val="21"/>
+                <w:szCs w:val="21"/>
+                <w:color w:val="273632"/>
+              </w:rPr>
+              <w:t xml:space="preserve">能理解直接按键和点亮色卡的规则，找到主键盘区，顺利开始练习。</w:t>
             </w:r>
           </w:p>
         </w:tc>
@@ -3757,23 +2906,16 @@
           </w:tcPr>
           <w:p>
             <w:pPr>
-              <w:keepNext/>
-              <w:keepLines w:val="0"/>
-              <w:suppressLineNumbers w:val="0"/>
-              <w:spacing w:before="0" w:beforeAutospacing="0" w:after="0" w:afterAutospacing="0" w:line="240" w:lineRule="auto"/>
-              <w:ind w:left="0" w:right="0"/>
-              <w:jc w:val="both"/>
-              <w:rPr>
-                <w:rFonts w:hint="eastAsia" w:ascii="宋体" w:hAnsi="宋体" w:eastAsia="宋体" w:cs="宋体"/>
-                <w:sz w:val="24"/>
-                <w:highlight w:val="none"/>
-              </w:rPr>
-            </w:pPr>
-            <w:r>
-              <w:rPr>
-                <w:rFonts w:hint="default"/>
-              </w:rPr>
-              <w:t>一次示范；低门槛起步。</w:t>
+              <w:spacing w:before="0" w:after="0" w:line="276" w:lineRule="auto"/>
+            </w:pPr>
+            <w:r>
+              <w:rPr>
+                <w:rFonts w:ascii="宋体" w:hAnsi="宋体" w:eastAsia="宋体"/>
+                <w:sz w:val="21"/>
+                <w:szCs w:val="21"/>
+                <w:color w:val="273632"/>
+              </w:rPr>
+              <w:t xml:space="preserve">一次示范；低门槛起步。</w:t>
             </w:r>
           </w:p>
         </w:tc>
@@ -3809,57 +2951,30 @@
           </w:tcPr>
           <w:p>
             <w:pPr>
-              <w:keepNext w:val="0"/>
-              <w:keepLines w:val="0"/>
-              <w:suppressLineNumbers w:val="0"/>
-              <w:spacing w:before="0" w:beforeAutospacing="0" w:after="0" w:afterAutospacing="0" w:line="240" w:lineRule="auto"/>
-              <w:ind w:left="0" w:right="0"/>
-              <w:jc w:val="center"/>
-              <w:rPr>
-                <w:rFonts w:hint="eastAsia" w:ascii="宋体" w:hAnsi="宋体" w:eastAsia="宋体" w:cs="宋体"/>
-                <w:b/>
-                <w:bCs/>
-                <w:color w:val="000000"/>
-                <w:sz w:val="24"/>
-                <w:highlight w:val="none"/>
-              </w:rPr>
-            </w:pPr>
-            <w:r>
-              <w:rPr>
-                <w:rFonts w:hint="eastAsia" w:ascii="宋体" w:hAnsi="宋体" w:eastAsia="宋体" w:cs="宋体"/>
-                <w:b/>
-                <w:bCs/>
-                <w:color w:val="000000"/>
-                <w:sz w:val="24"/>
-                <w:highlight w:val="none"/>
-              </w:rPr>
-              <w:t>阶段</w:t>
-            </w:r>
-          </w:p>
-          <w:p>
-            <w:pPr>
-              <w:keepNext w:val="0"/>
-              <w:keepLines w:val="0"/>
-              <w:suppressLineNumbers w:val="0"/>
-              <w:spacing w:before="0" w:beforeAutospacing="0" w:after="0" w:afterAutospacing="0" w:line="240" w:lineRule="auto"/>
-              <w:ind w:left="0" w:right="0"/>
-              <w:jc w:val="center"/>
-              <w:rPr>
-                <w:rFonts w:hint="eastAsia" w:ascii="宋体" w:hAnsi="宋体" w:eastAsia="宋体" w:cs="宋体"/>
-                <w:sz w:val="24"/>
-                <w:highlight w:val="none"/>
-              </w:rPr>
-            </w:pPr>
-            <w:r>
-              <w:rPr>
-                <w:rFonts w:hint="eastAsia" w:ascii="宋体" w:hAnsi="宋体" w:eastAsia="宋体" w:cs="宋体"/>
-                <w:b/>
-                <w:bCs/>
-                <w:color w:val="000000"/>
-                <w:sz w:val="24"/>
-                <w:highlight w:val="none"/>
-              </w:rPr>
-              <w:t>意图</w:t>
+              <w:spacing w:before="0" w:after="0" w:line="276" w:lineRule="auto"/>
+            </w:pPr>
+            <w:r>
+              <w:rPr>
+                <w:rFonts w:ascii="宋体" w:hAnsi="宋体" w:eastAsia="宋体"/>
+                <w:sz w:val="21"/>
+                <w:szCs w:val="21"/>
+                <w:color w:val="273632"/>
+              </w:rPr>
+              <w:t xml:space="preserve">阶段</w:t>
+            </w:r>
+          </w:p>
+          <w:p>
+            <w:pPr>
+              <w:spacing w:before="0" w:after="0" w:line="276" w:lineRule="auto"/>
+            </w:pPr>
+            <w:r>
+              <w:rPr>
+                <w:rFonts w:ascii="宋体" w:hAnsi="宋体" w:eastAsia="宋体"/>
+                <w:sz w:val="21"/>
+                <w:szCs w:val="21"/>
+                <w:color w:val="273632"/>
+              </w:rPr>
+              <w:t xml:space="preserve">意图</w:t>
             </w:r>
           </w:p>
         </w:tc>
@@ -3883,27 +2998,16 @@
           </w:tcPr>
           <w:p>
             <w:pPr>
-              <w:keepNext w:val="0"/>
-              <w:keepLines w:val="0"/>
-              <w:suppressLineNumbers w:val="0"/>
-              <w:spacing w:before="0" w:beforeAutospacing="0" w:after="0" w:afterAutospacing="0" w:line="240" w:lineRule="auto"/>
-              <w:ind w:left="0" w:right="0"/>
-              <w:jc w:val="left"/>
-              <w:rPr>
-                <w:rFonts w:hint="eastAsia" w:ascii="宋体" w:hAnsi="宋体" w:eastAsia="宋体" w:cs="宋体"/>
-                <w:sz w:val="24"/>
-                <w:highlight w:val="none"/>
-                <w:lang w:val="en-US" w:eastAsia="zh-CN"/>
-              </w:rPr>
-            </w:pPr>
-            <w:r>
-              <w:rPr>
-                <w:rFonts w:hint="eastAsia" w:ascii="宋体" w:hAnsi="宋体" w:eastAsia="宋体" w:cs="宋体"/>
-                <w:sz w:val="24"/>
-                <w:highlight w:val="none"/>
-                <w:lang w:val="en-US" w:eastAsia="zh-CN"/>
-              </w:rPr>
-              <w:t>用简明示范完成活动转换，让学生把注意力放在找键与输入上，尽快体验第一次成功。</w:t>
+              <w:spacing w:before="0" w:after="0" w:line="276" w:lineRule="auto"/>
+            </w:pPr>
+            <w:r>
+              <w:rPr>
+                <w:rFonts w:ascii="宋体" w:hAnsi="宋体" w:eastAsia="宋体"/>
+                <w:sz w:val="21"/>
+                <w:szCs w:val="21"/>
+                <w:color w:val="273632"/>
+              </w:rPr>
+              <w:t xml:space="preserve">用简明示范完成活动转换，让学生把注意力放在找键与输入上，尽快体验第一次成功。</w:t>
             </w:r>
           </w:p>
         </w:tc>
@@ -3940,68 +3044,30 @@
           </w:tcPr>
           <w:p>
             <w:pPr>
-              <w:keepNext/>
-              <w:keepLines w:val="0"/>
-              <w:numPr>
-                <w:ilvl w:val="0"/>
-                <w:numId w:val="0"/>
-              </w:numPr>
-              <w:suppressLineNumbers w:val="0"/>
-              <w:spacing w:before="0" w:beforeAutospacing="0" w:after="0" w:afterAutospacing="0" w:line="240" w:lineRule="auto"/>
-              <w:ind w:left="0" w:right="0" w:rightChars="0"/>
-              <w:jc w:val="center"/>
-              <w:rPr>
-                <w:rFonts w:hint="eastAsia" w:ascii="宋体" w:hAnsi="宋体" w:eastAsia="宋体" w:cs="宋体"/>
-                <w:b/>
-                <w:bCs/>
-                <w:color w:val="000000"/>
-                <w:sz w:val="24"/>
-                <w:highlight w:val="none"/>
-              </w:rPr>
-            </w:pPr>
-            <w:r>
-              <w:rPr>
-                <w:rFonts w:hint="eastAsia" w:ascii="宋体" w:hAnsi="宋体" w:eastAsia="宋体" w:cs="宋体"/>
-                <w:b/>
-                <w:bCs/>
-                <w:color w:val="000000"/>
-                <w:sz w:val="24"/>
-                <w:highlight w:val="none"/>
-              </w:rPr>
-              <w:t>（七）打字闯关，收集色卡</w:t>
-            </w:r>
-          </w:p>
-          <w:p>
-            <w:pPr>
-              <w:keepNext/>
-              <w:keepLines w:val="0"/>
-              <w:numPr>
-                <w:ilvl w:val="0"/>
-                <w:numId w:val="0"/>
-              </w:numPr>
-              <w:suppressLineNumbers w:val="0"/>
-              <w:spacing w:before="0" w:beforeAutospacing="0" w:after="0" w:afterAutospacing="0" w:line="240" w:lineRule="auto"/>
-              <w:ind w:left="0" w:right="0" w:rightChars="0"/>
-              <w:jc w:val="center"/>
-              <w:rPr>
-                <w:rFonts w:hint="eastAsia" w:ascii="宋体" w:hAnsi="宋体" w:eastAsia="宋体" w:cs="宋体"/>
-                <w:b/>
-                <w:bCs/>
-                <w:color w:val="000000"/>
-                <w:sz w:val="24"/>
-                <w:highlight w:val="none"/>
-              </w:rPr>
-            </w:pPr>
-            <w:r>
-              <w:rPr>
-                <w:rFonts w:hint="eastAsia" w:ascii="宋体" w:hAnsi="宋体" w:eastAsia="宋体" w:cs="宋体"/>
-                <w:b/>
-                <w:bCs/>
-                <w:color w:val="000000"/>
-                <w:sz w:val="24"/>
-                <w:highlight w:val="none"/>
-              </w:rPr>
-              <w:t>21—37分钟</w:t>
+              <w:spacing w:before="0" w:after="0" w:line="276" w:lineRule="auto"/>
+            </w:pPr>
+            <w:r>
+              <w:rPr>
+                <w:rFonts w:ascii="宋体" w:hAnsi="宋体" w:eastAsia="宋体"/>
+                <w:sz w:val="21"/>
+                <w:szCs w:val="21"/>
+                <w:color w:val="273632"/>
+              </w:rPr>
+              <w:t xml:space="preserve">（七）打字闯关，收集色卡</w:t>
+            </w:r>
+          </w:p>
+          <w:p>
+            <w:pPr>
+              <w:spacing w:before="0" w:after="0" w:line="276" w:lineRule="auto"/>
+            </w:pPr>
+            <w:r>
+              <w:rPr>
+                <w:rFonts w:ascii="宋体" w:hAnsi="宋体" w:eastAsia="宋体"/>
+                <w:sz w:val="21"/>
+                <w:szCs w:val="21"/>
+                <w:color w:val="273632"/>
+              </w:rPr>
+              <w:t xml:space="preserve">约10分钟</w:t>
             </w:r>
           </w:p>
         </w:tc>
@@ -4024,126 +3090,58 @@
           </w:tcPr>
           <w:p>
             <w:pPr>
-              <w:keepNext/>
-              <w:keepLines w:val="0"/>
-              <w:numPr>
-                <w:ilvl w:val="0"/>
-                <w:numId w:val="0"/>
-              </w:numPr>
-              <w:suppressLineNumbers w:val="0"/>
-              <w:spacing w:before="0" w:beforeAutospacing="0" w:after="0" w:afterAutospacing="0" w:line="240" w:lineRule="auto"/>
-              <w:ind w:left="0" w:right="0"/>
-              <w:jc w:val="both"/>
-              <w:rPr>
-                <w:rFonts w:hint="eastAsia" w:ascii="宋体" w:hAnsi="宋体" w:eastAsia="宋体" w:cs="宋体"/>
-                <w:sz w:val="22"/>
-                <w:szCs w:val="28"/>
-                <w:highlight w:val="none"/>
-                <w:lang w:val="en-US" w:eastAsia="zh-CN"/>
-              </w:rPr>
-            </w:pPr>
-            <w:r>
-              <w:rPr>
-                <w:rFonts w:hint="eastAsia" w:ascii="宋体" w:hAnsi="宋体" w:eastAsia="宋体" w:cs="宋体"/>
-                <w:sz w:val="22"/>
-                <w:szCs w:val="28"/>
-                <w:highlight w:val="none"/>
-                <w:lang w:val="en-US" w:eastAsia="zh-CN"/>
-              </w:rPr>
-              <w:t>1. 学生按自己的速度练习：先输入字母，再输入主键盘区数字，随后进行简单字母、数字组合。每关收集一种色系的色卡。</w:t>
-            </w:r>
-          </w:p>
-          <w:p>
-            <w:pPr>
-              <w:keepNext/>
-              <w:keepLines w:val="0"/>
-              <w:numPr>
-                <w:ilvl w:val="0"/>
-                <w:numId w:val="0"/>
-              </w:numPr>
-              <w:suppressLineNumbers w:val="0"/>
-              <w:spacing w:before="0" w:beforeAutospacing="0" w:after="0" w:afterAutospacing="0" w:line="240" w:lineRule="auto"/>
-              <w:ind w:left="0" w:right="0"/>
-              <w:jc w:val="both"/>
-              <w:rPr>
-                <w:rFonts w:hint="eastAsia" w:ascii="宋体" w:hAnsi="宋体" w:eastAsia="宋体" w:cs="宋体"/>
-                <w:sz w:val="22"/>
-                <w:szCs w:val="28"/>
-                <w:highlight w:val="none"/>
-                <w:lang w:val="en-US" w:eastAsia="zh-CN"/>
-              </w:rPr>
-            </w:pPr>
-            <w:r>
-              <w:rPr>
-                <w:rFonts w:hint="eastAsia" w:ascii="宋体" w:hAnsi="宋体" w:eastAsia="宋体" w:cs="宋体"/>
-                <w:sz w:val="22"/>
-                <w:szCs w:val="28"/>
-                <w:highlight w:val="none"/>
-                <w:lang w:val="en-US" w:eastAsia="zh-CN"/>
-              </w:rPr>
-              <w:t>2. 教师巡视，指导找键困难的学生，允许进度较快的学生继续挑战；以找准按键、正确输入为主，不要求统一闯关进度。</w:t>
-            </w:r>
-          </w:p>
-          <w:p>
-            <w:pPr>
-              <w:keepNext/>
-              <w:keepLines w:val="0"/>
-              <w:numPr>
-                <w:ilvl w:val="0"/>
-                <w:numId w:val="0"/>
-              </w:numPr>
-              <w:suppressLineNumbers w:val="0"/>
-              <w:spacing w:before="0" w:beforeAutospacing="0" w:after="0" w:afterAutospacing="0" w:line="240" w:lineRule="auto"/>
-              <w:ind w:left="0" w:right="0"/>
-              <w:jc w:val="both"/>
-              <w:rPr>
-                <w:rFonts w:hint="eastAsia" w:ascii="宋体" w:hAnsi="宋体" w:eastAsia="宋体" w:cs="宋体"/>
-                <w:sz w:val="22"/>
-                <w:szCs w:val="28"/>
-                <w:highlight w:val="none"/>
-                <w:lang w:val="en-US" w:eastAsia="zh-CN"/>
-              </w:rPr>
-            </w:pPr>
-            <w:r>
-              <w:rPr>
-                <w:rFonts w:hint="eastAsia" w:ascii="宋体" w:hAnsi="宋体" w:eastAsia="宋体" w:cs="宋体"/>
-                <w:sz w:val="22"/>
-                <w:szCs w:val="28"/>
-                <w:highlight w:val="none"/>
-                <w:lang w:val="en-US" w:eastAsia="zh-CN"/>
-              </w:rPr>
-              <w:t>3. 查看教师端的最高关卡、平均关卡和分层进度，判断是否需要共性提醒或个别帮助，尽量保持练习连续。</w:t>
-            </w:r>
-          </w:p>
-          <w:p>
-            <w:pPr>
-              <w:keepNext/>
-              <w:keepLines w:val="0"/>
-              <w:numPr>
-                <w:ilvl w:val="0"/>
-                <w:numId w:val="0"/>
-              </w:numPr>
-              <w:suppressLineNumbers w:val="0"/>
-              <w:spacing w:before="0" w:beforeAutospacing="0" w:after="0" w:afterAutospacing="0" w:line="240" w:lineRule="auto"/>
-              <w:ind w:left="0" w:right="0"/>
-              <w:jc w:val="both"/>
-              <w:rPr>
-                <w:rFonts w:hint="eastAsia" w:ascii="宋体" w:hAnsi="宋体" w:eastAsia="宋体" w:cs="宋体"/>
-                <w:sz w:val="22"/>
-                <w:szCs w:val="28"/>
-                <w:highlight w:val="none"/>
-                <w:lang w:val="en-US" w:eastAsia="zh-CN"/>
-              </w:rPr>
-            </w:pPr>
-            <w:r>
-              <w:rPr>
-                <w:rFonts w:hint="eastAsia" w:ascii="宋体" w:hAnsi="宋体" w:eastAsia="宋体" w:cs="宋体"/>
-                <w:sz w:val="22"/>
-                <w:szCs w:val="28"/>
-                <w:highlight w:val="none"/>
-                <w:lang w:val="en-US" w:eastAsia="zh-CN"/>
-              </w:rPr>
-              <w:t>4. 结束前一分钟提醒学生完成当前小组任务，查看已收集的色卡。</w:t>
+              <w:spacing w:before="0" w:after="0" w:line="276" w:lineRule="auto"/>
+            </w:pPr>
+            <w:r>
+              <w:rPr>
+                <w:rFonts w:ascii="宋体" w:hAnsi="宋体" w:eastAsia="宋体"/>
+                <w:sz w:val="21"/>
+                <w:szCs w:val="21"/>
+                <w:color w:val="273632"/>
+              </w:rPr>
+              <w:t xml:space="preserve">1. 学生按自己的速度练习：先输入字母，再输入主键盘区数字，随后进行简单字母、数字组合。每关收集一种色系的色卡。</w:t>
+            </w:r>
+          </w:p>
+          <w:p>
+            <w:pPr>
+              <w:spacing w:before="0" w:after="0" w:line="276" w:lineRule="auto"/>
+            </w:pPr>
+            <w:r>
+              <w:rPr>
+                <w:rFonts w:ascii="宋体" w:hAnsi="宋体" w:eastAsia="宋体"/>
+                <w:sz w:val="21"/>
+                <w:szCs w:val="21"/>
+                <w:color w:val="273632"/>
+              </w:rPr>
+              <w:t xml:space="preserve">2. 教师巡视，指导找键困难的学生，允许进度较快的学生继续挑战；以找准按键、正确输入为主，不要求统一闯关进度。</w:t>
+            </w:r>
+          </w:p>
+          <w:p>
+            <w:pPr>
+              <w:spacing w:before="0" w:after="0" w:line="276" w:lineRule="auto"/>
+            </w:pPr>
+            <w:r>
+              <w:rPr>
+                <w:rFonts w:ascii="宋体" w:hAnsi="宋体" w:eastAsia="宋体"/>
+                <w:sz w:val="21"/>
+                <w:szCs w:val="21"/>
+                <w:color w:val="273632"/>
+              </w:rPr>
+              <w:t xml:space="preserve">3. 查看教师端的最高关卡、平均关卡和分层进度，判断是否需要共性提醒或个别帮助，尽量保持练习连续。</w:t>
+            </w:r>
+          </w:p>
+          <w:p>
+            <w:pPr>
+              <w:spacing w:before="0" w:after="0" w:line="276" w:lineRule="auto"/>
+            </w:pPr>
+            <w:r>
+              <w:rPr>
+                <w:rFonts w:ascii="宋体" w:hAnsi="宋体" w:eastAsia="宋体"/>
+                <w:sz w:val="21"/>
+                <w:szCs w:val="21"/>
+                <w:color w:val="273632"/>
+              </w:rPr>
+              <w:t xml:space="preserve">4. 结束前一分钟提醒学生完成当前小组任务，查看已收集的色卡。</w:t>
             </w:r>
           </w:p>
         </w:tc>
@@ -4167,36 +3165,16 @@
           </w:tcPr>
           <w:p>
             <w:pPr>
-              <w:keepNext/>
-              <w:keepLines w:val="0"/>
-              <w:numPr>
-                <w:ilvl w:val="0"/>
-                <w:numId w:val="0"/>
-              </w:numPr>
-              <w:suppressLineNumbers w:val="0"/>
-              <w:spacing w:before="0" w:beforeAutospacing="0" w:after="0" w:afterAutospacing="0" w:line="240" w:lineRule="auto"/>
-              <w:ind w:left="0" w:leftChars="0" w:right="0" w:rightChars="0"/>
-              <w:jc w:val="both"/>
-              <w:rPr>
-                <w:rFonts w:hint="eastAsia" w:ascii="宋体" w:hAnsi="宋体" w:eastAsia="宋体" w:cs="宋体"/>
-                <w:sz w:val="24"/>
-                <w:highlight w:val="none"/>
-                <w:lang w:val="en-US" w:eastAsia="zh-CN"/>
-              </w:rPr>
-            </w:pPr>
-            <w:r>
-              <w:rPr>
-                <w:rFonts w:hint="eastAsia" w:ascii="宋体" w:hAnsi="宋体" w:eastAsia="宋体" w:cs="宋体"/>
-                <w:i w:val="0"/>
-                <w:iCs w:val="0"/>
-                <w:caps w:val="0"/>
-                <w:color w:val="000000"/>
-                <w:spacing w:val="0"/>
-                <w:sz w:val="22"/>
-                <w:szCs w:val="22"/>
-                <w:shd w:val="clear" w:fill="FFFFFF"/>
-              </w:rPr>
-              <w:t>能在主键盘区正确输入字母和数字，逐渐熟悉位置；争取完成至少首张色卡。结合实际输入与看板进度给予过程评价。</w:t>
+              <w:spacing w:before="0" w:after="0" w:line="276" w:lineRule="auto"/>
+            </w:pPr>
+            <w:r>
+              <w:rPr>
+                <w:rFonts w:ascii="宋体" w:hAnsi="宋体" w:eastAsia="宋体"/>
+                <w:sz w:val="21"/>
+                <w:szCs w:val="21"/>
+                <w:color w:val="273632"/>
+              </w:rPr>
+              <w:t xml:space="preserve">能在主键盘区正确输入字母和数字，逐渐熟悉位置；争取完成至少首张色卡。结合实际输入与看板进度给予过程评价。</w:t>
             </w:r>
           </w:p>
         </w:tc>
@@ -4218,23 +3196,16 @@
           </w:tcPr>
           <w:p>
             <w:pPr>
-              <w:keepNext/>
-              <w:keepLines w:val="0"/>
-              <w:suppressLineNumbers w:val="0"/>
-              <w:spacing w:before="0" w:beforeAutospacing="0" w:after="0" w:afterAutospacing="0" w:line="240" w:lineRule="auto"/>
-              <w:ind w:left="0" w:right="0"/>
-              <w:jc w:val="both"/>
-              <w:rPr>
-                <w:rFonts w:hint="eastAsia" w:ascii="宋体" w:hAnsi="宋体" w:eastAsia="宋体" w:cs="宋体"/>
-                <w:sz w:val="24"/>
-                <w:highlight w:val="none"/>
-              </w:rPr>
-            </w:pPr>
-            <w:r>
-              <w:rPr>
-                <w:rFonts w:hint="default"/>
-              </w:rPr>
-              <w:t>色卡激励；分层练习；进度反馈。</w:t>
+              <w:spacing w:before="0" w:after="0" w:line="276" w:lineRule="auto"/>
+            </w:pPr>
+            <w:r>
+              <w:rPr>
+                <w:rFonts w:ascii="宋体" w:hAnsi="宋体" w:eastAsia="宋体"/>
+                <w:sz w:val="21"/>
+                <w:szCs w:val="21"/>
+                <w:color w:val="273632"/>
+              </w:rPr>
+              <w:t xml:space="preserve">色卡激励；分层练习；进度反馈。</w:t>
             </w:r>
           </w:p>
         </w:tc>
@@ -4270,57 +3241,30 @@
           </w:tcPr>
           <w:p>
             <w:pPr>
-              <w:keepNext w:val="0"/>
-              <w:keepLines w:val="0"/>
-              <w:suppressLineNumbers w:val="0"/>
-              <w:spacing w:before="0" w:beforeAutospacing="0" w:after="0" w:afterAutospacing="0" w:line="240" w:lineRule="auto"/>
-              <w:ind w:left="0" w:right="0"/>
-              <w:jc w:val="center"/>
-              <w:rPr>
-                <w:rFonts w:hint="eastAsia" w:ascii="宋体" w:hAnsi="宋体" w:eastAsia="宋体" w:cs="宋体"/>
-                <w:b/>
-                <w:bCs/>
-                <w:color w:val="000000"/>
-                <w:sz w:val="24"/>
-                <w:highlight w:val="none"/>
-              </w:rPr>
-            </w:pPr>
-            <w:r>
-              <w:rPr>
-                <w:rFonts w:hint="eastAsia" w:ascii="宋体" w:hAnsi="宋体" w:eastAsia="宋体" w:cs="宋体"/>
-                <w:b/>
-                <w:bCs/>
-                <w:color w:val="000000"/>
-                <w:sz w:val="24"/>
-                <w:highlight w:val="none"/>
-              </w:rPr>
-              <w:t>阶段</w:t>
-            </w:r>
-          </w:p>
-          <w:p>
-            <w:pPr>
-              <w:keepNext w:val="0"/>
-              <w:keepLines w:val="0"/>
-              <w:suppressLineNumbers w:val="0"/>
-              <w:spacing w:before="0" w:beforeAutospacing="0" w:after="0" w:afterAutospacing="0" w:line="240" w:lineRule="auto"/>
-              <w:ind w:left="0" w:right="0"/>
-              <w:jc w:val="center"/>
-              <w:rPr>
-                <w:rFonts w:hint="eastAsia" w:ascii="宋体" w:hAnsi="宋体" w:eastAsia="宋体" w:cs="宋体"/>
-                <w:sz w:val="24"/>
-                <w:highlight w:val="none"/>
-              </w:rPr>
-            </w:pPr>
-            <w:r>
-              <w:rPr>
-                <w:rFonts w:hint="eastAsia" w:ascii="宋体" w:hAnsi="宋体" w:eastAsia="宋体" w:cs="宋体"/>
-                <w:b/>
-                <w:bCs/>
-                <w:color w:val="000000"/>
-                <w:sz w:val="24"/>
-                <w:highlight w:val="none"/>
-              </w:rPr>
-              <w:t>意图</w:t>
+              <w:spacing w:before="0" w:after="0" w:line="276" w:lineRule="auto"/>
+            </w:pPr>
+            <w:r>
+              <w:rPr>
+                <w:rFonts w:ascii="宋体" w:hAnsi="宋体" w:eastAsia="宋体"/>
+                <w:sz w:val="21"/>
+                <w:szCs w:val="21"/>
+                <w:color w:val="273632"/>
+              </w:rPr>
+              <w:t xml:space="preserve">阶段</w:t>
+            </w:r>
+          </w:p>
+          <w:p>
+            <w:pPr>
+              <w:spacing w:before="0" w:after="0" w:line="276" w:lineRule="auto"/>
+            </w:pPr>
+            <w:r>
+              <w:rPr>
+                <w:rFonts w:ascii="宋体" w:hAnsi="宋体" w:eastAsia="宋体"/>
+                <w:sz w:val="21"/>
+                <w:szCs w:val="21"/>
+                <w:color w:val="273632"/>
+              </w:rPr>
+              <w:t xml:space="preserve">意图</w:t>
             </w:r>
           </w:p>
         </w:tc>
@@ -4344,27 +3288,16 @@
           </w:tcPr>
           <w:p>
             <w:pPr>
-              <w:keepNext w:val="0"/>
-              <w:keepLines w:val="0"/>
-              <w:suppressLineNumbers w:val="0"/>
-              <w:spacing w:before="0" w:beforeAutospacing="0" w:after="0" w:afterAutospacing="0" w:line="240" w:lineRule="auto"/>
-              <w:ind w:left="0" w:right="0"/>
-              <w:jc w:val="left"/>
-              <w:rPr>
-                <w:rFonts w:hint="eastAsia" w:ascii="宋体" w:hAnsi="宋体" w:eastAsia="宋体" w:cs="宋体"/>
-                <w:sz w:val="24"/>
-                <w:highlight w:val="none"/>
-                <w:lang w:val="en-US" w:eastAsia="zh-CN"/>
-              </w:rPr>
-            </w:pPr>
-            <w:r>
-              <w:rPr>
-                <w:rFonts w:hint="eastAsia" w:ascii="宋体" w:hAnsi="宋体" w:eastAsia="宋体" w:cs="宋体"/>
-                <w:sz w:val="24"/>
-                <w:highlight w:val="none"/>
-                <w:lang w:val="en-US" w:eastAsia="zh-CN"/>
-              </w:rPr>
-              <w:t>提供16分钟连续练习，以色卡收集保持参与兴趣，让不同基础的学生都能按自己的节奏积累输入经验。</w:t>
+              <w:spacing w:before="0" w:after="0" w:line="276" w:lineRule="auto"/>
+            </w:pPr>
+            <w:r>
+              <w:rPr>
+                <w:rFonts w:ascii="宋体" w:hAnsi="宋体" w:eastAsia="宋体"/>
+                <w:sz w:val="21"/>
+                <w:szCs w:val="21"/>
+                <w:color w:val="273632"/>
+              </w:rPr>
+              <w:t xml:space="preserve">提供约10分钟连续练习，以色卡收集保持参与兴趣，让不同基础的学生都能按自己的节奏积累输入经验。</w:t>
             </w:r>
           </w:p>
         </w:tc>
@@ -4401,68 +3334,30 @@
           </w:tcPr>
           <w:p>
             <w:pPr>
-              <w:keepNext/>
-              <w:keepLines w:val="0"/>
-              <w:numPr>
-                <w:ilvl w:val="0"/>
-                <w:numId w:val="0"/>
-              </w:numPr>
-              <w:suppressLineNumbers w:val="0"/>
-              <w:spacing w:before="0" w:beforeAutospacing="0" w:after="0" w:afterAutospacing="0" w:line="240" w:lineRule="auto"/>
-              <w:ind w:left="0" w:right="0" w:rightChars="0"/>
-              <w:jc w:val="center"/>
-              <w:rPr>
-                <w:rFonts w:hint="eastAsia" w:ascii="宋体" w:hAnsi="宋体" w:eastAsia="宋体" w:cs="宋体"/>
-                <w:b/>
-                <w:bCs/>
-                <w:color w:val="000000"/>
-                <w:sz w:val="24"/>
-                <w:highlight w:val="none"/>
-              </w:rPr>
-            </w:pPr>
-            <w:r>
-              <w:rPr>
-                <w:rFonts w:hint="eastAsia" w:ascii="宋体" w:hAnsi="宋体" w:eastAsia="宋体" w:cs="宋体"/>
-                <w:b/>
-                <w:bCs/>
-                <w:color w:val="000000"/>
-                <w:sz w:val="24"/>
-                <w:highlight w:val="none"/>
-              </w:rPr>
-              <w:t>（八）交流收获，回顾总结</w:t>
-            </w:r>
-          </w:p>
-          <w:p>
-            <w:pPr>
-              <w:keepNext/>
-              <w:keepLines w:val="0"/>
-              <w:numPr>
-                <w:ilvl w:val="0"/>
-                <w:numId w:val="0"/>
-              </w:numPr>
-              <w:suppressLineNumbers w:val="0"/>
-              <w:spacing w:before="0" w:beforeAutospacing="0" w:after="0" w:afterAutospacing="0" w:line="240" w:lineRule="auto"/>
-              <w:ind w:left="0" w:right="0" w:rightChars="0"/>
-              <w:jc w:val="center"/>
-              <w:rPr>
-                <w:rFonts w:hint="eastAsia" w:ascii="宋体" w:hAnsi="宋体" w:eastAsia="宋体" w:cs="宋体"/>
-                <w:b/>
-                <w:bCs/>
-                <w:color w:val="000000"/>
-                <w:sz w:val="24"/>
-                <w:highlight w:val="none"/>
-              </w:rPr>
-            </w:pPr>
-            <w:r>
-              <w:rPr>
-                <w:rFonts w:hint="eastAsia" w:ascii="宋体" w:hAnsi="宋体" w:eastAsia="宋体" w:cs="宋体"/>
-                <w:b/>
-                <w:bCs/>
-                <w:color w:val="000000"/>
-                <w:sz w:val="24"/>
-                <w:highlight w:val="none"/>
-              </w:rPr>
-              <w:t>37—40分钟</w:t>
+              <w:spacing w:before="0" w:after="0" w:line="276" w:lineRule="auto"/>
+            </w:pPr>
+            <w:r>
+              <w:rPr>
+                <w:rFonts w:ascii="宋体" w:hAnsi="宋体" w:eastAsia="宋体"/>
+                <w:sz w:val="21"/>
+                <w:szCs w:val="21"/>
+                <w:color w:val="273632"/>
+              </w:rPr>
+              <w:t xml:space="preserve">（八）交流收获，回顾总结</w:t>
+            </w:r>
+          </w:p>
+          <w:p>
+            <w:pPr>
+              <w:spacing w:before="0" w:after="0" w:line="276" w:lineRule="auto"/>
+            </w:pPr>
+            <w:r>
+              <w:rPr>
+                <w:rFonts w:ascii="宋体" w:hAnsi="宋体" w:eastAsia="宋体"/>
+                <w:sz w:val="21"/>
+                <w:szCs w:val="21"/>
+                <w:color w:val="273632"/>
+              </w:rPr>
+              <w:t xml:space="preserve">约2分钟</w:t>
             </w:r>
           </w:p>
         </w:tc>
@@ -4485,35 +3380,30 @@
           </w:tcPr>
           <w:p>
             <w:pPr>
-              <w:keepNext/>
-              <w:keepLines w:val="0"/>
-              <w:numPr>
-                <w:ilvl w:val="0"/>
-                <w:numId w:val="0"/>
-              </w:numPr>
-              <w:suppressLineNumbers w:val="0"/>
-              <w:spacing w:before="0" w:beforeAutospacing="0" w:after="0" w:afterAutospacing="0" w:line="240" w:lineRule="auto"/>
-              <w:ind w:left="0" w:right="0"/>
-              <w:jc w:val="both"/>
-              <w:rPr>
-                <w:rFonts w:hint="eastAsia" w:ascii="宋体" w:hAnsi="宋体" w:eastAsia="宋体" w:cs="宋体"/>
-                <w:sz w:val="22"/>
-                <w:szCs w:val="28"/>
-                <w:highlight w:val="none"/>
-                <w:lang w:val="en-US" w:eastAsia="zh-CN"/>
-              </w:rPr>
-            </w:pPr>
-            <w:r>
-              <w:rPr>
-                <w:rFonts w:hint="eastAsia" w:ascii="宋体" w:hAnsi="宋体" w:eastAsia="宋体" w:cs="宋体"/>
-                <w:sz w:val="22"/>
-                <w:szCs w:val="28"/>
-                <w:highlight w:val="none"/>
-                <w:lang w:val="en-US" w:eastAsia="zh-CN"/>
-              </w:rPr>
-              <w:t>1. 学生停下操作，简短回答：“键盘可以分成哪五个区域？”“今天输入字母和数字主要使用了哪里？”</w:t>
-              <w:br/>
-              <w:t>2. 总结：今天认识了键盘五区，并用主键盘区输入字母和数字；继续练习会更熟悉按键位置。</w:t>
+              <w:spacing w:before="0" w:after="0" w:line="276" w:lineRule="auto"/>
+            </w:pPr>
+            <w:r>
+              <w:rPr>
+                <w:rFonts w:ascii="宋体" w:hAnsi="宋体" w:eastAsia="宋体"/>
+                <w:sz w:val="21"/>
+                <w:szCs w:val="21"/>
+                <w:color w:val="273632"/>
+              </w:rPr>
+              <w:t xml:space="preserve">1. 学生停下操作，简短回答：“键盘可以分成哪五个区域？”“今天输入字母和数字主要使用了哪里？”</w:t>
+            </w:r>
+          </w:p>
+          <w:p>
+            <w:pPr>
+              <w:spacing w:before="0" w:after="0" w:line="276" w:lineRule="auto"/>
+            </w:pPr>
+            <w:r>
+              <w:rPr>
+                <w:rFonts w:ascii="宋体" w:hAnsi="宋体" w:eastAsia="宋体"/>
+                <w:sz w:val="21"/>
+                <w:szCs w:val="21"/>
+                <w:color w:val="273632"/>
+              </w:rPr>
+              <w:t xml:space="preserve">2. 总结：今天认识了键盘五区，并用主键盘区输入字母和数字；继续练习会更熟悉按键位置。</w:t>
             </w:r>
           </w:p>
         </w:tc>
@@ -4537,36 +3427,16 @@
           </w:tcPr>
           <w:p>
             <w:pPr>
-              <w:keepNext/>
-              <w:keepLines w:val="0"/>
-              <w:numPr>
-                <w:ilvl w:val="0"/>
-                <w:numId w:val="0"/>
-              </w:numPr>
-              <w:suppressLineNumbers w:val="0"/>
-              <w:spacing w:before="0" w:beforeAutospacing="0" w:after="0" w:afterAutospacing="0" w:line="240" w:lineRule="auto"/>
-              <w:ind w:left="0" w:leftChars="0" w:right="0" w:rightChars="0"/>
-              <w:jc w:val="both"/>
-              <w:rPr>
-                <w:rFonts w:hint="eastAsia" w:ascii="宋体" w:hAnsi="宋体" w:eastAsia="宋体" w:cs="宋体"/>
-                <w:sz w:val="24"/>
-                <w:highlight w:val="none"/>
-                <w:lang w:val="en-US" w:eastAsia="zh-CN"/>
-              </w:rPr>
-            </w:pPr>
-            <w:r>
-              <w:rPr>
-                <w:rFonts w:hint="eastAsia" w:ascii="宋体" w:hAnsi="宋体" w:eastAsia="宋体" w:cs="宋体"/>
-                <w:i w:val="0"/>
-                <w:iCs w:val="0"/>
-                <w:caps w:val="0"/>
-                <w:color w:val="000000"/>
-                <w:spacing w:val="0"/>
-                <w:sz w:val="22"/>
-                <w:szCs w:val="22"/>
-                <w:shd w:val="clear" w:fill="FFFFFF"/>
-              </w:rPr>
-              <w:t>能说出五区名称及主键盘区用途。结合指认和输入表现检查目标达成。</w:t>
+              <w:spacing w:before="0" w:after="0" w:line="276" w:lineRule="auto"/>
+            </w:pPr>
+            <w:r>
+              <w:rPr>
+                <w:rFonts w:ascii="宋体" w:hAnsi="宋体" w:eastAsia="宋体"/>
+                <w:sz w:val="21"/>
+                <w:szCs w:val="21"/>
+                <w:color w:val="273632"/>
+              </w:rPr>
+              <w:t xml:space="preserve">能说出五区名称及主键盘区用途。结合指认和输入表现检查目标达成。</w:t>
             </w:r>
           </w:p>
         </w:tc>
@@ -4588,23 +3458,16 @@
           </w:tcPr>
           <w:p>
             <w:pPr>
-              <w:keepNext/>
-              <w:keepLines w:val="0"/>
-              <w:suppressLineNumbers w:val="0"/>
-              <w:spacing w:before="0" w:beforeAutospacing="0" w:after="0" w:afterAutospacing="0" w:line="240" w:lineRule="auto"/>
-              <w:ind w:left="0" w:right="0"/>
-              <w:jc w:val="both"/>
-              <w:rPr>
-                <w:rFonts w:hint="eastAsia" w:ascii="宋体" w:hAnsi="宋体" w:eastAsia="宋体" w:cs="宋体"/>
-                <w:sz w:val="24"/>
-                <w:highlight w:val="none"/>
-              </w:rPr>
-            </w:pPr>
-            <w:r>
-              <w:rPr>
-                <w:rFonts w:hint="default"/>
-              </w:rPr>
-              <w:t>口头回顾；结合操作评价。</w:t>
+              <w:spacing w:before="0" w:after="0" w:line="276" w:lineRule="auto"/>
+            </w:pPr>
+            <w:r>
+              <w:rPr>
+                <w:rFonts w:ascii="宋体" w:hAnsi="宋体" w:eastAsia="宋体"/>
+                <w:sz w:val="21"/>
+                <w:szCs w:val="21"/>
+                <w:color w:val="273632"/>
+              </w:rPr>
+              <w:t xml:space="preserve">口头回顾；结合操作评价。</w:t>
             </w:r>
           </w:p>
         </w:tc>
@@ -4640,57 +3503,30 @@
           </w:tcPr>
           <w:p>
             <w:pPr>
-              <w:keepNext w:val="0"/>
-              <w:keepLines w:val="0"/>
-              <w:suppressLineNumbers w:val="0"/>
-              <w:spacing w:before="0" w:beforeAutospacing="0" w:after="0" w:afterAutospacing="0" w:line="240" w:lineRule="auto"/>
-              <w:ind w:left="0" w:right="0"/>
-              <w:jc w:val="center"/>
-              <w:rPr>
-                <w:rFonts w:hint="eastAsia" w:ascii="宋体" w:hAnsi="宋体" w:eastAsia="宋体" w:cs="宋体"/>
-                <w:b/>
-                <w:bCs/>
-                <w:color w:val="000000"/>
-                <w:sz w:val="24"/>
-                <w:highlight w:val="none"/>
-              </w:rPr>
-            </w:pPr>
-            <w:r>
-              <w:rPr>
-                <w:rFonts w:hint="eastAsia" w:ascii="宋体" w:hAnsi="宋体" w:eastAsia="宋体" w:cs="宋体"/>
-                <w:b/>
-                <w:bCs/>
-                <w:color w:val="000000"/>
-                <w:sz w:val="24"/>
-                <w:highlight w:val="none"/>
-              </w:rPr>
-              <w:t>阶段</w:t>
-            </w:r>
-          </w:p>
-          <w:p>
-            <w:pPr>
-              <w:keepNext w:val="0"/>
-              <w:keepLines w:val="0"/>
-              <w:suppressLineNumbers w:val="0"/>
-              <w:spacing w:before="0" w:beforeAutospacing="0" w:after="0" w:afterAutospacing="0" w:line="240" w:lineRule="auto"/>
-              <w:ind w:left="0" w:right="0"/>
-              <w:jc w:val="center"/>
-              <w:rPr>
-                <w:rFonts w:hint="eastAsia" w:ascii="宋体" w:hAnsi="宋体" w:eastAsia="宋体" w:cs="宋体"/>
-                <w:sz w:val="24"/>
-                <w:highlight w:val="none"/>
-              </w:rPr>
-            </w:pPr>
-            <w:r>
-              <w:rPr>
-                <w:rFonts w:hint="eastAsia" w:ascii="宋体" w:hAnsi="宋体" w:eastAsia="宋体" w:cs="宋体"/>
-                <w:b/>
-                <w:bCs/>
-                <w:color w:val="000000"/>
-                <w:sz w:val="24"/>
-                <w:highlight w:val="none"/>
-              </w:rPr>
-              <w:t>意图</w:t>
+              <w:spacing w:before="0" w:after="0" w:line="276" w:lineRule="auto"/>
+            </w:pPr>
+            <w:r>
+              <w:rPr>
+                <w:rFonts w:ascii="宋体" w:hAnsi="宋体" w:eastAsia="宋体"/>
+                <w:sz w:val="21"/>
+                <w:szCs w:val="21"/>
+                <w:color w:val="273632"/>
+              </w:rPr>
+              <w:t xml:space="preserve">阶段</w:t>
+            </w:r>
+          </w:p>
+          <w:p>
+            <w:pPr>
+              <w:spacing w:before="0" w:after="0" w:line="276" w:lineRule="auto"/>
+            </w:pPr>
+            <w:r>
+              <w:rPr>
+                <w:rFonts w:ascii="宋体" w:hAnsi="宋体" w:eastAsia="宋体"/>
+                <w:sz w:val="21"/>
+                <w:szCs w:val="21"/>
+                <w:color w:val="273632"/>
+              </w:rPr>
+              <w:t xml:space="preserve">意图</w:t>
             </w:r>
           </w:p>
         </w:tc>
@@ -4714,27 +3550,278 @@
           </w:tcPr>
           <w:p>
             <w:pPr>
-              <w:keepNext w:val="0"/>
-              <w:keepLines w:val="0"/>
-              <w:suppressLineNumbers w:val="0"/>
-              <w:spacing w:before="0" w:beforeAutospacing="0" w:after="0" w:afterAutospacing="0" w:line="240" w:lineRule="auto"/>
-              <w:ind w:left="0" w:right="0"/>
-              <w:jc w:val="left"/>
-              <w:rPr>
-                <w:rFonts w:hint="eastAsia" w:ascii="宋体" w:hAnsi="宋体" w:eastAsia="宋体" w:cs="宋体"/>
-                <w:sz w:val="24"/>
-                <w:highlight w:val="none"/>
-                <w:lang w:val="en-US" w:eastAsia="zh-CN"/>
-              </w:rPr>
-            </w:pPr>
-            <w:r>
-              <w:rPr>
-                <w:rFonts w:hint="eastAsia" w:ascii="宋体" w:hAnsi="宋体" w:eastAsia="宋体" w:cs="宋体"/>
-                <w:sz w:val="24"/>
-                <w:highlight w:val="none"/>
-                <w:lang w:val="en-US" w:eastAsia="zh-CN"/>
-              </w:rPr>
-              <w:t>回扣学习目标，帮助学生把区域认识与输入体验联系起来，并形成继续练习的意愿。</w:t>
+              <w:spacing w:before="0" w:after="0" w:line="276" w:lineRule="auto"/>
+            </w:pPr>
+            <w:r>
+              <w:rPr>
+                <w:rFonts w:ascii="宋体" w:hAnsi="宋体" w:eastAsia="宋体"/>
+                <w:sz w:val="21"/>
+                <w:szCs w:val="21"/>
+                <w:color w:val="273632"/>
+              </w:rPr>
+              <w:t xml:space="preserve">回扣学习目标，帮助学生把区域认识与输入体验联系起来，并形成继续练习的意愿。</w:t>
+            </w:r>
+          </w:p>
+        </w:tc>
+      </w:tr>
+      <w:tr>
+        <w:tblPrEx>
+          <w:tblCellMar>
+            <w:top w:w="15" w:type="dxa"/>
+            <w:left w:w="15" w:type="dxa"/>
+            <w:bottom w:w="15" w:type="dxa"/>
+            <w:right w:w="15" w:type="dxa"/>
+          </w:tblCellMar>
+        </w:tblPrEx>
+        <w:trPr>
+          <w:cantSplit/>
+        </w:trPr>
+        <w:tc>
+          <w:tcPr>
+            <w:tcW w:w="2034" w:type="dxa"/>
+            <w:gridSpan w:val="2"/>
+            <w:tcBorders>
+              <w:top w:val="single" w:color="auto" w:sz="2" w:space="0"/>
+              <w:left w:val="single" w:color="auto" w:sz="2" w:space="0"/>
+              <w:bottom w:val="single" w:color="auto" w:sz="2" w:space="0"/>
+              <w:right w:val="single" w:color="auto" w:sz="2" w:space="0"/>
+            </w:tcBorders>
+            <w:tcMar>
+              <w:top w:w="55" w:type="dxa"/>
+              <w:left w:w="65" w:type="dxa"/>
+              <w:bottom w:w="55" w:type="dxa"/>
+              <w:right w:w="65" w:type="dxa"/>
+            </w:tcMar>
+            <w:vAlign w:val="center"/>
+          </w:tcPr>
+          <w:p>
+            <w:pPr>
+              <w:spacing w:before="0" w:after="0" w:line="276" w:lineRule="auto"/>
+            </w:pPr>
+            <w:r>
+              <w:rPr>
+                <w:rFonts w:ascii="宋体" w:hAnsi="宋体" w:eastAsia="宋体"/>
+                <w:sz w:val="21"/>
+                <w:szCs w:val="21"/>
+                <w:color w:val="273632"/>
+              </w:rPr>
+              <w:t xml:space="preserve">（九）学生练习</w:t>
+            </w:r>
+          </w:p>
+          <w:p>
+            <w:pPr>
+              <w:spacing w:before="0" w:after="0" w:line="276" w:lineRule="auto"/>
+            </w:pPr>
+            <w:r>
+              <w:rPr>
+                <w:rFonts w:ascii="宋体" w:hAnsi="宋体" w:eastAsia="宋体"/>
+                <w:sz w:val="21"/>
+                <w:szCs w:val="21"/>
+                <w:color w:val="273632"/>
+              </w:rPr>
+              <w:t xml:space="preserve">剩余约6分钟</w:t>
+            </w:r>
+          </w:p>
+        </w:tc>
+        <w:tc>
+          <w:tcPr>
+            <w:tcW w:w="3875" w:type="dxa"/>
+            <w:tcBorders>
+              <w:top w:val="single" w:color="auto" w:sz="2" w:space="0"/>
+              <w:left w:val="single" w:color="auto" w:sz="2" w:space="0"/>
+              <w:bottom w:val="single" w:color="auto" w:sz="2" w:space="0"/>
+              <w:right w:val="single" w:color="auto" w:sz="2" w:space="0"/>
+            </w:tcBorders>
+            <w:tcMar>
+              <w:top w:w="55" w:type="dxa"/>
+              <w:left w:w="65" w:type="dxa"/>
+              <w:bottom w:w="55" w:type="dxa"/>
+              <w:right w:w="65" w:type="dxa"/>
+            </w:tcMar>
+            <w:vAlign w:val="top"/>
+          </w:tcPr>
+          <w:p>
+            <w:pPr>
+              <w:spacing w:before="0" w:after="0" w:line="276" w:lineRule="auto"/>
+            </w:pPr>
+            <w:r>
+              <w:rPr>
+                <w:rFonts w:ascii="宋体" w:hAnsi="宋体" w:eastAsia="宋体"/>
+                <w:sz w:val="21"/>
+                <w:szCs w:val="21"/>
+                <w:color w:val="273632"/>
+              </w:rPr>
+              <w:t xml:space="preserve">1. 总结后的剩余时间交给学生自主巩固：可继续打字闯关收集色卡，也可进行知识点练习等。</w:t>
+            </w:r>
+          </w:p>
+          <w:p>
+            <w:pPr>
+              <w:spacing w:before="0" w:after="0" w:line="276" w:lineRule="auto"/>
+            </w:pPr>
+            <w:r>
+              <w:rPr>
+                <w:rFonts w:ascii="宋体" w:hAnsi="宋体" w:eastAsia="宋体"/>
+                <w:sz w:val="21"/>
+                <w:szCs w:val="21"/>
+                <w:color w:val="273632"/>
+              </w:rPr>
+              <w:t xml:space="preserve">2. 教师巡视个别指导，不新授内容，不布置新的教学目标。</w:t>
+            </w:r>
+          </w:p>
+        </w:tc>
+        <w:tc>
+          <w:tcPr>
+            <w:tcW w:w="2327" w:type="dxa"/>
+            <w:tcBorders>
+              <w:top w:val="single" w:color="auto" w:sz="2" w:space="0"/>
+              <w:left w:val="single" w:color="auto" w:sz="2" w:space="0"/>
+              <w:bottom w:val="single" w:color="auto" w:sz="2" w:space="0"/>
+              <w:right w:val="single" w:color="auto" w:sz="2" w:space="0"/>
+              <w:tl2br w:val="nil"/>
+              <w:tr2bl w:val="nil"/>
+            </w:tcBorders>
+            <w:tcMar>
+              <w:top w:w="55" w:type="dxa"/>
+              <w:left w:w="65" w:type="dxa"/>
+              <w:bottom w:w="55" w:type="dxa"/>
+              <w:right w:w="65" w:type="dxa"/>
+            </w:tcMar>
+          </w:tcPr>
+          <w:p>
+            <w:pPr>
+              <w:spacing w:before="0" w:after="0" w:line="276" w:lineRule="auto"/>
+            </w:pPr>
+            <w:r>
+              <w:rPr>
+                <w:rFonts w:ascii="宋体" w:hAnsi="宋体" w:eastAsia="宋体"/>
+                <w:sz w:val="21"/>
+                <w:szCs w:val="21"/>
+                <w:color w:val="273632"/>
+              </w:rPr>
+              <w:t xml:space="preserve">能按自己的节奏继续巩固五区认识或主键盘区输入。</w:t>
+            </w:r>
+          </w:p>
+        </w:tc>
+        <w:tc>
+          <w:tcPr>
+            <w:tcW w:w="1510" w:type="dxa"/>
+            <w:tcBorders>
+              <w:top w:val="single" w:color="auto" w:sz="2" w:space="0"/>
+              <w:left w:val="single" w:color="auto" w:sz="2" w:space="0"/>
+              <w:bottom w:val="single" w:color="auto" w:sz="2" w:space="0"/>
+              <w:right w:val="single" w:color="auto" w:sz="2" w:space="0"/>
+            </w:tcBorders>
+            <w:tcMar>
+              <w:top w:w="55" w:type="dxa"/>
+              <w:left w:w="65" w:type="dxa"/>
+              <w:bottom w:w="55" w:type="dxa"/>
+              <w:right w:w="65" w:type="dxa"/>
+            </w:tcMar>
+          </w:tcPr>
+          <w:p>
+            <w:pPr>
+              <w:spacing w:before="0" w:after="0" w:line="276" w:lineRule="auto"/>
+            </w:pPr>
+            <w:r>
+              <w:rPr>
+                <w:rFonts w:ascii="宋体" w:hAnsi="宋体" w:eastAsia="宋体"/>
+                <w:sz w:val="21"/>
+                <w:szCs w:val="21"/>
+                <w:color w:val="273632"/>
+              </w:rPr>
+              <w:t xml:space="preserve">自主巩固；分层延续。</w:t>
+            </w:r>
+          </w:p>
+        </w:tc>
+      </w:tr>
+      <w:tr>
+        <w:tblPrEx>
+          <w:tblCellMar>
+            <w:top w:w="15" w:type="dxa"/>
+            <w:left w:w="15" w:type="dxa"/>
+            <w:bottom w:w="15" w:type="dxa"/>
+            <w:right w:w="15" w:type="dxa"/>
+          </w:tblCellMar>
+        </w:tblPrEx>
+        <w:trPr>
+          <w:trHeight w:val="650" w:hRule="atLeast"/>
+        </w:trPr>
+        <w:tc>
+          <w:tcPr>
+            <w:tcW w:w="666" w:type="dxa"/>
+            <w:tcBorders>
+              <w:top w:val="single" w:color="auto" w:sz="2" w:space="0"/>
+              <w:left w:val="single" w:color="auto" w:sz="2" w:space="0"/>
+              <w:bottom w:val="single" w:color="auto" w:sz="2" w:space="0"/>
+              <w:right w:val="single" w:color="auto" w:sz="2" w:space="0"/>
+            </w:tcBorders>
+            <w:tcMar>
+              <w:top w:w="55" w:type="dxa"/>
+              <w:left w:w="65" w:type="dxa"/>
+              <w:bottom w:w="55" w:type="dxa"/>
+              <w:right w:w="65" w:type="dxa"/>
+            </w:tcMar>
+            <w:vAlign w:val="center"/>
+          </w:tcPr>
+          <w:p>
+            <w:pPr>
+              <w:spacing w:before="0" w:after="0" w:line="276" w:lineRule="auto"/>
+            </w:pPr>
+            <w:r>
+              <w:rPr>
+                <w:rFonts w:ascii="宋体" w:hAnsi="宋体" w:eastAsia="宋体"/>
+                <w:sz w:val="21"/>
+                <w:szCs w:val="21"/>
+                <w:color w:val="273632"/>
+              </w:rPr>
+              <w:t xml:space="preserve">阶段</w:t>
+            </w:r>
+          </w:p>
+          <w:p>
+            <w:pPr>
+              <w:spacing w:before="0" w:after="0" w:line="276" w:lineRule="auto"/>
+            </w:pPr>
+            <w:r>
+              <w:rPr>
+                <w:rFonts w:ascii="宋体" w:hAnsi="宋体" w:eastAsia="宋体"/>
+                <w:sz w:val="21"/>
+                <w:szCs w:val="21"/>
+                <w:color w:val="273632"/>
+              </w:rPr>
+              <w:t xml:space="preserve">意图</w:t>
+            </w:r>
+          </w:p>
+        </w:tc>
+        <w:tc>
+          <w:tcPr>
+            <w:tcW w:w="9080" w:type="dxa"/>
+            <w:gridSpan w:val="4"/>
+            <w:tcBorders>
+              <w:top w:val="single" w:color="auto" w:sz="2" w:space="0"/>
+              <w:left w:val="single" w:color="auto" w:sz="2" w:space="0"/>
+              <w:bottom w:val="single" w:color="auto" w:sz="2" w:space="0"/>
+              <w:right w:val="single" w:color="auto" w:sz="2" w:space="0"/>
+            </w:tcBorders>
+            <w:tcMar>
+              <w:top w:w="55" w:type="dxa"/>
+              <w:left w:w="65" w:type="dxa"/>
+              <w:bottom w:w="55" w:type="dxa"/>
+              <w:right w:w="65" w:type="dxa"/>
+            </w:tcMar>
+            <w:vAlign w:val="center"/>
+          </w:tcPr>
+          <w:p>
+            <w:pPr>
+              <w:spacing w:before="0" w:after="0" w:line="276" w:lineRule="auto"/>
+            </w:pPr>
+            <w:r>
+              <w:rPr>
+                <w:rFonts w:ascii="宋体" w:hAnsi="宋体" w:eastAsia="宋体"/>
+                <w:sz w:val="21"/>
+                <w:szCs w:val="21"/>
+                <w:color w:val="273632"/>
+              </w:rPr>
+              <w:t xml:space="preserve">用剩余时间巩固本课所学，让不同进度的学生都能继续练习。</w:t>
             </w:r>
           </w:p>
         </w:tc>

--- a/邱梓钊 三年级《认识键盘》教学设计.docx
+++ b/邱梓钊 三年级《认识键盘》教学设计.docx
@@ -3,21 +3,33 @@
 <w:document xmlns:wpc="http://schemas.microsoft.com/office/word/2010/wordprocessingCanvas" xmlns:cx="http://schemas.microsoft.com/office/drawing/2014/chartex" xmlns:cx1="http://schemas.microsoft.com/office/drawing/2015/9/8/chartex" xmlns:cx2="http://schemas.microsoft.com/office/drawing/2015/10/21/chartex" xmlns:cx3="http://schemas.microsoft.com/office/drawing/2016/5/9/chartex" xmlns:cx4="http://schemas.microsoft.com/office/drawing/2016/5/10/chartex" xmlns:cx5="http://schemas.microsoft.com/office/drawing/2016/5/11/chartex" xmlns:cx6="http://schemas.microsoft.com/office/drawing/2016/5/12/chartex" xmlns:cx7="http://schemas.microsoft.com/office/drawing/2016/5/13/chartex" xmlns:cx8="http://schemas.microsoft.com/office/drawing/2016/5/14/chartex" xmlns:mc="http://schemas.openxmlformats.org/markup-compatibility/2006" xmlns:o="urn:schemas-microsoft-com:office:office" xmlns:r="http://schemas.openxmlformats.org/officeDocument/2006/relationships" xmlns:m="http://schemas.openxmlformats.org/officeDocument/2006/math" xmlns:v="urn:schemas-microsoft-com:vml" xmlns:wp14="http://schemas.microsoft.com/office/word/2010/wordprocessingDrawing" xmlns:wp="http://schemas.openxmlformats.org/drawingml/2006/wordprocessingDrawing" xmlns:w="http://schemas.openxmlformats.org/wordprocessingml/2006/main" xmlns:w14="http://schemas.microsoft.com/office/word/2010/wordml" xmlns:w10="urn:schemas-microsoft-com:office:word" xmlns:w15="http://schemas.microsoft.com/office/word/2012/wordml" xmlns:wpg="http://schemas.microsoft.com/office/word/2010/wordprocessingGroup" xmlns:wpi="http://schemas.microsoft.com/office/word/2010/wordprocessingInk" xmlns:wne="http://schemas.microsoft.com/office/word/2006/wordml" xmlns:wps="http://schemas.microsoft.com/office/word/2010/wordprocessingShape" xmlns:wpsCustomData="http://www.wps.cn/officeDocument/2013/wpsCustomData" mc:Ignorable="w14 w15 wp14">
   <w:body>
     <w:p/>
+    <w:p/>
+    <w:p/>
+    <w:p/>
     <w:p>
+      <w:pPr>
+        <w:rPr>
+          <w:rFonts w:hint="eastAsia"/>
+          <w:b/>
+          <w:bCs/>
+          <w:sz w:val="160"/>
+          <w:szCs w:val="160"/>
+        </w:rPr>
+      </w:pPr>
       <w:r>
         <w:drawing>
           <wp:anchor distT="0" distB="0" distL="114300" distR="114300" simplePos="0" relativeHeight="251659264" behindDoc="1" locked="0" layoutInCell="1" allowOverlap="1">
             <wp:simplePos x="0" y="0"/>
             <wp:positionH relativeFrom="column">
-              <wp:posOffset>2404745</wp:posOffset>
+              <wp:posOffset>-483235</wp:posOffset>
             </wp:positionH>
             <wp:positionV relativeFrom="paragraph">
-              <wp:posOffset>160020</wp:posOffset>
+              <wp:posOffset>-953770</wp:posOffset>
             </wp:positionV>
             <wp:extent cx="1519555" cy="1492885"/>
-            <wp:effectExtent l="0" t="0" r="4445" b="12065"/>
+            <wp:effectExtent l="0" t="0" r="4445" b="2540"/>
             <wp:wrapNone/>
-            <wp:docPr id="7" name="图片 6"/>
+            <wp:docPr id="1" name="图片 6"/>
             <wp:cNvGraphicFramePr>
               <a:graphicFrameLocks xmlns:a="http://schemas.openxmlformats.org/drawingml/2006/main" noChangeAspect="1"/>
             </wp:cNvGraphicFramePr>
@@ -25,13 +37,13 @@
               <a:graphicData uri="http://schemas.openxmlformats.org/drawingml/2006/picture">
                 <pic:pic xmlns:pic="http://schemas.openxmlformats.org/drawingml/2006/picture">
                   <pic:nvPicPr>
-                    <pic:cNvPr id="7" name="图片 6"/>
+                    <pic:cNvPr id="1" name="图片 6"/>
                     <pic:cNvPicPr>
                       <a:picLocks noChangeAspect="1"/>
                     </pic:cNvPicPr>
                   </pic:nvPicPr>
                   <pic:blipFill>
-                    <a:blip r:embed="rIdSchoolLogo" cstate="print">
+                    <a:blip r:embed="rId6" cstate="print">
                       <a:extLst>
                         <a:ext uri="{28A0092B-C50C-407E-A947-70E740481C1C}">
                           <a14:useLocalDpi xmlns:a14="http://schemas.microsoft.com/office/drawing/2010/main" val="0"/>
@@ -57,21 +69,6 @@
           </wp:anchor>
         </w:drawing>
       </w:r>
-    </w:p>
-    <w:p/>
-    <w:p/>
-    <w:p>
-      <w:pPr>
-        <w:rPr>
-          <w:rFonts w:hint="eastAsia"/>
-          <w:b/>
-          <w:bCs/>
-          <w:sz w:val="160"/>
-          <w:szCs w:val="160"/>
-        </w:rPr>
-      </w:pPr>
-      <w:bookmarkStart w:id="0" w:name="_GoBack"/>
-      <w:bookmarkEnd w:id="0"/>
     </w:p>
     <w:p>
       <w:pPr>
@@ -182,7 +179,7 @@
           <w:szCs w:val="48"/>
           <w:lang w:val="en-US" w:eastAsia="zh-CN"/>
         </w:rPr>
-        <w:t>集备课</w:t>
+        <w:t>新苗展示课</w:t>
       </w:r>
       <w:r>
         <w:rPr>
@@ -450,8 +447,10 @@
           <w:szCs w:val="32"/>
           <w:lang w:val="en-US" w:eastAsia="zh-CN"/>
         </w:rPr>
-        <w:t>授课日期：2026年10月29日</w:t>
+        <w:t>2026年10月27日</w:t>
       </w:r>
+      <w:bookmarkStart w:id="0" w:name="_GoBack"/>
+      <w:bookmarkEnd w:id="0"/>
     </w:p>
     <w:p>
       <w:r>
@@ -1052,14 +1051,13 @@
                 <w:i w:val="0"/>
                 <w:iCs w:val="0"/>
                 <w:caps w:val="0"/>
-                <w:color w:val="000000"/>
+                <w:color w:val="0F1115"/>
                 <w:spacing w:val="0"/>
                 <w:sz w:val="24"/>
                 <w:szCs w:val="24"/>
                 <w:shd w:val="clear" w:fill="FFFFFF"/>
-                <w:lang w:val="en-US" w:eastAsia="zh-CN"/>
-              </w:rPr>
-              <w:t>多媒体机房、学生电脑及标准键盘、教学课件；键盘填色与色卡打字两套独立网页及各自教师看板。</w:t>
+              </w:rPr>
+              <w:t xml:space="preserve">多媒体机房、学生电脑及标准键盘、教学课件；“填色盘”“收集色卡”两套互动网页及教师看板，“知识点练习”作为巩固资源。</w:t>
             </w:r>
           </w:p>
           <w:p>
@@ -1089,14 +1087,13 @@
                 <w:i w:val="0"/>
                 <w:iCs w:val="0"/>
                 <w:caps w:val="0"/>
-                <w:color w:val="000000"/>
+                <w:color w:val="0F1115"/>
                 <w:spacing w:val="0"/>
                 <w:sz w:val="24"/>
                 <w:szCs w:val="24"/>
                 <w:shd w:val="clear" w:fill="FFFFFF"/>
-                <w:lang w:val="en-US" w:eastAsia="zh-CN"/>
-              </w:rPr>
-              <w:t>课前检查网页访问与反馈同步；教师在看板中新建课堂，分发学生链接。学生直接进入，无需填写姓名或座位号。课时为1课时，共40分钟。</w:t>
+              </w:rPr>
+              <w:t xml:space="preserve">课前检查网页访问与反馈同步，教师新建课堂并分发学生链接；学生无需填写姓名或座位号。安排小组交流与展示，课时为1课时，共40分钟。</w:t>
             </w:r>
           </w:p>
         </w:tc>
@@ -1402,30 +1399,38 @@
           </w:tcPr>
           <w:p>
             <w:pPr>
-              <w:spacing w:before="0" w:after="0" w:line="276" w:lineRule="auto"/>
-            </w:pPr>
-            <w:r>
-              <w:rPr>
-                <w:rFonts w:ascii="宋体" w:hAnsi="宋体" w:eastAsia="宋体"/>
-                <w:sz w:val="21"/>
-                <w:szCs w:val="21"/>
-                <w:color w:val="273632"/>
-              </w:rPr>
-              <w:t xml:space="preserve">（一）导入和引出五分区</w:t>
-            </w:r>
-          </w:p>
-          <w:p>
-            <w:pPr>
-              <w:spacing w:before="0" w:after="0" w:line="276" w:lineRule="auto"/>
-            </w:pPr>
-            <w:r>
-              <w:rPr>
-                <w:rFonts w:ascii="宋体" w:hAnsi="宋体" w:eastAsia="宋体"/>
-                <w:sz w:val="21"/>
-                <w:szCs w:val="21"/>
-                <w:color w:val="273632"/>
-              </w:rPr>
-              <w:t xml:space="preserve">约3分钟</w:t>
+              <w:keepNext w:val="0"/>
+              <w:keepLines w:val="0"/>
+              <w:suppressLineNumbers w:val="0"/>
+              <w:spacing w:before="0" w:beforeAutospacing="0" w:after="0" w:afterAutospacing="0" w:line="276" w:lineRule="auto"/>
+              <w:ind w:left="0" w:right="0"/>
+              <w:rPr>
+                <w:rFonts w:hint="default"/>
+              </w:rPr>
+            </w:pPr>
+            <w:r>
+              <w:rPr>
+                <w:rFonts w:hint="default"/>
+              </w:rPr>
+              <w:t xml:space="preserve">（一）复习导入</w:t>
+            </w:r>
+          </w:p>
+          <w:p>
+            <w:pPr>
+              <w:keepNext w:val="0"/>
+              <w:keepLines w:val="0"/>
+              <w:suppressLineNumbers w:val="0"/>
+              <w:spacing w:before="0" w:beforeAutospacing="0" w:after="0" w:afterAutospacing="0" w:line="276" w:lineRule="auto"/>
+              <w:ind w:left="0" w:right="0"/>
+              <w:rPr>
+                <w:rFonts w:hint="default"/>
+              </w:rPr>
+            </w:pPr>
+            <w:r>
+              <w:rPr>
+                <w:rFonts w:hint="default"/>
+              </w:rPr>
+              <w:t xml:space="preserve">3分钟</w:t>
             </w:r>
           </w:p>
         </w:tc>
@@ -1448,58 +1453,38 @@
           </w:tcPr>
           <w:p>
             <w:pPr>
-              <w:spacing w:before="0" w:after="0" w:line="276" w:lineRule="auto"/>
-            </w:pPr>
-            <w:r>
-              <w:rPr>
-                <w:rFonts w:ascii="宋体" w:hAnsi="宋体" w:eastAsia="宋体"/>
-                <w:sz w:val="21"/>
-                <w:szCs w:val="21"/>
-                <w:color w:val="273632"/>
-              </w:rPr>
-              <w:t xml:space="preserve">1. 教师提问：“前面的课上，我们学习了鼠标的五种用法：指向、拖动、单击、双击、右击，谁还记得分别是怎么用的？”学生简短回顾，教师依据已学内容补充。</w:t>
-            </w:r>
-          </w:p>
-          <w:p>
-            <w:pPr>
-              <w:spacing w:before="0" w:after="0" w:line="276" w:lineRule="auto"/>
-            </w:pPr>
-            <w:r>
-              <w:rPr>
-                <w:rFonts w:ascii="宋体" w:hAnsi="宋体" w:eastAsia="宋体"/>
-                <w:sz w:val="21"/>
-                <w:szCs w:val="21"/>
-                <w:color w:val="273632"/>
-              </w:rPr>
-              <w:t xml:space="preserve">2. 追问：“如果想在电脑上输入字母和数字，我们还可以请哪位好帮手？”学生回答后，引出键盘。</w:t>
-            </w:r>
-          </w:p>
-          <w:p>
-            <w:pPr>
-              <w:spacing w:before="0" w:after="0" w:line="276" w:lineRule="auto"/>
-            </w:pPr>
-            <w:r>
-              <w:rPr>
-                <w:rFonts w:ascii="宋体" w:hAnsi="宋体" w:eastAsia="宋体"/>
-                <w:sz w:val="21"/>
-                <w:szCs w:val="21"/>
-                <w:color w:val="273632"/>
-              </w:rPr>
-              <w:t xml:space="preserve">3. 揭示课题：键盘也是电脑重要的输入设备，今天一起来认识键盘。</w:t>
-            </w:r>
-          </w:p>
-          <w:p>
-            <w:pPr>
-              <w:spacing w:before="0" w:after="0" w:line="276" w:lineRule="auto"/>
-            </w:pPr>
-            <w:r>
-              <w:rPr>
-                <w:rFonts w:ascii="宋体" w:hAnsi="宋体" w:eastAsia="宋体"/>
-                <w:sz w:val="21"/>
-                <w:szCs w:val="21"/>
-                <w:color w:val="273632"/>
-              </w:rPr>
-              <w:t xml:space="preserve">4. 告知键盘分为五个区域，出示颜色图例：主键盘区红色、功能键区黄色、编辑键区蓝色、小键盘区绿色、指示灯区紫色；请学生先想一想各区位置，本环节暂不上色演示。</w:t>
+              <w:keepNext w:val="0"/>
+              <w:keepLines w:val="0"/>
+              <w:suppressLineNumbers w:val="0"/>
+              <w:spacing w:before="0" w:beforeAutospacing="0" w:after="0" w:afterAutospacing="0" w:line="276" w:lineRule="auto"/>
+              <w:ind w:left="0" w:right="0"/>
+              <w:rPr>
+                <w:rFonts w:hint="default"/>
+              </w:rPr>
+            </w:pPr>
+            <w:r>
+              <w:rPr>
+                <w:rFonts w:hint="default"/>
+              </w:rPr>
+              <w:t xml:space="preserve">1. 教师提问：“前面的课上，我们学习了鼠标的哪些基本操作？”学生回顾指向、单击、双击、右击、拖动，教师结合实际已学内容补充。</w:t>
+            </w:r>
+          </w:p>
+          <w:p>
+            <w:pPr>
+              <w:keepNext w:val="0"/>
+              <w:keepLines w:val="0"/>
+              <w:suppressLineNumbers w:val="0"/>
+              <w:spacing w:before="0" w:beforeAutospacing="0" w:after="0" w:afterAutospacing="0" w:line="276" w:lineRule="auto"/>
+              <w:ind w:left="0" w:right="0"/>
+              <w:rPr>
+                <w:rFonts w:hint="default"/>
+              </w:rPr>
+            </w:pPr>
+            <w:r>
+              <w:rPr>
+                <w:rFonts w:hint="default"/>
+              </w:rPr>
+              <w:t xml:space="preserve">2. 追问：“如果想在电脑上输入字母和数字，还可以请哪位好帮手？”学生回答后，引出键盘也是重要的输入设备，揭示课题《认识键盘》。</w:t>
             </w:r>
           </w:p>
         </w:tc>
@@ -1523,16 +1508,20 @@
           </w:tcPr>
           <w:p>
             <w:pPr>
-              <w:spacing w:before="0" w:after="0" w:line="276" w:lineRule="auto"/>
-            </w:pPr>
-            <w:r>
-              <w:rPr>
-                <w:rFonts w:ascii="宋体" w:hAnsi="宋体" w:eastAsia="宋体"/>
-                <w:sz w:val="21"/>
-                <w:szCs w:val="21"/>
-                <w:color w:val="273632"/>
-              </w:rPr>
-              <w:t xml:space="preserve">能回忆鼠标五种用法（指向、拖动、单击、双击、右击），知道键盘也是输入设备，能说出五区名称并找到颜色图例。</w:t>
+              <w:keepNext w:val="0"/>
+              <w:keepLines w:val="0"/>
+              <w:suppressLineNumbers w:val="0"/>
+              <w:spacing w:before="0" w:beforeAutospacing="0" w:after="0" w:afterAutospacing="0" w:line="276" w:lineRule="auto"/>
+              <w:ind w:left="0" w:right="0"/>
+              <w:rPr>
+                <w:rFonts w:hint="default"/>
+              </w:rPr>
+            </w:pPr>
+            <w:r>
+              <w:rPr>
+                <w:rFonts w:hint="default"/>
+              </w:rPr>
+              <w:t xml:space="preserve">能回忆鼠标基本操作，知道键盘是输入设备。</w:t>
             </w:r>
           </w:p>
         </w:tc>
@@ -1554,16 +1543,20 @@
           </w:tcPr>
           <w:p>
             <w:pPr>
-              <w:spacing w:before="0" w:after="0" w:line="276" w:lineRule="auto"/>
-            </w:pPr>
-            <w:r>
-              <w:rPr>
-                <w:rFonts w:ascii="宋体" w:hAnsi="宋体" w:eastAsia="宋体"/>
-                <w:sz w:val="21"/>
-                <w:szCs w:val="21"/>
-                <w:color w:val="273632"/>
-              </w:rPr>
-              <w:t xml:space="preserve">复习迁移；实物观察；颜色图例常驻。</w:t>
+              <w:keepNext w:val="0"/>
+              <w:keepLines w:val="0"/>
+              <w:suppressLineNumbers w:val="0"/>
+              <w:spacing w:before="0" w:beforeAutospacing="0" w:after="0" w:afterAutospacing="0" w:line="276" w:lineRule="auto"/>
+              <w:ind w:left="0" w:right="0"/>
+              <w:rPr>
+                <w:rFonts w:hint="default"/>
+              </w:rPr>
+            </w:pPr>
+            <w:r>
+              <w:rPr>
+                <w:rFonts w:hint="default"/>
+              </w:rPr>
+              <w:t xml:space="preserve">复习迁移；实物观察。</w:t>
             </w:r>
           </w:p>
         </w:tc>
@@ -1599,30 +1592,44 @@
           </w:tcPr>
           <w:p>
             <w:pPr>
-              <w:spacing w:before="0" w:after="0" w:line="276" w:lineRule="auto"/>
-            </w:pPr>
-            <w:r>
-              <w:rPr>
-                <w:rFonts w:ascii="宋体" w:hAnsi="宋体" w:eastAsia="宋体"/>
+              <w:keepNext w:val="0"/>
+              <w:keepLines w:val="0"/>
+              <w:suppressLineNumbers w:val="0"/>
+              <w:spacing w:before="0" w:beforeAutospacing="0" w:after="0" w:afterAutospacing="0" w:line="276" w:lineRule="auto"/>
+              <w:ind w:left="0" w:right="0"/>
+              <w:rPr>
+                <w:rFonts w:hint="default"/>
+              </w:rPr>
+            </w:pPr>
+            <w:r>
+              <w:rPr>
+                <w:rFonts w:hint="default" w:ascii="宋体" w:hAnsi="宋体" w:eastAsia="宋体"/>
+                <w:color w:val="273632"/>
                 <w:sz w:val="21"/>
                 <w:szCs w:val="21"/>
+              </w:rPr>
+              <w:t>阶段</w:t>
+            </w:r>
+          </w:p>
+          <w:p>
+            <w:pPr>
+              <w:keepNext w:val="0"/>
+              <w:keepLines w:val="0"/>
+              <w:suppressLineNumbers w:val="0"/>
+              <w:spacing w:before="0" w:beforeAutospacing="0" w:after="0" w:afterAutospacing="0" w:line="276" w:lineRule="auto"/>
+              <w:ind w:left="0" w:right="0"/>
+              <w:rPr>
+                <w:rFonts w:hint="default"/>
+              </w:rPr>
+            </w:pPr>
+            <w:r>
+              <w:rPr>
+                <w:rFonts w:hint="default" w:ascii="宋体" w:hAnsi="宋体" w:eastAsia="宋体"/>
                 <w:color w:val="273632"/>
-              </w:rPr>
-              <w:t xml:space="preserve">阶段</w:t>
-            </w:r>
-          </w:p>
-          <w:p>
-            <w:pPr>
-              <w:spacing w:before="0" w:after="0" w:line="276" w:lineRule="auto"/>
-            </w:pPr>
-            <w:r>
-              <w:rPr>
-                <w:rFonts w:ascii="宋体" w:hAnsi="宋体" w:eastAsia="宋体"/>
                 <w:sz w:val="21"/>
                 <w:szCs w:val="21"/>
-                <w:color w:val="273632"/>
-              </w:rPr>
-              <w:t xml:space="preserve">意图</w:t>
+              </w:rPr>
+              <w:t>意图</w:t>
             </w:r>
           </w:p>
         </w:tc>
@@ -1646,16 +1653,20 @@
           </w:tcPr>
           <w:p>
             <w:pPr>
-              <w:spacing w:before="0" w:after="0" w:line="276" w:lineRule="auto"/>
-            </w:pPr>
-            <w:r>
-              <w:rPr>
-                <w:rFonts w:ascii="宋体" w:hAnsi="宋体" w:eastAsia="宋体"/>
-                <w:sz w:val="21"/>
-                <w:szCs w:val="21"/>
-                <w:color w:val="273632"/>
-              </w:rPr>
-              <w:t xml:space="preserve">从熟悉的鼠标过渡到键盘，引出五区名称与颜色图例，为后续演示和尝试做好准备。</w:t>
+              <w:keepNext w:val="0"/>
+              <w:keepLines w:val="0"/>
+              <w:suppressLineNumbers w:val="0"/>
+              <w:spacing w:before="0" w:beforeAutospacing="0" w:after="0" w:afterAutospacing="0" w:line="276" w:lineRule="auto"/>
+              <w:ind w:left="0" w:right="0"/>
+              <w:rPr>
+                <w:rFonts w:hint="default"/>
+              </w:rPr>
+            </w:pPr>
+            <w:r>
+              <w:rPr>
+                <w:rFonts w:hint="default"/>
+              </w:rPr>
+              <w:t xml:space="preserve">从已有鼠标操作经验自然过渡到键盘，明确本课学习主题。</w:t>
             </w:r>
           </w:p>
         </w:tc>
@@ -1692,30 +1703,38 @@
           </w:tcPr>
           <w:p>
             <w:pPr>
-              <w:spacing w:before="0" w:after="0" w:line="276" w:lineRule="auto"/>
-            </w:pPr>
-            <w:r>
-              <w:rPr>
-                <w:rFonts w:ascii="宋体" w:hAnsi="宋体" w:eastAsia="宋体"/>
-                <w:sz w:val="21"/>
-                <w:szCs w:val="21"/>
-                <w:color w:val="273632"/>
-              </w:rPr>
-              <w:t xml:space="preserve">（二）演示上色，学习操作</w:t>
-            </w:r>
-          </w:p>
-          <w:p>
-            <w:pPr>
-              <w:spacing w:before="0" w:after="0" w:line="276" w:lineRule="auto"/>
-            </w:pPr>
-            <w:r>
-              <w:rPr>
-                <w:rFonts w:ascii="宋体" w:hAnsi="宋体" w:eastAsia="宋体"/>
-                <w:sz w:val="21"/>
-                <w:szCs w:val="21"/>
-                <w:color w:val="273632"/>
-              </w:rPr>
-              <w:t xml:space="preserve">约3分钟</w:t>
+              <w:keepNext w:val="0"/>
+              <w:keepLines w:val="0"/>
+              <w:suppressLineNumbers w:val="0"/>
+              <w:spacing w:before="0" w:beforeAutospacing="0" w:after="0" w:afterAutospacing="0" w:line="276" w:lineRule="auto"/>
+              <w:ind w:left="0" w:right="0"/>
+              <w:rPr>
+                <w:rFonts w:hint="default"/>
+              </w:rPr>
+            </w:pPr>
+            <w:r>
+              <w:rPr>
+                <w:rFonts w:hint="default"/>
+              </w:rPr>
+              <w:t xml:space="preserve">（二）认识键盘的五个分区</w:t>
+            </w:r>
+          </w:p>
+          <w:p>
+            <w:pPr>
+              <w:keepNext w:val="0"/>
+              <w:keepLines w:val="0"/>
+              <w:suppressLineNumbers w:val="0"/>
+              <w:spacing w:before="0" w:beforeAutospacing="0" w:after="0" w:afterAutospacing="0" w:line="276" w:lineRule="auto"/>
+              <w:ind w:left="0" w:right="0"/>
+              <w:rPr>
+                <w:rFonts w:hint="default"/>
+              </w:rPr>
+            </w:pPr>
+            <w:r>
+              <w:rPr>
+                <w:rFonts w:hint="default"/>
+              </w:rPr>
+              <w:t xml:space="preserve">18分钟</w:t>
             </w:r>
           </w:p>
         </w:tc>
@@ -1738,30 +1757,92 @@
           </w:tcPr>
           <w:p>
             <w:pPr>
-              <w:spacing w:before="0" w:after="0" w:line="276" w:lineRule="auto"/>
-            </w:pPr>
-            <w:r>
-              <w:rPr>
-                <w:rFonts w:ascii="宋体" w:hAnsi="宋体" w:eastAsia="宋体"/>
-                <w:sz w:val="21"/>
-                <w:szCs w:val="21"/>
-                <w:color w:val="273632"/>
-              </w:rPr>
-              <w:t xml:space="preserve">1. 示范选颜色、单击填色（也可按住拖动连续涂色）、换色修改的方法，暂不公布正确分区。</w:t>
-            </w:r>
-          </w:p>
-          <w:p>
-            <w:pPr>
-              <w:spacing w:before="0" w:after="0" w:line="276" w:lineRule="auto"/>
-            </w:pPr>
-            <w:r>
-              <w:rPr>
-                <w:rFonts w:ascii="宋体" w:hAnsi="宋体" w:eastAsia="宋体"/>
-                <w:sz w:val="21"/>
-                <w:szCs w:val="21"/>
-                <w:color w:val="273632"/>
-              </w:rPr>
-              <w:t xml:space="preserve">2. 布置任务：“看看网页上的键盘，也看看面前的键盘，按自己的判断试着填色。”</w:t>
+              <w:keepNext w:val="0"/>
+              <w:keepLines w:val="0"/>
+              <w:suppressLineNumbers w:val="0"/>
+              <w:spacing w:before="0" w:beforeAutospacing="0" w:after="0" w:afterAutospacing="0" w:line="276" w:lineRule="auto"/>
+              <w:ind w:left="0" w:right="0"/>
+              <w:rPr>
+                <w:rFonts w:hint="default"/>
+              </w:rPr>
+            </w:pPr>
+            <w:r>
+              <w:rPr>
+                <w:rFonts w:hint="default"/>
+              </w:rPr>
+              <w:t xml:space="preserve">1. 引出五区、演示填色（3分钟）：出示主键盘区、功能键区、编辑键区、小键盘区、指示灯区的名称及对应颜色，示范选色、单击或拖动填色、换色修改和擦除，暂不公布正确分区。</w:t>
+            </w:r>
+          </w:p>
+          <w:p>
+            <w:pPr>
+              <w:keepNext w:val="0"/>
+              <w:keepLines w:val="0"/>
+              <w:suppressLineNumbers w:val="0"/>
+              <w:spacing w:before="0" w:beforeAutospacing="0" w:after="0" w:afterAutospacing="0" w:line="276" w:lineRule="auto"/>
+              <w:ind w:left="0" w:right="0"/>
+              <w:rPr>
+                <w:rFonts w:hint="default"/>
+              </w:rPr>
+            </w:pPr>
+            <w:r>
+              <w:rPr>
+                <w:rFonts w:hint="default"/>
+              </w:rPr>
+              <w:t xml:space="preserve">2. 学生填色、小组交流（6分钟）：先独立对照实物键盘尝试填色，再在组内比较有分歧的位置，说清判断依据。教师巡视并查看混色、平均正确率及已填完人数。</w:t>
+            </w:r>
+          </w:p>
+          <w:p>
+            <w:pPr>
+              <w:keepNext w:val="0"/>
+              <w:keepLines w:val="0"/>
+              <w:suppressLineNumbers w:val="0"/>
+              <w:spacing w:before="0" w:beforeAutospacing="0" w:after="0" w:afterAutospacing="0" w:line="276" w:lineRule="auto"/>
+              <w:ind w:left="0" w:right="0"/>
+              <w:rPr>
+                <w:rFonts w:hint="default"/>
+              </w:rPr>
+            </w:pPr>
+            <w:r>
+              <w:rPr>
+                <w:rFonts w:hint="default"/>
+              </w:rPr>
+              <w:t xml:space="preserve">3. 小组展示（2分钟）：请一至两个小组介绍填色结果和判断依据，其他学生比较自己的结果；教师归纳共性疑问，保存讲解前快照。</w:t>
+            </w:r>
+          </w:p>
+          <w:p>
+            <w:pPr>
+              <w:keepNext w:val="0"/>
+              <w:keepLines w:val="0"/>
+              <w:suppressLineNumbers w:val="0"/>
+              <w:spacing w:before="0" w:beforeAutospacing="0" w:after="0" w:afterAutospacing="0" w:line="276" w:lineRule="auto"/>
+              <w:ind w:left="0" w:right="0"/>
+              <w:rPr>
+                <w:rFonts w:hint="default"/>
+              </w:rPr>
+            </w:pPr>
+            <w:r>
+              <w:rPr>
+                <w:rFonts w:hint="default"/>
+              </w:rPr>
+              <w:t xml:space="preserve">4. 纠正并讲解五区（5分钟）：主键盘区是左侧较大区域，用于输入字母、数字等；功能键区是顶部一排，含Esc、F1—F12、PrtSc、Scroll Lock、Pause/Break，用于功能操作；编辑键区含六个编辑键和四个方向键，用于移动光标、翻页和编辑；小键盘区在最右侧，便于集中输入数字；指示灯区显示键盘状态。学生同步指认实物，不展开具体控制键操作。</w:t>
+            </w:r>
+          </w:p>
+          <w:p>
+            <w:pPr>
+              <w:keepNext w:val="0"/>
+              <w:keepLines w:val="0"/>
+              <w:suppressLineNumbers w:val="0"/>
+              <w:spacing w:before="0" w:beforeAutospacing="0" w:after="0" w:afterAutospacing="0" w:line="276" w:lineRule="auto"/>
+              <w:ind w:left="0" w:right="0"/>
+              <w:rPr>
+                <w:rFonts w:hint="default"/>
+              </w:rPr>
+            </w:pPr>
+            <w:r>
+              <w:rPr>
+                <w:rFonts w:hint="default"/>
+              </w:rPr>
+              <w:t xml:space="preserve">5. 学生修正（2分钟）：根据讲解修改填色，教师个别指导并保存修正后快照。学生曾经填满即计入已填完，后续修改仍保留；全部正确并提交后可尝试本机调色，教师端统计不变。</w:t>
             </w:r>
           </w:p>
         </w:tc>
@@ -1785,16 +1866,20 @@
           </w:tcPr>
           <w:p>
             <w:pPr>
-              <w:spacing w:before="0" w:after="0" w:line="276" w:lineRule="auto"/>
-            </w:pPr>
-            <w:r>
-              <w:rPr>
-                <w:rFonts w:ascii="宋体" w:hAnsi="宋体" w:eastAsia="宋体"/>
-                <w:sz w:val="21"/>
-                <w:szCs w:val="21"/>
-                <w:color w:val="273632"/>
-              </w:rPr>
-              <w:t xml:space="preserve">理解填色任务，会选择颜色、单击或拖动填色，并能换色修改。</w:t>
+              <w:keepNext w:val="0"/>
+              <w:keepLines w:val="0"/>
+              <w:suppressLineNumbers w:val="0"/>
+              <w:spacing w:before="0" w:beforeAutospacing="0" w:after="0" w:afterAutospacing="0" w:line="276" w:lineRule="auto"/>
+              <w:ind w:left="0" w:right="0"/>
+              <w:rPr>
+                <w:rFonts w:hint="default"/>
+              </w:rPr>
+            </w:pPr>
+            <w:r>
+              <w:rPr>
+                <w:rFonts w:hint="default"/>
+              </w:rPr>
+              <w:t xml:space="preserve">能在实物键盘上指认五区，初步说出用途；能交流判断依据，并根据讲解修正分区。结合混色变化、平均正确率和前后快照评价。</w:t>
             </w:r>
           </w:p>
         </w:tc>
@@ -1816,16 +1901,20 @@
           </w:tcPr>
           <w:p>
             <w:pPr>
-              <w:spacing w:before="0" w:after="0" w:line="276" w:lineRule="auto"/>
-            </w:pPr>
-            <w:r>
-              <w:rPr>
-                <w:rFonts w:ascii="宋体" w:hAnsi="宋体" w:eastAsia="宋体"/>
-                <w:sz w:val="21"/>
-                <w:szCs w:val="21"/>
-                <w:color w:val="273632"/>
-              </w:rPr>
-              <w:t xml:space="preserve">操作示范。</w:t>
+              <w:keepNext w:val="0"/>
+              <w:keepLines w:val="0"/>
+              <w:suppressLineNumbers w:val="0"/>
+              <w:spacing w:before="0" w:beforeAutospacing="0" w:after="0" w:afterAutospacing="0" w:line="276" w:lineRule="auto"/>
+              <w:ind w:left="0" w:right="0"/>
+              <w:rPr>
+                <w:rFonts w:hint="default"/>
+              </w:rPr>
+            </w:pPr>
+            <w:r>
+              <w:rPr>
+                <w:rFonts w:hint="default"/>
+              </w:rPr>
+              <w:t xml:space="preserve">独立尝试；小组交流与展示；基于反馈讲解；二次修正。</w:t>
             </w:r>
           </w:p>
         </w:tc>
@@ -1861,30 +1950,44 @@
           </w:tcPr>
           <w:p>
             <w:pPr>
-              <w:spacing w:before="0" w:after="0" w:line="276" w:lineRule="auto"/>
-            </w:pPr>
-            <w:r>
-              <w:rPr>
-                <w:rFonts w:ascii="宋体" w:hAnsi="宋体" w:eastAsia="宋体"/>
+              <w:keepNext w:val="0"/>
+              <w:keepLines w:val="0"/>
+              <w:suppressLineNumbers w:val="0"/>
+              <w:spacing w:before="0" w:beforeAutospacing="0" w:after="0" w:afterAutospacing="0" w:line="276" w:lineRule="auto"/>
+              <w:ind w:left="0" w:right="0"/>
+              <w:rPr>
+                <w:rFonts w:hint="default"/>
+              </w:rPr>
+            </w:pPr>
+            <w:r>
+              <w:rPr>
+                <w:rFonts w:hint="default" w:ascii="宋体" w:hAnsi="宋体" w:eastAsia="宋体"/>
+                <w:color w:val="273632"/>
                 <w:sz w:val="21"/>
                 <w:szCs w:val="21"/>
+              </w:rPr>
+              <w:t>阶段</w:t>
+            </w:r>
+          </w:p>
+          <w:p>
+            <w:pPr>
+              <w:keepNext w:val="0"/>
+              <w:keepLines w:val="0"/>
+              <w:suppressLineNumbers w:val="0"/>
+              <w:spacing w:before="0" w:beforeAutospacing="0" w:after="0" w:afterAutospacing="0" w:line="276" w:lineRule="auto"/>
+              <w:ind w:left="0" w:right="0"/>
+              <w:rPr>
+                <w:rFonts w:hint="default"/>
+              </w:rPr>
+            </w:pPr>
+            <w:r>
+              <w:rPr>
+                <w:rFonts w:hint="default" w:ascii="宋体" w:hAnsi="宋体" w:eastAsia="宋体"/>
                 <w:color w:val="273632"/>
-              </w:rPr>
-              <w:t xml:space="preserve">阶段</w:t>
-            </w:r>
-          </w:p>
-          <w:p>
-            <w:pPr>
-              <w:spacing w:before="0" w:after="0" w:line="276" w:lineRule="auto"/>
-            </w:pPr>
-            <w:r>
-              <w:rPr>
-                <w:rFonts w:ascii="宋体" w:hAnsi="宋体" w:eastAsia="宋体"/>
                 <w:sz w:val="21"/>
                 <w:szCs w:val="21"/>
-                <w:color w:val="273632"/>
-              </w:rPr>
-              <w:t xml:space="preserve">意图</w:t>
+              </w:rPr>
+              <w:t>意图</w:t>
             </w:r>
           </w:p>
         </w:tc>
@@ -1908,16 +2011,20 @@
           </w:tcPr>
           <w:p>
             <w:pPr>
-              <w:spacing w:before="0" w:after="0" w:line="276" w:lineRule="auto"/>
-            </w:pPr>
-            <w:r>
-              <w:rPr>
-                <w:rFonts w:ascii="宋体" w:hAnsi="宋体" w:eastAsia="宋体"/>
-                <w:sz w:val="21"/>
-                <w:szCs w:val="21"/>
-                <w:color w:val="273632"/>
-              </w:rPr>
-              <w:t xml:space="preserve">给出清楚的操作规则，保留学生独立判断区域边界的空间，为第一次尝试做好准备。</w:t>
+              <w:keepNext w:val="0"/>
+              <w:keepLines w:val="0"/>
+              <w:suppressLineNumbers w:val="0"/>
+              <w:spacing w:before="0" w:beforeAutospacing="0" w:after="0" w:afterAutospacing="0" w:line="276" w:lineRule="auto"/>
+              <w:ind w:left="0" w:right="0"/>
+              <w:rPr>
+                <w:rFonts w:hint="default"/>
+              </w:rPr>
+            </w:pPr>
+            <w:r>
+              <w:rPr>
+                <w:rFonts w:hint="default"/>
+              </w:rPr>
+              <w:t xml:space="preserve">把填色、交流、展示、讲解和修正作为完整的认识活动，由学生初步判断走向正确理解五区位置与用途。</w:t>
             </w:r>
           </w:p>
         </w:tc>
@@ -1954,30 +2061,38 @@
           </w:tcPr>
           <w:p>
             <w:pPr>
-              <w:spacing w:before="0" w:after="0" w:line="276" w:lineRule="auto"/>
-            </w:pPr>
-            <w:r>
-              <w:rPr>
-                <w:rFonts w:ascii="宋体" w:hAnsi="宋体" w:eastAsia="宋体"/>
-                <w:sz w:val="21"/>
-                <w:szCs w:val="21"/>
-                <w:color w:val="273632"/>
-              </w:rPr>
-              <w:t xml:space="preserve">（三）自主尝试，键盘填色</w:t>
-            </w:r>
-          </w:p>
-          <w:p>
-            <w:pPr>
-              <w:spacing w:before="0" w:after="0" w:line="276" w:lineRule="auto"/>
-            </w:pPr>
-            <w:r>
-              <w:rPr>
-                <w:rFonts w:ascii="宋体" w:hAnsi="宋体" w:eastAsia="宋体"/>
-                <w:sz w:val="21"/>
-                <w:szCs w:val="21"/>
-                <w:color w:val="273632"/>
-              </w:rPr>
-              <w:t xml:space="preserve">约7分钟</w:t>
+              <w:keepNext w:val="0"/>
+              <w:keepLines w:val="0"/>
+              <w:suppressLineNumbers w:val="0"/>
+              <w:spacing w:before="0" w:beforeAutospacing="0" w:after="0" w:afterAutospacing="0" w:line="276" w:lineRule="auto"/>
+              <w:ind w:left="0" w:right="0"/>
+              <w:rPr>
+                <w:rFonts w:hint="default"/>
+              </w:rPr>
+            </w:pPr>
+            <w:r>
+              <w:rPr>
+                <w:rFonts w:hint="default"/>
+              </w:rPr>
+              <w:t xml:space="preserve">（三）使用主键盘区打字</w:t>
+            </w:r>
+          </w:p>
+          <w:p>
+            <w:pPr>
+              <w:keepNext w:val="0"/>
+              <w:keepLines w:val="0"/>
+              <w:suppressLineNumbers w:val="0"/>
+              <w:spacing w:before="0" w:beforeAutospacing="0" w:after="0" w:afterAutospacing="0" w:line="276" w:lineRule="auto"/>
+              <w:ind w:left="0" w:right="0"/>
+              <w:rPr>
+                <w:rFonts w:hint="default"/>
+              </w:rPr>
+            </w:pPr>
+            <w:r>
+              <w:rPr>
+                <w:rFonts w:hint="default"/>
+              </w:rPr>
+              <w:t xml:space="preserve">13分钟</w:t>
             </w:r>
           </w:p>
         </w:tc>
@@ -2000,44 +2115,74 @@
           </w:tcPr>
           <w:p>
             <w:pPr>
-              <w:spacing w:before="0" w:after="0" w:line="276" w:lineRule="auto"/>
-            </w:pPr>
-            <w:r>
-              <w:rPr>
-                <w:rFonts w:ascii="宋体" w:hAnsi="宋体" w:eastAsia="宋体"/>
-                <w:sz w:val="21"/>
-                <w:szCs w:val="21"/>
-                <w:color w:val="273632"/>
-              </w:rPr>
-              <w:t xml:space="preserve">1. 学生对照实物键盘，自主给模拟键盘各格填色；页面自动同步当前选择。</w:t>
-            </w:r>
-          </w:p>
-          <w:p>
-            <w:pPr>
-              <w:spacing w:before="0" w:after="0" w:line="276" w:lineRule="auto"/>
-            </w:pPr>
-            <w:r>
-              <w:rPr>
-                <w:rFonts w:ascii="宋体" w:hAnsi="宋体" w:eastAsia="宋体"/>
-                <w:sz w:val="21"/>
-                <w:szCs w:val="21"/>
-                <w:color w:val="273632"/>
-              </w:rPr>
-              <w:t xml:space="preserve">2. 教师巡视，帮助解决操作困难，观察学生判断分区的依据。遇到询问，先引导：“看看它的位置和周围的键，按自己的想法试一试。”</w:t>
-            </w:r>
-          </w:p>
-          <w:p>
-            <w:pPr>
-              <w:spacing w:before="0" w:after="0" w:line="276" w:lineRule="auto"/>
-            </w:pPr>
-            <w:r>
-              <w:rPr>
-                <w:rFonts w:ascii="宋体" w:hAnsi="宋体" w:eastAsia="宋体"/>
-                <w:sz w:val="21"/>
-                <w:szCs w:val="21"/>
-                <w:color w:val="273632"/>
-              </w:rPr>
-              <w:t xml:space="preserve">3. 教师查看混色键盘，悬停格子了解各颜色人数和比例，选取易混淆位置作为讲解切入点。结束前保存讲解前快照。</w:t>
+              <w:keepNext w:val="0"/>
+              <w:keepLines w:val="0"/>
+              <w:suppressLineNumbers w:val="0"/>
+              <w:spacing w:before="0" w:beforeAutospacing="0" w:after="0" w:afterAutospacing="0" w:line="276" w:lineRule="auto"/>
+              <w:ind w:left="0" w:right="0"/>
+              <w:rPr>
+                <w:rFonts w:hint="default"/>
+              </w:rPr>
+            </w:pPr>
+            <w:r>
+              <w:rPr>
+                <w:rFonts w:hint="default"/>
+              </w:rPr>
+              <w:t xml:space="preserve">1. 演示打字（3分钟）：打开“收集色卡”，找到主键盘区，提醒坐姿、轻按键盘和英文输入状态。示范看准高亮字符直接按键，无需点击输入框；一轮七个字符保持原位，依次输入后切换下一轮。</w:t>
+            </w:r>
+          </w:p>
+          <w:p>
+            <w:pPr>
+              <w:keepNext w:val="0"/>
+              <w:keepLines w:val="0"/>
+              <w:suppressLineNumbers w:val="0"/>
+              <w:spacing w:before="0" w:beforeAutospacing="0" w:after="0" w:afterAutospacing="0" w:line="276" w:lineRule="auto"/>
+              <w:ind w:left="0" w:right="0"/>
+              <w:rPr>
+                <w:rFonts w:hint="default"/>
+              </w:rPr>
+            </w:pPr>
+            <w:r>
+              <w:rPr>
+                <w:rFonts w:hint="default"/>
+              </w:rPr>
+              <w:t xml:space="preserve">2. 说明点亮与过关规则：正确输入一个字符点亮一格，输错可重试；首关12格、第二关20格、后续每关30格，集满自动收藏并进入下一关。字母大小写均可。</w:t>
+            </w:r>
+          </w:p>
+          <w:p>
+            <w:pPr>
+              <w:keepNext w:val="0"/>
+              <w:keepLines w:val="0"/>
+              <w:suppressLineNumbers w:val="0"/>
+              <w:spacing w:before="0" w:beforeAutospacing="0" w:after="0" w:afterAutospacing="0" w:line="276" w:lineRule="auto"/>
+              <w:ind w:left="0" w:right="0"/>
+              <w:rPr>
+                <w:rFonts w:hint="default"/>
+              </w:rPr>
+            </w:pPr>
+            <w:r>
+              <w:rPr>
+                <w:rFonts w:hint="default"/>
+              </w:rPr>
+              <w:t xml:space="preserve">3. 学生打字（10分钟）：按自己的速度练字母、主键盘区数字及简单组合，争取收集至少一张色卡。教师巡视，帮助找键困难的学生，提示0与O、1与L的区别，不要求统一关卡。</w:t>
+            </w:r>
+          </w:p>
+          <w:p>
+            <w:pPr>
+              <w:keepNext w:val="0"/>
+              <w:keepLines w:val="0"/>
+              <w:suppressLineNumbers w:val="0"/>
+              <w:spacing w:before="0" w:beforeAutospacing="0" w:after="0" w:afterAutospacing="0" w:line="276" w:lineRule="auto"/>
+              <w:ind w:left="0" w:right="0"/>
+              <w:rPr>
+                <w:rFonts w:hint="default"/>
+              </w:rPr>
+            </w:pPr>
+            <w:r>
+              <w:rPr>
+                <w:rFonts w:hint="default"/>
+              </w:rPr>
+              <w:t xml:space="preserve">4. 查看最高关卡、平均关卡和分层进度，给予必要的共性提醒与个别指导，尽量保持练习连续。结束前提示完成当前一轮、查看收藏。</w:t>
             </w:r>
           </w:p>
         </w:tc>
@@ -2061,16 +2206,20 @@
           </w:tcPr>
           <w:p>
             <w:pPr>
-              <w:spacing w:before="0" w:after="0" w:line="276" w:lineRule="auto"/>
-            </w:pPr>
-            <w:r>
-              <w:rPr>
-                <w:rFonts w:ascii="宋体" w:hAnsi="宋体" w:eastAsia="宋体"/>
-                <w:sz w:val="21"/>
-                <w:szCs w:val="21"/>
-                <w:color w:val="273632"/>
-              </w:rPr>
-              <w:t xml:space="preserve">能独立作出分区判断并操作网页；教师通过填色结果识别共性困惑，不以第一次结果判定最终掌握情况。</w:t>
+              <w:keepNext w:val="0"/>
+              <w:keepLines w:val="0"/>
+              <w:suppressLineNumbers w:val="0"/>
+              <w:spacing w:before="0" w:beforeAutospacing="0" w:after="0" w:afterAutospacing="0" w:line="276" w:lineRule="auto"/>
+              <w:ind w:left="0" w:right="0"/>
+              <w:rPr>
+                <w:rFonts w:hint="default"/>
+              </w:rPr>
+            </w:pPr>
+            <w:r>
+              <w:rPr>
+                <w:rFonts w:hint="default"/>
+              </w:rPr>
+              <w:t xml:space="preserve">能使用主键盘区输入字母和数字，逐步熟悉按键位置；结合实际操作和看板进度进行评价。</w:t>
             </w:r>
           </w:p>
         </w:tc>
@@ -2092,16 +2241,20 @@
           </w:tcPr>
           <w:p>
             <w:pPr>
-              <w:spacing w:before="0" w:after="0" w:line="276" w:lineRule="auto"/>
-            </w:pPr>
-            <w:r>
-              <w:rPr>
-                <w:rFonts w:ascii="宋体" w:hAnsi="宋体" w:eastAsia="宋体"/>
-                <w:sz w:val="21"/>
-                <w:szCs w:val="21"/>
-                <w:color w:val="273632"/>
-              </w:rPr>
-              <w:t xml:space="preserve">先学后教；实时混色反馈。</w:t>
+              <w:keepNext w:val="0"/>
+              <w:keepLines w:val="0"/>
+              <w:suppressLineNumbers w:val="0"/>
+              <w:spacing w:before="0" w:beforeAutospacing="0" w:after="0" w:afterAutospacing="0" w:line="276" w:lineRule="auto"/>
+              <w:ind w:left="0" w:right="0"/>
+              <w:rPr>
+                <w:rFonts w:hint="default"/>
+              </w:rPr>
+            </w:pPr>
+            <w:r>
+              <w:rPr>
+                <w:rFonts w:hint="default"/>
+              </w:rPr>
+              <w:t xml:space="preserve">简明示范；色卡激励；连续练习；分层指导。</w:t>
             </w:r>
           </w:p>
         </w:tc>
@@ -2137,30 +2290,44 @@
           </w:tcPr>
           <w:p>
             <w:pPr>
-              <w:spacing w:before="0" w:after="0" w:line="276" w:lineRule="auto"/>
-            </w:pPr>
-            <w:r>
-              <w:rPr>
-                <w:rFonts w:ascii="宋体" w:hAnsi="宋体" w:eastAsia="宋体"/>
+              <w:keepNext w:val="0"/>
+              <w:keepLines w:val="0"/>
+              <w:suppressLineNumbers w:val="0"/>
+              <w:spacing w:before="0" w:beforeAutospacing="0" w:after="0" w:afterAutospacing="0" w:line="276" w:lineRule="auto"/>
+              <w:ind w:left="0" w:right="0"/>
+              <w:rPr>
+                <w:rFonts w:hint="default"/>
+              </w:rPr>
+            </w:pPr>
+            <w:r>
+              <w:rPr>
+                <w:rFonts w:hint="default" w:ascii="宋体" w:hAnsi="宋体" w:eastAsia="宋体"/>
+                <w:color w:val="273632"/>
                 <w:sz w:val="21"/>
                 <w:szCs w:val="21"/>
+              </w:rPr>
+              <w:t>阶段</w:t>
+            </w:r>
+          </w:p>
+          <w:p>
+            <w:pPr>
+              <w:keepNext w:val="0"/>
+              <w:keepLines w:val="0"/>
+              <w:suppressLineNumbers w:val="0"/>
+              <w:spacing w:before="0" w:beforeAutospacing="0" w:after="0" w:afterAutospacing="0" w:line="276" w:lineRule="auto"/>
+              <w:ind w:left="0" w:right="0"/>
+              <w:rPr>
+                <w:rFonts w:hint="default"/>
+              </w:rPr>
+            </w:pPr>
+            <w:r>
+              <w:rPr>
+                <w:rFonts w:hint="default" w:ascii="宋体" w:hAnsi="宋体" w:eastAsia="宋体"/>
                 <w:color w:val="273632"/>
-              </w:rPr>
-              <w:t xml:space="preserve">阶段</w:t>
-            </w:r>
-          </w:p>
-          <w:p>
-            <w:pPr>
-              <w:spacing w:before="0" w:after="0" w:line="276" w:lineRule="auto"/>
-            </w:pPr>
-            <w:r>
-              <w:rPr>
-                <w:rFonts w:ascii="宋体" w:hAnsi="宋体" w:eastAsia="宋体"/>
                 <w:sz w:val="21"/>
                 <w:szCs w:val="21"/>
-                <w:color w:val="273632"/>
-              </w:rPr>
-              <w:t xml:space="preserve">意图</w:t>
+              </w:rPr>
+              <w:t>意图</w:t>
             </w:r>
           </w:p>
         </w:tc>
@@ -2184,16 +2351,20 @@
           </w:tcPr>
           <w:p>
             <w:pPr>
-              <w:spacing w:before="0" w:after="0" w:line="276" w:lineRule="auto"/>
-            </w:pPr>
-            <w:r>
-              <w:rPr>
-                <w:rFonts w:ascii="宋体" w:hAnsi="宋体" w:eastAsia="宋体"/>
-                <w:sz w:val="21"/>
-                <w:szCs w:val="21"/>
-                <w:color w:val="273632"/>
-              </w:rPr>
-              <w:t xml:space="preserve">让学生先尝试、暴露真实认识，教师根据全班选择组织后续讲解，使反馈服务于教学。</w:t>
+              <w:keepNext w:val="0"/>
+              <w:keepLines w:val="0"/>
+              <w:suppressLineNumbers w:val="0"/>
+              <w:spacing w:before="0" w:beforeAutospacing="0" w:after="0" w:afterAutospacing="0" w:line="276" w:lineRule="auto"/>
+              <w:ind w:left="0" w:right="0"/>
+              <w:rPr>
+                <w:rFonts w:hint="default"/>
+              </w:rPr>
+            </w:pPr>
+            <w:r>
+              <w:rPr>
+                <w:rFonts w:hint="default"/>
+              </w:rPr>
+              <w:t xml:space="preserve">以三分钟演示帮助学生顺利起步，提供十分钟连续练习，积累找键和正确输入的经验。</w:t>
             </w:r>
           </w:p>
         </w:tc>
@@ -2230,30 +2401,38 @@
           </w:tcPr>
           <w:p>
             <w:pPr>
-              <w:spacing w:before="0" w:after="0" w:line="276" w:lineRule="auto"/>
-            </w:pPr>
-            <w:r>
-              <w:rPr>
-                <w:rFonts w:ascii="宋体" w:hAnsi="宋体" w:eastAsia="宋体"/>
-                <w:sz w:val="21"/>
-                <w:szCs w:val="21"/>
-                <w:color w:val="273632"/>
-              </w:rPr>
-              <w:t xml:space="preserve">（四）查看反馈，认识五区</w:t>
-            </w:r>
-          </w:p>
-          <w:p>
-            <w:pPr>
-              <w:spacing w:before="0" w:after="0" w:line="276" w:lineRule="auto"/>
-            </w:pPr>
-            <w:r>
-              <w:rPr>
-                <w:rFonts w:ascii="宋体" w:hAnsi="宋体" w:eastAsia="宋体"/>
-                <w:sz w:val="21"/>
-                <w:szCs w:val="21"/>
-                <w:color w:val="273632"/>
-              </w:rPr>
-              <w:t xml:space="preserve">约5分钟</w:t>
+              <w:keepNext w:val="0"/>
+              <w:keepLines w:val="0"/>
+              <w:suppressLineNumbers w:val="0"/>
+              <w:spacing w:before="0" w:beforeAutospacing="0" w:after="0" w:afterAutospacing="0" w:line="276" w:lineRule="auto"/>
+              <w:ind w:left="0" w:right="0"/>
+              <w:rPr>
+                <w:rFonts w:hint="default"/>
+              </w:rPr>
+            </w:pPr>
+            <w:r>
+              <w:rPr>
+                <w:rFonts w:hint="default"/>
+              </w:rPr>
+              <w:t xml:space="preserve">（四）课堂总结</w:t>
+            </w:r>
+          </w:p>
+          <w:p>
+            <w:pPr>
+              <w:keepNext w:val="0"/>
+              <w:keepLines w:val="0"/>
+              <w:suppressLineNumbers w:val="0"/>
+              <w:spacing w:before="0" w:beforeAutospacing="0" w:after="0" w:afterAutospacing="0" w:line="276" w:lineRule="auto"/>
+              <w:ind w:left="0" w:right="0"/>
+              <w:rPr>
+                <w:rFonts w:hint="default"/>
+              </w:rPr>
+            </w:pPr>
+            <w:r>
+              <w:rPr>
+                <w:rFonts w:hint="default"/>
+              </w:rPr>
+              <w:t xml:space="preserve">3分钟</w:t>
             </w:r>
           </w:p>
         </w:tc>
@@ -2276,30 +2455,38 @@
           </w:tcPr>
           <w:p>
             <w:pPr>
-              <w:spacing w:before="0" w:after="0" w:line="276" w:lineRule="auto"/>
-            </w:pPr>
-            <w:r>
-              <w:rPr>
-                <w:rFonts w:ascii="宋体" w:hAnsi="宋体" w:eastAsia="宋体"/>
-                <w:sz w:val="21"/>
-                <w:szCs w:val="21"/>
-                <w:color w:val="273632"/>
-              </w:rPr>
-              <w:t xml:space="preserve">1. 结合学生上色情况简看混色结果：“这些地方颜色不同，说明大家对划分还有不同想法。”切换标准分区图，约5分钟详细讲解。</w:t>
-            </w:r>
-          </w:p>
-          <w:p>
-            <w:pPr>
-              <w:spacing w:before="0" w:after="0" w:line="276" w:lineRule="auto"/>
-            </w:pPr>
-            <w:r>
-              <w:rPr>
-                <w:rFonts w:ascii="宋体" w:hAnsi="宋体" w:eastAsia="宋体"/>
-                <w:sz w:val="21"/>
-                <w:szCs w:val="21"/>
-                <w:color w:val="273632"/>
-              </w:rPr>
-              <w:t xml:space="preserve">2. 逐区指认并讲解：主键盘区在中间较大区域，用于输入字母、数字等；功能键区在上方，提供功能操作；编辑键区用于移动光标、翻页和编辑；小键盘区通常在最右侧，便于集中输入数字；指示灯区显示键盘状态。学生同步在实物上找一找。</w:t>
+              <w:keepNext w:val="0"/>
+              <w:keepLines w:val="0"/>
+              <w:suppressLineNumbers w:val="0"/>
+              <w:spacing w:before="0" w:beforeAutospacing="0" w:after="0" w:afterAutospacing="0" w:line="276" w:lineRule="auto"/>
+              <w:ind w:left="0" w:right="0"/>
+              <w:rPr>
+                <w:rFonts w:hint="default"/>
+              </w:rPr>
+            </w:pPr>
+            <w:r>
+              <w:rPr>
+                <w:rFonts w:hint="default"/>
+              </w:rPr>
+              <w:t xml:space="preserve">1. 请学生停下操作，简短回答：“键盘分成哪五个区域？”“今天输入字母和数字主要用了哪个区域？”邀请学生说一个找键的小发现。</w:t>
+            </w:r>
+          </w:p>
+          <w:p>
+            <w:pPr>
+              <w:keepNext w:val="0"/>
+              <w:keepLines w:val="0"/>
+              <w:suppressLineNumbers w:val="0"/>
+              <w:spacing w:before="0" w:beforeAutospacing="0" w:after="0" w:afterAutospacing="0" w:line="276" w:lineRule="auto"/>
+              <w:ind w:left="0" w:right="0"/>
+              <w:rPr>
+                <w:rFonts w:hint="default"/>
+              </w:rPr>
+            </w:pPr>
+            <w:r>
+              <w:rPr>
+                <w:rFonts w:hint="default"/>
+              </w:rPr>
+              <w:t xml:space="preserve">2. 结合填色前后变化和打字进度反馈学习情况，肯定观察、交流、修正和坚持练习的表现。总结五区认识及主键盘区用途。</w:t>
             </w:r>
           </w:p>
         </w:tc>
@@ -2323,16 +2510,20 @@
           </w:tcPr>
           <w:p>
             <w:pPr>
-              <w:spacing w:before="0" w:after="0" w:line="276" w:lineRule="auto"/>
-            </w:pPr>
-            <w:r>
-              <w:rPr>
-                <w:rFonts w:ascii="宋体" w:hAnsi="宋体" w:eastAsia="宋体"/>
-                <w:sz w:val="21"/>
-                <w:szCs w:val="21"/>
-                <w:color w:val="273632"/>
-              </w:rPr>
-              <w:t xml:space="preserve">能对照分区图找到五个区域，初步说出用途。</w:t>
+              <w:keepNext w:val="0"/>
+              <w:keepLines w:val="0"/>
+              <w:suppressLineNumbers w:val="0"/>
+              <w:spacing w:before="0" w:beforeAutospacing="0" w:after="0" w:afterAutospacing="0" w:line="276" w:lineRule="auto"/>
+              <w:ind w:left="0" w:right="0"/>
+              <w:rPr>
+                <w:rFonts w:hint="default"/>
+              </w:rPr>
+            </w:pPr>
+            <w:r>
+              <w:rPr>
+                <w:rFonts w:hint="default"/>
+              </w:rPr>
+              <w:t xml:space="preserve">能说出五区名称及主键盘区用途，并表达自己的练习体会。</w:t>
             </w:r>
           </w:p>
         </w:tc>
@@ -2354,16 +2545,20 @@
           </w:tcPr>
           <w:p>
             <w:pPr>
-              <w:spacing w:before="0" w:after="0" w:line="276" w:lineRule="auto"/>
-            </w:pPr>
-            <w:r>
-              <w:rPr>
-                <w:rFonts w:ascii="宋体" w:hAnsi="宋体" w:eastAsia="宋体"/>
-                <w:sz w:val="21"/>
-                <w:szCs w:val="21"/>
-                <w:color w:val="273632"/>
-              </w:rPr>
-              <w:t xml:space="preserve">以错促学；图物对照。</w:t>
+              <w:keepNext w:val="0"/>
+              <w:keepLines w:val="0"/>
+              <w:suppressLineNumbers w:val="0"/>
+              <w:spacing w:before="0" w:beforeAutospacing="0" w:after="0" w:afterAutospacing="0" w:line="276" w:lineRule="auto"/>
+              <w:ind w:left="0" w:right="0"/>
+              <w:rPr>
+                <w:rFonts w:hint="default"/>
+              </w:rPr>
+            </w:pPr>
+            <w:r>
+              <w:rPr>
+                <w:rFonts w:hint="default"/>
+              </w:rPr>
+              <w:t xml:space="preserve">口头回顾；过程评价。</w:t>
             </w:r>
           </w:p>
         </w:tc>
@@ -2399,30 +2594,44 @@
           </w:tcPr>
           <w:p>
             <w:pPr>
-              <w:spacing w:before="0" w:after="0" w:line="276" w:lineRule="auto"/>
-            </w:pPr>
-            <w:r>
-              <w:rPr>
-                <w:rFonts w:ascii="宋体" w:hAnsi="宋体" w:eastAsia="宋体"/>
+              <w:keepNext w:val="0"/>
+              <w:keepLines w:val="0"/>
+              <w:suppressLineNumbers w:val="0"/>
+              <w:spacing w:before="0" w:beforeAutospacing="0" w:after="0" w:afterAutospacing="0" w:line="276" w:lineRule="auto"/>
+              <w:ind w:left="0" w:right="0"/>
+              <w:rPr>
+                <w:rFonts w:hint="default"/>
+              </w:rPr>
+            </w:pPr>
+            <w:r>
+              <w:rPr>
+                <w:rFonts w:hint="default" w:ascii="宋体" w:hAnsi="宋体" w:eastAsia="宋体"/>
+                <w:color w:val="273632"/>
                 <w:sz w:val="21"/>
                 <w:szCs w:val="21"/>
+              </w:rPr>
+              <w:t>阶段</w:t>
+            </w:r>
+          </w:p>
+          <w:p>
+            <w:pPr>
+              <w:keepNext w:val="0"/>
+              <w:keepLines w:val="0"/>
+              <w:suppressLineNumbers w:val="0"/>
+              <w:spacing w:before="0" w:beforeAutospacing="0" w:after="0" w:afterAutospacing="0" w:line="276" w:lineRule="auto"/>
+              <w:ind w:left="0" w:right="0"/>
+              <w:rPr>
+                <w:rFonts w:hint="default"/>
+              </w:rPr>
+            </w:pPr>
+            <w:r>
+              <w:rPr>
+                <w:rFonts w:hint="default" w:ascii="宋体" w:hAnsi="宋体" w:eastAsia="宋体"/>
                 <w:color w:val="273632"/>
-              </w:rPr>
-              <w:t xml:space="preserve">阶段</w:t>
-            </w:r>
-          </w:p>
-          <w:p>
-            <w:pPr>
-              <w:spacing w:before="0" w:after="0" w:line="276" w:lineRule="auto"/>
-            </w:pPr>
-            <w:r>
-              <w:rPr>
-                <w:rFonts w:ascii="宋体" w:hAnsi="宋体" w:eastAsia="宋体"/>
                 <w:sz w:val="21"/>
                 <w:szCs w:val="21"/>
-                <w:color w:val="273632"/>
-              </w:rPr>
-              <w:t xml:space="preserve">意图</w:t>
+              </w:rPr>
+              <w:t>意图</w:t>
             </w:r>
           </w:p>
         </w:tc>
@@ -2446,16 +2655,20 @@
           </w:tcPr>
           <w:p>
             <w:pPr>
-              <w:spacing w:before="0" w:after="0" w:line="276" w:lineRule="auto"/>
-            </w:pPr>
-            <w:r>
-              <w:rPr>
-                <w:rFonts w:ascii="宋体" w:hAnsi="宋体" w:eastAsia="宋体"/>
-                <w:sz w:val="21"/>
-                <w:szCs w:val="21"/>
-                <w:color w:val="273632"/>
-              </w:rPr>
-              <w:t xml:space="preserve">用约5分钟详细讲解建立正确分区认识，回应自主尝试中的困惑，把学生上色中的共性问题讲透。</w:t>
+              <w:keepNext w:val="0"/>
+              <w:keepLines w:val="0"/>
+              <w:suppressLineNumbers w:val="0"/>
+              <w:spacing w:before="0" w:beforeAutospacing="0" w:after="0" w:afterAutospacing="0" w:line="276" w:lineRule="auto"/>
+              <w:ind w:left="0" w:right="0"/>
+              <w:rPr>
+                <w:rFonts w:hint="default"/>
+              </w:rPr>
+            </w:pPr>
+            <w:r>
+              <w:rPr>
+                <w:rFonts w:hint="default"/>
+              </w:rPr>
+              <w:t xml:space="preserve">回扣学习目标，联系区域认识与输入体验，形成清楚的课堂收获。</w:t>
             </w:r>
           </w:p>
         </w:tc>
@@ -2492,30 +2705,38 @@
           </w:tcPr>
           <w:p>
             <w:pPr>
-              <w:spacing w:before="0" w:after="0" w:line="276" w:lineRule="auto"/>
-            </w:pPr>
-            <w:r>
-              <w:rPr>
-                <w:rFonts w:ascii="宋体" w:hAnsi="宋体" w:eastAsia="宋体"/>
-                <w:sz w:val="21"/>
-                <w:szCs w:val="21"/>
-                <w:color w:val="273632"/>
-              </w:rPr>
-              <w:t xml:space="preserve">（五）修改填色，巩固认识</w:t>
-            </w:r>
-          </w:p>
-          <w:p>
-            <w:pPr>
-              <w:spacing w:before="0" w:after="0" w:line="276" w:lineRule="auto"/>
-            </w:pPr>
-            <w:r>
-              <w:rPr>
-                <w:rFonts w:ascii="宋体" w:hAnsi="宋体" w:eastAsia="宋体"/>
-                <w:sz w:val="21"/>
-                <w:szCs w:val="21"/>
-                <w:color w:val="273632"/>
-              </w:rPr>
-              <w:t xml:space="preserve">约2分钟</w:t>
+              <w:keepNext w:val="0"/>
+              <w:keepLines w:val="0"/>
+              <w:suppressLineNumbers w:val="0"/>
+              <w:spacing w:before="0" w:beforeAutospacing="0" w:after="0" w:afterAutospacing="0" w:line="276" w:lineRule="auto"/>
+              <w:ind w:left="0" w:right="0"/>
+              <w:rPr>
+                <w:rFonts w:hint="default"/>
+              </w:rPr>
+            </w:pPr>
+            <w:r>
+              <w:rPr>
+                <w:rFonts w:hint="default"/>
+              </w:rPr>
+              <w:t xml:space="preserve">（五）练习巩固</w:t>
+            </w:r>
+          </w:p>
+          <w:p>
+            <w:pPr>
+              <w:keepNext w:val="0"/>
+              <w:keepLines w:val="0"/>
+              <w:suppressLineNumbers w:val="0"/>
+              <w:spacing w:before="0" w:beforeAutospacing="0" w:after="0" w:afterAutospacing="0" w:line="276" w:lineRule="auto"/>
+              <w:ind w:left="0" w:right="0"/>
+              <w:rPr>
+                <w:rFonts w:hint="default"/>
+              </w:rPr>
+            </w:pPr>
+            <w:r>
+              <w:rPr>
+                <w:rFonts w:hint="default"/>
+              </w:rPr>
+              <w:t xml:space="preserve">3分钟</w:t>
             </w:r>
           </w:p>
         </w:tc>
@@ -2538,44 +2759,38 @@
           </w:tcPr>
           <w:p>
             <w:pPr>
-              <w:spacing w:before="0" w:after="0" w:line="276" w:lineRule="auto"/>
-            </w:pPr>
-            <w:r>
-              <w:rPr>
-                <w:rFonts w:ascii="宋体" w:hAnsi="宋体" w:eastAsia="宋体"/>
-                <w:sz w:val="21"/>
-                <w:szCs w:val="21"/>
-                <w:color w:val="273632"/>
-              </w:rPr>
-              <w:t xml:space="preserve">1. 学生根据讲解修正自己的填色，继续将屏幕区域与实物键盘对应。教师对仍有混淆的学生个别指导。</w:t>
-            </w:r>
-          </w:p>
-          <w:p>
-            <w:pPr>
-              <w:spacing w:before="0" w:after="0" w:line="276" w:lineRule="auto"/>
-            </w:pPr>
-            <w:r>
-              <w:rPr>
-                <w:rFonts w:ascii="宋体" w:hAnsi="宋体" w:eastAsia="宋体"/>
-                <w:sz w:val="21"/>
-                <w:szCs w:val="21"/>
-                <w:color w:val="273632"/>
-              </w:rPr>
-              <w:t xml:space="preserve">2. 完成较快的学生与同伴互相指认：“请指出主键盘区。”“哪个区域用灯显示状态？”</w:t>
-            </w:r>
-          </w:p>
-          <w:p>
-            <w:pPr>
-              <w:spacing w:before="0" w:after="0" w:line="276" w:lineRule="auto"/>
-            </w:pPr>
-            <w:r>
-              <w:rPr>
-                <w:rFonts w:ascii="宋体" w:hAnsi="宋体" w:eastAsia="宋体"/>
-                <w:sz w:val="21"/>
-                <w:szCs w:val="21"/>
-                <w:color w:val="273632"/>
-              </w:rPr>
-              <w:t xml:space="preserve">3. 教师保存修正后快照，简短对比前后颜色变化，追问相应区域名称和修改依据。</w:t>
+              <w:keepNext w:val="0"/>
+              <w:keepLines w:val="0"/>
+              <w:suppressLineNumbers w:val="0"/>
+              <w:spacing w:before="0" w:beforeAutospacing="0" w:after="0" w:afterAutospacing="0" w:line="276" w:lineRule="auto"/>
+              <w:ind w:left="0" w:right="0"/>
+              <w:rPr>
+                <w:rFonts w:hint="default"/>
+              </w:rPr>
+            </w:pPr>
+            <w:r>
+              <w:rPr>
+                <w:rFonts w:hint="default"/>
+              </w:rPr>
+              <w:t xml:space="preserve">1. 总结后用剩余三分钟自主巩固：可继续“收集色卡”，也可进入“知识点练习”，对照实物键盘判断 Esc、PrtSc、Insert、Num Lock 等按键所属区域。</w:t>
+            </w:r>
+          </w:p>
+          <w:p>
+            <w:pPr>
+              <w:keepNext w:val="0"/>
+              <w:keepLines w:val="0"/>
+              <w:suppressLineNumbers w:val="0"/>
+              <w:spacing w:before="0" w:beforeAutospacing="0" w:after="0" w:afterAutospacing="0" w:line="276" w:lineRule="auto"/>
+              <w:ind w:left="0" w:right="0"/>
+              <w:rPr>
+                <w:rFonts w:hint="default"/>
+              </w:rPr>
+            </w:pPr>
+            <w:r>
+              <w:rPr>
+                <w:rFonts w:hint="default"/>
+              </w:rPr>
+              <w:t xml:space="preserve">2. 教师巡视，对个别学生指认区域或找键给予帮助。本环节用于巩固，不再安排新的集中讲授；下课时提示停止操作、整理设备。</w:t>
             </w:r>
           </w:p>
         </w:tc>
@@ -2599,16 +2814,20 @@
           </w:tcPr>
           <w:p>
             <w:pPr>
-              <w:spacing w:before="0" w:after="0" w:line="276" w:lineRule="auto"/>
-            </w:pPr>
-            <w:r>
-              <w:rPr>
-                <w:rFonts w:ascii="宋体" w:hAnsi="宋体" w:eastAsia="宋体"/>
-                <w:sz w:val="21"/>
-                <w:szCs w:val="21"/>
-                <w:color w:val="273632"/>
-              </w:rPr>
-              <w:t xml:space="preserve">能修正错误分区并说明理由；通过前后结果和实物指认检查认识是否得到巩固。</w:t>
+              <w:keepNext w:val="0"/>
+              <w:keepLines w:val="0"/>
+              <w:suppressLineNumbers w:val="0"/>
+              <w:spacing w:before="0" w:beforeAutospacing="0" w:after="0" w:afterAutospacing="0" w:line="276" w:lineRule="auto"/>
+              <w:ind w:left="0" w:right="0"/>
+              <w:rPr>
+                <w:rFonts w:hint="default"/>
+              </w:rPr>
+            </w:pPr>
+            <w:r>
+              <w:rPr>
+                <w:rFonts w:hint="default"/>
+              </w:rPr>
+              <w:t xml:space="preserve">能把所学用于按键归区或主键盘输入，按自己的需要继续巩固。</w:t>
             </w:r>
           </w:p>
         </w:tc>
@@ -2630,16 +2849,20 @@
           </w:tcPr>
           <w:p>
             <w:pPr>
-              <w:spacing w:before="0" w:after="0" w:line="276" w:lineRule="auto"/>
-            </w:pPr>
-            <w:r>
-              <w:rPr>
-                <w:rFonts w:ascii="宋体" w:hAnsi="宋体" w:eastAsia="宋体"/>
-                <w:sz w:val="21"/>
-                <w:szCs w:val="21"/>
-                <w:color w:val="273632"/>
-              </w:rPr>
-              <w:t xml:space="preserve">二次尝试；前后对比；同伴指认。</w:t>
+              <w:keepNext w:val="0"/>
+              <w:keepLines w:val="0"/>
+              <w:suppressLineNumbers w:val="0"/>
+              <w:spacing w:before="0" w:beforeAutospacing="0" w:after="0" w:afterAutospacing="0" w:line="276" w:lineRule="auto"/>
+              <w:ind w:left="0" w:right="0"/>
+              <w:rPr>
+                <w:rFonts w:hint="default"/>
+              </w:rPr>
+            </w:pPr>
+            <w:r>
+              <w:rPr>
+                <w:rFonts w:hint="default"/>
+              </w:rPr>
+              <w:t xml:space="preserve">自主选择；分层巩固。</w:t>
             </w:r>
           </w:p>
         </w:tc>
@@ -2675,30 +2898,44 @@
           </w:tcPr>
           <w:p>
             <w:pPr>
-              <w:spacing w:before="0" w:after="0" w:line="276" w:lineRule="auto"/>
-            </w:pPr>
-            <w:r>
-              <w:rPr>
-                <w:rFonts w:ascii="宋体" w:hAnsi="宋体" w:eastAsia="宋体"/>
+              <w:keepNext w:val="0"/>
+              <w:keepLines w:val="0"/>
+              <w:suppressLineNumbers w:val="0"/>
+              <w:spacing w:before="0" w:beforeAutospacing="0" w:after="0" w:afterAutospacing="0" w:line="276" w:lineRule="auto"/>
+              <w:ind w:left="0" w:right="0"/>
+              <w:rPr>
+                <w:rFonts w:hint="default"/>
+              </w:rPr>
+            </w:pPr>
+            <w:r>
+              <w:rPr>
+                <w:rFonts w:hint="default" w:ascii="宋体" w:hAnsi="宋体" w:eastAsia="宋体"/>
+                <w:color w:val="273632"/>
                 <w:sz w:val="21"/>
                 <w:szCs w:val="21"/>
+              </w:rPr>
+              <w:t>阶段</w:t>
+            </w:r>
+          </w:p>
+          <w:p>
+            <w:pPr>
+              <w:keepNext w:val="0"/>
+              <w:keepLines w:val="0"/>
+              <w:suppressLineNumbers w:val="0"/>
+              <w:spacing w:before="0" w:beforeAutospacing="0" w:after="0" w:afterAutospacing="0" w:line="276" w:lineRule="auto"/>
+              <w:ind w:left="0" w:right="0"/>
+              <w:rPr>
+                <w:rFonts w:hint="default"/>
+              </w:rPr>
+            </w:pPr>
+            <w:r>
+              <w:rPr>
+                <w:rFonts w:hint="default" w:ascii="宋体" w:hAnsi="宋体" w:eastAsia="宋体"/>
                 <w:color w:val="273632"/>
-              </w:rPr>
-              <w:t xml:space="preserve">阶段</w:t>
-            </w:r>
-          </w:p>
-          <w:p>
-            <w:pPr>
-              <w:spacing w:before="0" w:after="0" w:line="276" w:lineRule="auto"/>
-            </w:pPr>
-            <w:r>
-              <w:rPr>
-                <w:rFonts w:ascii="宋体" w:hAnsi="宋体" w:eastAsia="宋体"/>
                 <w:sz w:val="21"/>
                 <w:szCs w:val="21"/>
-                <w:color w:val="273632"/>
-              </w:rPr>
-              <w:t xml:space="preserve">意图</w:t>
+              </w:rPr>
+              <w:t>意图</w:t>
             </w:r>
           </w:p>
         </w:tc>
@@ -2722,1106 +2959,20 @@
           </w:tcPr>
           <w:p>
             <w:pPr>
-              <w:spacing w:before="0" w:after="0" w:line="276" w:lineRule="auto"/>
-            </w:pPr>
-            <w:r>
-              <w:rPr>
-                <w:rFonts w:ascii="宋体" w:hAnsi="宋体" w:eastAsia="宋体"/>
-                <w:sz w:val="21"/>
-                <w:szCs w:val="21"/>
-                <w:color w:val="273632"/>
-              </w:rPr>
-              <w:t xml:space="preserve">把听到的讲解转化为实际修正，通过比较和指认确认理解，而不只是照图换色。</w:t>
-            </w:r>
-          </w:p>
-        </w:tc>
-      </w:tr>
-      <w:tr>
-        <w:tblPrEx>
-          <w:tblCellMar>
-            <w:top w:w="15" w:type="dxa"/>
-            <w:left w:w="15" w:type="dxa"/>
-            <w:bottom w:w="15" w:type="dxa"/>
-            <w:right w:w="15" w:type="dxa"/>
-          </w:tblCellMar>
-        </w:tblPrEx>
-        <w:trPr>
-          <w:cantSplit/>
-        </w:trPr>
-        <w:tc>
-          <w:tcPr>
-            <w:tcW w:w="2034" w:type="dxa"/>
-            <w:gridSpan w:val="2"/>
-            <w:tcBorders>
-              <w:top w:val="single" w:color="auto" w:sz="2" w:space="0"/>
-              <w:left w:val="single" w:color="auto" w:sz="2" w:space="0"/>
-              <w:bottom w:val="single" w:color="auto" w:sz="2" w:space="0"/>
-              <w:right w:val="single" w:color="auto" w:sz="2" w:space="0"/>
-            </w:tcBorders>
-            <w:tcMar>
-              <w:top w:w="55" w:type="dxa"/>
-              <w:left w:w="65" w:type="dxa"/>
-              <w:bottom w:w="55" w:type="dxa"/>
-              <w:right w:w="65" w:type="dxa"/>
-            </w:tcMar>
-            <w:vAlign w:val="center"/>
-          </w:tcPr>
-          <w:p>
-            <w:pPr>
-              <w:spacing w:before="0" w:after="0" w:line="276" w:lineRule="auto"/>
-            </w:pPr>
-            <w:r>
-              <w:rPr>
-                <w:rFonts w:ascii="宋体" w:hAnsi="宋体" w:eastAsia="宋体"/>
-                <w:sz w:val="21"/>
-                <w:szCs w:val="21"/>
-                <w:color w:val="273632"/>
-              </w:rPr>
-              <w:t xml:space="preserve">（六）示范玩法，进入打字</w:t>
-            </w:r>
-          </w:p>
-          <w:p>
-            <w:pPr>
-              <w:spacing w:before="0" w:after="0" w:line="276" w:lineRule="auto"/>
-            </w:pPr>
-            <w:r>
-              <w:rPr>
-                <w:rFonts w:ascii="宋体" w:hAnsi="宋体" w:eastAsia="宋体"/>
-                <w:sz w:val="21"/>
-                <w:szCs w:val="21"/>
-                <w:color w:val="273632"/>
-              </w:rPr>
-              <w:t xml:space="preserve">约2分钟</w:t>
-            </w:r>
-          </w:p>
-        </w:tc>
-        <w:tc>
-          <w:tcPr>
-            <w:tcW w:w="3875" w:type="dxa"/>
-            <w:tcBorders>
-              <w:top w:val="single" w:color="auto" w:sz="2" w:space="0"/>
-              <w:left w:val="single" w:color="auto" w:sz="2" w:space="0"/>
-              <w:bottom w:val="single" w:color="auto" w:sz="2" w:space="0"/>
-              <w:right w:val="single" w:color="auto" w:sz="2" w:space="0"/>
-            </w:tcBorders>
-            <w:tcMar>
-              <w:top w:w="55" w:type="dxa"/>
-              <w:left w:w="65" w:type="dxa"/>
-              <w:bottom w:w="55" w:type="dxa"/>
-              <w:right w:w="65" w:type="dxa"/>
-            </w:tcMar>
-            <w:vAlign w:val="top"/>
-          </w:tcPr>
-          <w:p>
-            <w:pPr>
-              <w:spacing w:before="0" w:after="0" w:line="276" w:lineRule="auto"/>
-            </w:pPr>
-            <w:r>
-              <w:rPr>
-                <w:rFonts w:ascii="宋体" w:hAnsi="宋体" w:eastAsia="宋体"/>
-                <w:sz w:val="21"/>
-                <w:szCs w:val="21"/>
-                <w:color w:val="273632"/>
-              </w:rPr>
-              <w:t xml:space="preserve">1. 打开独立打字网页，请学生找到主键盘区，提醒坐姿和轻按键盘。</w:t>
-            </w:r>
-          </w:p>
-          <w:p>
-            <w:pPr>
-              <w:spacing w:before="0" w:after="0" w:line="276" w:lineRule="auto"/>
-            </w:pPr>
-            <w:r>
-              <w:rPr>
-                <w:rFonts w:ascii="宋体" w:hAnsi="宋体" w:eastAsia="宋体"/>
-                <w:sz w:val="21"/>
-                <w:szCs w:val="21"/>
-                <w:color w:val="273632"/>
-              </w:rPr>
-              <w:t xml:space="preserve">2. 教师示范：“看准绿色目标字符，直接按键。每正确输入一次，点亮一格；输错可以重试，已点亮的颜色保留。”学生无需点击输入框。</w:t>
-            </w:r>
-          </w:p>
-          <w:p>
-            <w:pPr>
-              <w:spacing w:before="0" w:after="0" w:line="276" w:lineRule="auto"/>
-            </w:pPr>
-            <w:r>
-              <w:rPr>
-                <w:rFonts w:ascii="宋体" w:hAnsi="宋体" w:eastAsia="宋体"/>
-                <w:sz w:val="21"/>
-                <w:szCs w:val="21"/>
-                <w:color w:val="273632"/>
-              </w:rPr>
-              <w:t xml:space="preserve">3. 说明首关12格、第二关20格、后续每关30格，集满后收藏色卡并自动进入下一关。字母大小写均可，不展开大小写转换教学。</w:t>
-            </w:r>
-          </w:p>
-        </w:tc>
-        <w:tc>
-          <w:tcPr>
-            <w:tcW w:w="2327" w:type="dxa"/>
-            <w:tcBorders>
-              <w:top w:val="single" w:color="auto" w:sz="2" w:space="0"/>
-              <w:left w:val="single" w:color="auto" w:sz="2" w:space="0"/>
-              <w:bottom w:val="single" w:color="auto" w:sz="2" w:space="0"/>
-              <w:right w:val="single" w:color="auto" w:sz="2" w:space="0"/>
-              <w:tl2br w:val="nil"/>
-              <w:tr2bl w:val="nil"/>
-            </w:tcBorders>
-            <w:tcMar>
-              <w:top w:w="55" w:type="dxa"/>
-              <w:left w:w="65" w:type="dxa"/>
-              <w:bottom w:w="55" w:type="dxa"/>
-              <w:right w:w="65" w:type="dxa"/>
-            </w:tcMar>
-          </w:tcPr>
-          <w:p>
-            <w:pPr>
-              <w:spacing w:before="0" w:after="0" w:line="276" w:lineRule="auto"/>
-            </w:pPr>
-            <w:r>
-              <w:rPr>
-                <w:rFonts w:ascii="宋体" w:hAnsi="宋体" w:eastAsia="宋体"/>
-                <w:sz w:val="21"/>
-                <w:szCs w:val="21"/>
-                <w:color w:val="273632"/>
-              </w:rPr>
-              <w:t xml:space="preserve">能理解直接按键和点亮色卡的规则，找到主键盘区，顺利开始练习。</w:t>
-            </w:r>
-          </w:p>
-        </w:tc>
-        <w:tc>
-          <w:tcPr>
-            <w:tcW w:w="1510" w:type="dxa"/>
-            <w:tcBorders>
-              <w:top w:val="single" w:color="auto" w:sz="2" w:space="0"/>
-              <w:left w:val="single" w:color="auto" w:sz="2" w:space="0"/>
-              <w:bottom w:val="single" w:color="auto" w:sz="2" w:space="0"/>
-              <w:right w:val="single" w:color="auto" w:sz="2" w:space="0"/>
-            </w:tcBorders>
-            <w:tcMar>
-              <w:top w:w="55" w:type="dxa"/>
-              <w:left w:w="65" w:type="dxa"/>
-              <w:bottom w:w="55" w:type="dxa"/>
-              <w:right w:w="65" w:type="dxa"/>
-            </w:tcMar>
-          </w:tcPr>
-          <w:p>
-            <w:pPr>
-              <w:spacing w:before="0" w:after="0" w:line="276" w:lineRule="auto"/>
-            </w:pPr>
-            <w:r>
-              <w:rPr>
-                <w:rFonts w:ascii="宋体" w:hAnsi="宋体" w:eastAsia="宋体"/>
-                <w:sz w:val="21"/>
-                <w:szCs w:val="21"/>
-                <w:color w:val="273632"/>
-              </w:rPr>
-              <w:t xml:space="preserve">一次示范；低门槛起步。</w:t>
-            </w:r>
-          </w:p>
-        </w:tc>
-      </w:tr>
-      <w:tr>
-        <w:tblPrEx>
-          <w:tblCellMar>
-            <w:top w:w="15" w:type="dxa"/>
-            <w:left w:w="15" w:type="dxa"/>
-            <w:bottom w:w="15" w:type="dxa"/>
-            <w:right w:w="15" w:type="dxa"/>
-          </w:tblCellMar>
-        </w:tblPrEx>
-        <w:trPr>
-          <w:trHeight w:val="650" w:hRule="atLeast"/>
-        </w:trPr>
-        <w:tc>
-          <w:tcPr>
-            <w:tcW w:w="666" w:type="dxa"/>
-            <w:tcBorders>
-              <w:top w:val="single" w:color="auto" w:sz="2" w:space="0"/>
-              <w:left w:val="single" w:color="auto" w:sz="2" w:space="0"/>
-              <w:bottom w:val="single" w:color="auto" w:sz="2" w:space="0"/>
-              <w:right w:val="single" w:color="auto" w:sz="2" w:space="0"/>
-            </w:tcBorders>
-            <w:tcMar>
-              <w:top w:w="55" w:type="dxa"/>
-              <w:left w:w="65" w:type="dxa"/>
-              <w:bottom w:w="55" w:type="dxa"/>
-              <w:right w:w="65" w:type="dxa"/>
-            </w:tcMar>
-            <w:vAlign w:val="center"/>
-          </w:tcPr>
-          <w:p>
-            <w:pPr>
-              <w:spacing w:before="0" w:after="0" w:line="276" w:lineRule="auto"/>
-            </w:pPr>
-            <w:r>
-              <w:rPr>
-                <w:rFonts w:ascii="宋体" w:hAnsi="宋体" w:eastAsia="宋体"/>
-                <w:sz w:val="21"/>
-                <w:szCs w:val="21"/>
-                <w:color w:val="273632"/>
-              </w:rPr>
-              <w:t xml:space="preserve">阶段</w:t>
-            </w:r>
-          </w:p>
-          <w:p>
-            <w:pPr>
-              <w:spacing w:before="0" w:after="0" w:line="276" w:lineRule="auto"/>
-            </w:pPr>
-            <w:r>
-              <w:rPr>
-                <w:rFonts w:ascii="宋体" w:hAnsi="宋体" w:eastAsia="宋体"/>
-                <w:sz w:val="21"/>
-                <w:szCs w:val="21"/>
-                <w:color w:val="273632"/>
-              </w:rPr>
-              <w:t xml:space="preserve">意图</w:t>
-            </w:r>
-          </w:p>
-        </w:tc>
-        <w:tc>
-          <w:tcPr>
-            <w:tcW w:w="9080" w:type="dxa"/>
-            <w:gridSpan w:val="4"/>
-            <w:tcBorders>
-              <w:top w:val="single" w:color="auto" w:sz="2" w:space="0"/>
-              <w:left w:val="single" w:color="auto" w:sz="2" w:space="0"/>
-              <w:bottom w:val="single" w:color="auto" w:sz="2" w:space="0"/>
-              <w:right w:val="single" w:color="auto" w:sz="2" w:space="0"/>
-            </w:tcBorders>
-            <w:tcMar>
-              <w:top w:w="55" w:type="dxa"/>
-              <w:left w:w="65" w:type="dxa"/>
-              <w:bottom w:w="55" w:type="dxa"/>
-              <w:right w:w="65" w:type="dxa"/>
-            </w:tcMar>
-            <w:vAlign w:val="center"/>
-          </w:tcPr>
-          <w:p>
-            <w:pPr>
-              <w:spacing w:before="0" w:after="0" w:line="276" w:lineRule="auto"/>
-            </w:pPr>
-            <w:r>
-              <w:rPr>
-                <w:rFonts w:ascii="宋体" w:hAnsi="宋体" w:eastAsia="宋体"/>
-                <w:sz w:val="21"/>
-                <w:szCs w:val="21"/>
-                <w:color w:val="273632"/>
-              </w:rPr>
-              <w:t xml:space="preserve">用简明示范完成活动转换，让学生把注意力放在找键与输入上，尽快体验第一次成功。</w:t>
-            </w:r>
-          </w:p>
-        </w:tc>
-      </w:tr>
-      <w:tr>
-        <w:tblPrEx>
-          <w:tblCellMar>
-            <w:top w:w="15" w:type="dxa"/>
-            <w:left w:w="15" w:type="dxa"/>
-            <w:bottom w:w="15" w:type="dxa"/>
-            <w:right w:w="15" w:type="dxa"/>
-          </w:tblCellMar>
-        </w:tblPrEx>
-        <w:trPr>
-          <w:cantSplit/>
-        </w:trPr>
-        <w:tc>
-          <w:tcPr>
-            <w:tcW w:w="2034" w:type="dxa"/>
-            <w:gridSpan w:val="2"/>
-            <w:tcBorders>
-              <w:top w:val="single" w:color="auto" w:sz="2" w:space="0"/>
-              <w:left w:val="single" w:color="auto" w:sz="2" w:space="0"/>
-              <w:bottom w:val="single" w:color="auto" w:sz="2" w:space="0"/>
-              <w:right w:val="single" w:color="auto" w:sz="2" w:space="0"/>
-            </w:tcBorders>
-            <w:tcMar>
-              <w:top w:w="55" w:type="dxa"/>
-              <w:left w:w="65" w:type="dxa"/>
-              <w:bottom w:w="55" w:type="dxa"/>
-              <w:right w:w="65" w:type="dxa"/>
-            </w:tcMar>
-            <w:vAlign w:val="center"/>
-          </w:tcPr>
-          <w:p>
-            <w:pPr>
-              <w:spacing w:before="0" w:after="0" w:line="276" w:lineRule="auto"/>
-            </w:pPr>
-            <w:r>
-              <w:rPr>
-                <w:rFonts w:ascii="宋体" w:hAnsi="宋体" w:eastAsia="宋体"/>
-                <w:sz w:val="21"/>
-                <w:szCs w:val="21"/>
-                <w:color w:val="273632"/>
-              </w:rPr>
-              <w:t xml:space="preserve">（七）打字闯关，收集色卡</w:t>
-            </w:r>
-          </w:p>
-          <w:p>
-            <w:pPr>
-              <w:spacing w:before="0" w:after="0" w:line="276" w:lineRule="auto"/>
-            </w:pPr>
-            <w:r>
-              <w:rPr>
-                <w:rFonts w:ascii="宋体" w:hAnsi="宋体" w:eastAsia="宋体"/>
-                <w:sz w:val="21"/>
-                <w:szCs w:val="21"/>
-                <w:color w:val="273632"/>
-              </w:rPr>
-              <w:t xml:space="preserve">约10分钟</w:t>
-            </w:r>
-          </w:p>
-        </w:tc>
-        <w:tc>
-          <w:tcPr>
-            <w:tcW w:w="3875" w:type="dxa"/>
-            <w:tcBorders>
-              <w:top w:val="single" w:color="auto" w:sz="2" w:space="0"/>
-              <w:left w:val="single" w:color="auto" w:sz="2" w:space="0"/>
-              <w:bottom w:val="single" w:color="auto" w:sz="2" w:space="0"/>
-              <w:right w:val="single" w:color="auto" w:sz="2" w:space="0"/>
-            </w:tcBorders>
-            <w:tcMar>
-              <w:top w:w="55" w:type="dxa"/>
-              <w:left w:w="65" w:type="dxa"/>
-              <w:bottom w:w="55" w:type="dxa"/>
-              <w:right w:w="65" w:type="dxa"/>
-            </w:tcMar>
-            <w:vAlign w:val="top"/>
-          </w:tcPr>
-          <w:p>
-            <w:pPr>
-              <w:spacing w:before="0" w:after="0" w:line="276" w:lineRule="auto"/>
-            </w:pPr>
-            <w:r>
-              <w:rPr>
-                <w:rFonts w:ascii="宋体" w:hAnsi="宋体" w:eastAsia="宋体"/>
-                <w:sz w:val="21"/>
-                <w:szCs w:val="21"/>
-                <w:color w:val="273632"/>
-              </w:rPr>
-              <w:t xml:space="preserve">1. 学生按自己的速度练习：先输入字母，再输入主键盘区数字，随后进行简单字母、数字组合。每关收集一种色系的色卡。</w:t>
-            </w:r>
-          </w:p>
-          <w:p>
-            <w:pPr>
-              <w:spacing w:before="0" w:after="0" w:line="276" w:lineRule="auto"/>
-            </w:pPr>
-            <w:r>
-              <w:rPr>
-                <w:rFonts w:ascii="宋体" w:hAnsi="宋体" w:eastAsia="宋体"/>
-                <w:sz w:val="21"/>
-                <w:szCs w:val="21"/>
-                <w:color w:val="273632"/>
-              </w:rPr>
-              <w:t xml:space="preserve">2. 教师巡视，指导找键困难的学生，允许进度较快的学生继续挑战；以找准按键、正确输入为主，不要求统一闯关进度。</w:t>
-            </w:r>
-          </w:p>
-          <w:p>
-            <w:pPr>
-              <w:spacing w:before="0" w:after="0" w:line="276" w:lineRule="auto"/>
-            </w:pPr>
-            <w:r>
-              <w:rPr>
-                <w:rFonts w:ascii="宋体" w:hAnsi="宋体" w:eastAsia="宋体"/>
-                <w:sz w:val="21"/>
-                <w:szCs w:val="21"/>
-                <w:color w:val="273632"/>
-              </w:rPr>
-              <w:t xml:space="preserve">3. 查看教师端的最高关卡、平均关卡和分层进度，判断是否需要共性提醒或个别帮助，尽量保持练习连续。</w:t>
-            </w:r>
-          </w:p>
-          <w:p>
-            <w:pPr>
-              <w:spacing w:before="0" w:after="0" w:line="276" w:lineRule="auto"/>
-            </w:pPr>
-            <w:r>
-              <w:rPr>
-                <w:rFonts w:ascii="宋体" w:hAnsi="宋体" w:eastAsia="宋体"/>
-                <w:sz w:val="21"/>
-                <w:szCs w:val="21"/>
-                <w:color w:val="273632"/>
-              </w:rPr>
-              <w:t xml:space="preserve">4. 结束前一分钟提醒学生完成当前小组任务，查看已收集的色卡。</w:t>
-            </w:r>
-          </w:p>
-        </w:tc>
-        <w:tc>
-          <w:tcPr>
-            <w:tcW w:w="2327" w:type="dxa"/>
-            <w:tcBorders>
-              <w:top w:val="single" w:color="auto" w:sz="2" w:space="0"/>
-              <w:left w:val="single" w:color="auto" w:sz="2" w:space="0"/>
-              <w:bottom w:val="single" w:color="auto" w:sz="2" w:space="0"/>
-              <w:right w:val="single" w:color="auto" w:sz="2" w:space="0"/>
-              <w:tl2br w:val="nil"/>
-              <w:tr2bl w:val="nil"/>
-            </w:tcBorders>
-            <w:tcMar>
-              <w:top w:w="55" w:type="dxa"/>
-              <w:left w:w="65" w:type="dxa"/>
-              <w:bottom w:w="55" w:type="dxa"/>
-              <w:right w:w="65" w:type="dxa"/>
-            </w:tcMar>
-          </w:tcPr>
-          <w:p>
-            <w:pPr>
-              <w:spacing w:before="0" w:after="0" w:line="276" w:lineRule="auto"/>
-            </w:pPr>
-            <w:r>
-              <w:rPr>
-                <w:rFonts w:ascii="宋体" w:hAnsi="宋体" w:eastAsia="宋体"/>
-                <w:sz w:val="21"/>
-                <w:szCs w:val="21"/>
-                <w:color w:val="273632"/>
-              </w:rPr>
-              <w:t xml:space="preserve">能在主键盘区正确输入字母和数字，逐渐熟悉位置；争取完成至少首张色卡。结合实际输入与看板进度给予过程评价。</w:t>
-            </w:r>
-          </w:p>
-        </w:tc>
-        <w:tc>
-          <w:tcPr>
-            <w:tcW w:w="1510" w:type="dxa"/>
-            <w:tcBorders>
-              <w:top w:val="single" w:color="auto" w:sz="2" w:space="0"/>
-              <w:left w:val="single" w:color="auto" w:sz="2" w:space="0"/>
-              <w:bottom w:val="single" w:color="auto" w:sz="2" w:space="0"/>
-              <w:right w:val="single" w:color="auto" w:sz="2" w:space="0"/>
-            </w:tcBorders>
-            <w:tcMar>
-              <w:top w:w="55" w:type="dxa"/>
-              <w:left w:w="65" w:type="dxa"/>
-              <w:bottom w:w="55" w:type="dxa"/>
-              <w:right w:w="65" w:type="dxa"/>
-            </w:tcMar>
-          </w:tcPr>
-          <w:p>
-            <w:pPr>
-              <w:spacing w:before="0" w:after="0" w:line="276" w:lineRule="auto"/>
-            </w:pPr>
-            <w:r>
-              <w:rPr>
-                <w:rFonts w:ascii="宋体" w:hAnsi="宋体" w:eastAsia="宋体"/>
-                <w:sz w:val="21"/>
-                <w:szCs w:val="21"/>
-                <w:color w:val="273632"/>
-              </w:rPr>
-              <w:t xml:space="preserve">色卡激励；分层练习；进度反馈。</w:t>
-            </w:r>
-          </w:p>
-        </w:tc>
-      </w:tr>
-      <w:tr>
-        <w:tblPrEx>
-          <w:tblCellMar>
-            <w:top w:w="15" w:type="dxa"/>
-            <w:left w:w="15" w:type="dxa"/>
-            <w:bottom w:w="15" w:type="dxa"/>
-            <w:right w:w="15" w:type="dxa"/>
-          </w:tblCellMar>
-        </w:tblPrEx>
-        <w:trPr>
-          <w:trHeight w:val="650" w:hRule="atLeast"/>
-        </w:trPr>
-        <w:tc>
-          <w:tcPr>
-            <w:tcW w:w="666" w:type="dxa"/>
-            <w:tcBorders>
-              <w:top w:val="single" w:color="auto" w:sz="2" w:space="0"/>
-              <w:left w:val="single" w:color="auto" w:sz="2" w:space="0"/>
-              <w:bottom w:val="single" w:color="auto" w:sz="2" w:space="0"/>
-              <w:right w:val="single" w:color="auto" w:sz="2" w:space="0"/>
-            </w:tcBorders>
-            <w:tcMar>
-              <w:top w:w="55" w:type="dxa"/>
-              <w:left w:w="65" w:type="dxa"/>
-              <w:bottom w:w="55" w:type="dxa"/>
-              <w:right w:w="65" w:type="dxa"/>
-            </w:tcMar>
-            <w:vAlign w:val="center"/>
-          </w:tcPr>
-          <w:p>
-            <w:pPr>
-              <w:spacing w:before="0" w:after="0" w:line="276" w:lineRule="auto"/>
-            </w:pPr>
-            <w:r>
-              <w:rPr>
-                <w:rFonts w:ascii="宋体" w:hAnsi="宋体" w:eastAsia="宋体"/>
-                <w:sz w:val="21"/>
-                <w:szCs w:val="21"/>
-                <w:color w:val="273632"/>
-              </w:rPr>
-              <w:t xml:space="preserve">阶段</w:t>
-            </w:r>
-          </w:p>
-          <w:p>
-            <w:pPr>
-              <w:spacing w:before="0" w:after="0" w:line="276" w:lineRule="auto"/>
-            </w:pPr>
-            <w:r>
-              <w:rPr>
-                <w:rFonts w:ascii="宋体" w:hAnsi="宋体" w:eastAsia="宋体"/>
-                <w:sz w:val="21"/>
-                <w:szCs w:val="21"/>
-                <w:color w:val="273632"/>
-              </w:rPr>
-              <w:t xml:space="preserve">意图</w:t>
-            </w:r>
-          </w:p>
-        </w:tc>
-        <w:tc>
-          <w:tcPr>
-            <w:tcW w:w="9080" w:type="dxa"/>
-            <w:gridSpan w:val="4"/>
-            <w:tcBorders>
-              <w:top w:val="single" w:color="auto" w:sz="2" w:space="0"/>
-              <w:left w:val="single" w:color="auto" w:sz="2" w:space="0"/>
-              <w:bottom w:val="single" w:color="auto" w:sz="2" w:space="0"/>
-              <w:right w:val="single" w:color="auto" w:sz="2" w:space="0"/>
-            </w:tcBorders>
-            <w:tcMar>
-              <w:top w:w="55" w:type="dxa"/>
-              <w:left w:w="65" w:type="dxa"/>
-              <w:bottom w:w="55" w:type="dxa"/>
-              <w:right w:w="65" w:type="dxa"/>
-            </w:tcMar>
-            <w:vAlign w:val="center"/>
-          </w:tcPr>
-          <w:p>
-            <w:pPr>
-              <w:spacing w:before="0" w:after="0" w:line="276" w:lineRule="auto"/>
-            </w:pPr>
-            <w:r>
-              <w:rPr>
-                <w:rFonts w:ascii="宋体" w:hAnsi="宋体" w:eastAsia="宋体"/>
-                <w:sz w:val="21"/>
-                <w:szCs w:val="21"/>
-                <w:color w:val="273632"/>
-              </w:rPr>
-              <w:t xml:space="preserve">提供约10分钟连续练习，以色卡收集保持参与兴趣，让不同基础的学生都能按自己的节奏积累输入经验。</w:t>
-            </w:r>
-          </w:p>
-        </w:tc>
-      </w:tr>
-      <w:tr>
-        <w:tblPrEx>
-          <w:tblCellMar>
-            <w:top w:w="15" w:type="dxa"/>
-            <w:left w:w="15" w:type="dxa"/>
-            <w:bottom w:w="15" w:type="dxa"/>
-            <w:right w:w="15" w:type="dxa"/>
-          </w:tblCellMar>
-        </w:tblPrEx>
-        <w:trPr>
-          <w:cantSplit/>
-        </w:trPr>
-        <w:tc>
-          <w:tcPr>
-            <w:tcW w:w="2034" w:type="dxa"/>
-            <w:gridSpan w:val="2"/>
-            <w:tcBorders>
-              <w:top w:val="single" w:color="auto" w:sz="2" w:space="0"/>
-              <w:left w:val="single" w:color="auto" w:sz="2" w:space="0"/>
-              <w:bottom w:val="single" w:color="auto" w:sz="2" w:space="0"/>
-              <w:right w:val="single" w:color="auto" w:sz="2" w:space="0"/>
-            </w:tcBorders>
-            <w:tcMar>
-              <w:top w:w="55" w:type="dxa"/>
-              <w:left w:w="65" w:type="dxa"/>
-              <w:bottom w:w="55" w:type="dxa"/>
-              <w:right w:w="65" w:type="dxa"/>
-            </w:tcMar>
-            <w:vAlign w:val="center"/>
-          </w:tcPr>
-          <w:p>
-            <w:pPr>
-              <w:spacing w:before="0" w:after="0" w:line="276" w:lineRule="auto"/>
-            </w:pPr>
-            <w:r>
-              <w:rPr>
-                <w:rFonts w:ascii="宋体" w:hAnsi="宋体" w:eastAsia="宋体"/>
-                <w:sz w:val="21"/>
-                <w:szCs w:val="21"/>
-                <w:color w:val="273632"/>
-              </w:rPr>
-              <w:t xml:space="preserve">（八）交流收获，回顾总结</w:t>
-            </w:r>
-          </w:p>
-          <w:p>
-            <w:pPr>
-              <w:spacing w:before="0" w:after="0" w:line="276" w:lineRule="auto"/>
-            </w:pPr>
-            <w:r>
-              <w:rPr>
-                <w:rFonts w:ascii="宋体" w:hAnsi="宋体" w:eastAsia="宋体"/>
-                <w:sz w:val="21"/>
-                <w:szCs w:val="21"/>
-                <w:color w:val="273632"/>
-              </w:rPr>
-              <w:t xml:space="preserve">约2分钟</w:t>
-            </w:r>
-          </w:p>
-        </w:tc>
-        <w:tc>
-          <w:tcPr>
-            <w:tcW w:w="3875" w:type="dxa"/>
-            <w:tcBorders>
-              <w:top w:val="single" w:color="auto" w:sz="2" w:space="0"/>
-              <w:left w:val="single" w:color="auto" w:sz="2" w:space="0"/>
-              <w:bottom w:val="single" w:color="auto" w:sz="2" w:space="0"/>
-              <w:right w:val="single" w:color="auto" w:sz="2" w:space="0"/>
-            </w:tcBorders>
-            <w:tcMar>
-              <w:top w:w="55" w:type="dxa"/>
-              <w:left w:w="65" w:type="dxa"/>
-              <w:bottom w:w="55" w:type="dxa"/>
-              <w:right w:w="65" w:type="dxa"/>
-            </w:tcMar>
-            <w:vAlign w:val="top"/>
-          </w:tcPr>
-          <w:p>
-            <w:pPr>
-              <w:spacing w:before="0" w:after="0" w:line="276" w:lineRule="auto"/>
-            </w:pPr>
-            <w:r>
-              <w:rPr>
-                <w:rFonts w:ascii="宋体" w:hAnsi="宋体" w:eastAsia="宋体"/>
-                <w:sz w:val="21"/>
-                <w:szCs w:val="21"/>
-                <w:color w:val="273632"/>
-              </w:rPr>
-              <w:t xml:space="preserve">1. 学生停下操作，简短回答：“键盘可以分成哪五个区域？”“今天输入字母和数字主要使用了哪里？”</w:t>
-            </w:r>
-          </w:p>
-          <w:p>
-            <w:pPr>
-              <w:spacing w:before="0" w:after="0" w:line="276" w:lineRule="auto"/>
-            </w:pPr>
-            <w:r>
-              <w:rPr>
-                <w:rFonts w:ascii="宋体" w:hAnsi="宋体" w:eastAsia="宋体"/>
-                <w:sz w:val="21"/>
-                <w:szCs w:val="21"/>
-                <w:color w:val="273632"/>
-              </w:rPr>
-              <w:t xml:space="preserve">2. 总结：今天认识了键盘五区，并用主键盘区输入字母和数字；继续练习会更熟悉按键位置。</w:t>
-            </w:r>
-          </w:p>
-        </w:tc>
-        <w:tc>
-          <w:tcPr>
-            <w:tcW w:w="2327" w:type="dxa"/>
-            <w:tcBorders>
-              <w:top w:val="single" w:color="auto" w:sz="2" w:space="0"/>
-              <w:left w:val="single" w:color="auto" w:sz="2" w:space="0"/>
-              <w:bottom w:val="single" w:color="auto" w:sz="2" w:space="0"/>
-              <w:right w:val="single" w:color="auto" w:sz="2" w:space="0"/>
-              <w:tl2br w:val="nil"/>
-              <w:tr2bl w:val="nil"/>
-            </w:tcBorders>
-            <w:tcMar>
-              <w:top w:w="55" w:type="dxa"/>
-              <w:left w:w="65" w:type="dxa"/>
-              <w:bottom w:w="55" w:type="dxa"/>
-              <w:right w:w="65" w:type="dxa"/>
-            </w:tcMar>
-          </w:tcPr>
-          <w:p>
-            <w:pPr>
-              <w:spacing w:before="0" w:after="0" w:line="276" w:lineRule="auto"/>
-            </w:pPr>
-            <w:r>
-              <w:rPr>
-                <w:rFonts w:ascii="宋体" w:hAnsi="宋体" w:eastAsia="宋体"/>
-                <w:sz w:val="21"/>
-                <w:szCs w:val="21"/>
-                <w:color w:val="273632"/>
-              </w:rPr>
-              <w:t xml:space="preserve">能说出五区名称及主键盘区用途。结合指认和输入表现检查目标达成。</w:t>
-            </w:r>
-          </w:p>
-        </w:tc>
-        <w:tc>
-          <w:tcPr>
-            <w:tcW w:w="1510" w:type="dxa"/>
-            <w:tcBorders>
-              <w:top w:val="single" w:color="auto" w:sz="2" w:space="0"/>
-              <w:left w:val="single" w:color="auto" w:sz="2" w:space="0"/>
-              <w:bottom w:val="single" w:color="auto" w:sz="2" w:space="0"/>
-              <w:right w:val="single" w:color="auto" w:sz="2" w:space="0"/>
-            </w:tcBorders>
-            <w:tcMar>
-              <w:top w:w="55" w:type="dxa"/>
-              <w:left w:w="65" w:type="dxa"/>
-              <w:bottom w:w="55" w:type="dxa"/>
-              <w:right w:w="65" w:type="dxa"/>
-            </w:tcMar>
-          </w:tcPr>
-          <w:p>
-            <w:pPr>
-              <w:spacing w:before="0" w:after="0" w:line="276" w:lineRule="auto"/>
-            </w:pPr>
-            <w:r>
-              <w:rPr>
-                <w:rFonts w:ascii="宋体" w:hAnsi="宋体" w:eastAsia="宋体"/>
-                <w:sz w:val="21"/>
-                <w:szCs w:val="21"/>
-                <w:color w:val="273632"/>
-              </w:rPr>
-              <w:t xml:space="preserve">口头回顾；结合操作评价。</w:t>
-            </w:r>
-          </w:p>
-        </w:tc>
-      </w:tr>
-      <w:tr>
-        <w:tblPrEx>
-          <w:tblCellMar>
-            <w:top w:w="15" w:type="dxa"/>
-            <w:left w:w="15" w:type="dxa"/>
-            <w:bottom w:w="15" w:type="dxa"/>
-            <w:right w:w="15" w:type="dxa"/>
-          </w:tblCellMar>
-        </w:tblPrEx>
-        <w:trPr>
-          <w:trHeight w:val="650" w:hRule="atLeast"/>
-        </w:trPr>
-        <w:tc>
-          <w:tcPr>
-            <w:tcW w:w="666" w:type="dxa"/>
-            <w:tcBorders>
-              <w:top w:val="single" w:color="auto" w:sz="2" w:space="0"/>
-              <w:left w:val="single" w:color="auto" w:sz="2" w:space="0"/>
-              <w:bottom w:val="single" w:color="auto" w:sz="2" w:space="0"/>
-              <w:right w:val="single" w:color="auto" w:sz="2" w:space="0"/>
-            </w:tcBorders>
-            <w:tcMar>
-              <w:top w:w="55" w:type="dxa"/>
-              <w:left w:w="65" w:type="dxa"/>
-              <w:bottom w:w="55" w:type="dxa"/>
-              <w:right w:w="65" w:type="dxa"/>
-            </w:tcMar>
-            <w:vAlign w:val="center"/>
-          </w:tcPr>
-          <w:p>
-            <w:pPr>
-              <w:spacing w:before="0" w:after="0" w:line="276" w:lineRule="auto"/>
-            </w:pPr>
-            <w:r>
-              <w:rPr>
-                <w:rFonts w:ascii="宋体" w:hAnsi="宋体" w:eastAsia="宋体"/>
-                <w:sz w:val="21"/>
-                <w:szCs w:val="21"/>
-                <w:color w:val="273632"/>
-              </w:rPr>
-              <w:t xml:space="preserve">阶段</w:t>
-            </w:r>
-          </w:p>
-          <w:p>
-            <w:pPr>
-              <w:spacing w:before="0" w:after="0" w:line="276" w:lineRule="auto"/>
-            </w:pPr>
-            <w:r>
-              <w:rPr>
-                <w:rFonts w:ascii="宋体" w:hAnsi="宋体" w:eastAsia="宋体"/>
-                <w:sz w:val="21"/>
-                <w:szCs w:val="21"/>
-                <w:color w:val="273632"/>
-              </w:rPr>
-              <w:t xml:space="preserve">意图</w:t>
-            </w:r>
-          </w:p>
-        </w:tc>
-        <w:tc>
-          <w:tcPr>
-            <w:tcW w:w="9080" w:type="dxa"/>
-            <w:gridSpan w:val="4"/>
-            <w:tcBorders>
-              <w:top w:val="single" w:color="auto" w:sz="2" w:space="0"/>
-              <w:left w:val="single" w:color="auto" w:sz="2" w:space="0"/>
-              <w:bottom w:val="single" w:color="auto" w:sz="2" w:space="0"/>
-              <w:right w:val="single" w:color="auto" w:sz="2" w:space="0"/>
-            </w:tcBorders>
-            <w:tcMar>
-              <w:top w:w="55" w:type="dxa"/>
-              <w:left w:w="65" w:type="dxa"/>
-              <w:bottom w:w="55" w:type="dxa"/>
-              <w:right w:w="65" w:type="dxa"/>
-            </w:tcMar>
-            <w:vAlign w:val="center"/>
-          </w:tcPr>
-          <w:p>
-            <w:pPr>
-              <w:spacing w:before="0" w:after="0" w:line="276" w:lineRule="auto"/>
-            </w:pPr>
-            <w:r>
-              <w:rPr>
-                <w:rFonts w:ascii="宋体" w:hAnsi="宋体" w:eastAsia="宋体"/>
-                <w:sz w:val="21"/>
-                <w:szCs w:val="21"/>
-                <w:color w:val="273632"/>
-              </w:rPr>
-              <w:t xml:space="preserve">回扣学习目标，帮助学生把区域认识与输入体验联系起来，并形成继续练习的意愿。</w:t>
-            </w:r>
-          </w:p>
-        </w:tc>
-      </w:tr>
-      <w:tr>
-        <w:tblPrEx>
-          <w:tblCellMar>
-            <w:top w:w="15" w:type="dxa"/>
-            <w:left w:w="15" w:type="dxa"/>
-            <w:bottom w:w="15" w:type="dxa"/>
-            <w:right w:w="15" w:type="dxa"/>
-          </w:tblCellMar>
-        </w:tblPrEx>
-        <w:trPr>
-          <w:cantSplit/>
-        </w:trPr>
-        <w:tc>
-          <w:tcPr>
-            <w:tcW w:w="2034" w:type="dxa"/>
-            <w:gridSpan w:val="2"/>
-            <w:tcBorders>
-              <w:top w:val="single" w:color="auto" w:sz="2" w:space="0"/>
-              <w:left w:val="single" w:color="auto" w:sz="2" w:space="0"/>
-              <w:bottom w:val="single" w:color="auto" w:sz="2" w:space="0"/>
-              <w:right w:val="single" w:color="auto" w:sz="2" w:space="0"/>
-            </w:tcBorders>
-            <w:tcMar>
-              <w:top w:w="55" w:type="dxa"/>
-              <w:left w:w="65" w:type="dxa"/>
-              <w:bottom w:w="55" w:type="dxa"/>
-              <w:right w:w="65" w:type="dxa"/>
-            </w:tcMar>
-            <w:vAlign w:val="center"/>
-          </w:tcPr>
-          <w:p>
-            <w:pPr>
-              <w:spacing w:before="0" w:after="0" w:line="276" w:lineRule="auto"/>
-            </w:pPr>
-            <w:r>
-              <w:rPr>
-                <w:rFonts w:ascii="宋体" w:hAnsi="宋体" w:eastAsia="宋体"/>
-                <w:sz w:val="21"/>
-                <w:szCs w:val="21"/>
-                <w:color w:val="273632"/>
-              </w:rPr>
-              <w:t xml:space="preserve">（九）学生练习</w:t>
-            </w:r>
-          </w:p>
-          <w:p>
-            <w:pPr>
-              <w:spacing w:before="0" w:after="0" w:line="276" w:lineRule="auto"/>
-            </w:pPr>
-            <w:r>
-              <w:rPr>
-                <w:rFonts w:ascii="宋体" w:hAnsi="宋体" w:eastAsia="宋体"/>
-                <w:sz w:val="21"/>
-                <w:szCs w:val="21"/>
-                <w:color w:val="273632"/>
-              </w:rPr>
-              <w:t xml:space="preserve">剩余约6分钟</w:t>
-            </w:r>
-          </w:p>
-        </w:tc>
-        <w:tc>
-          <w:tcPr>
-            <w:tcW w:w="3875" w:type="dxa"/>
-            <w:tcBorders>
-              <w:top w:val="single" w:color="auto" w:sz="2" w:space="0"/>
-              <w:left w:val="single" w:color="auto" w:sz="2" w:space="0"/>
-              <w:bottom w:val="single" w:color="auto" w:sz="2" w:space="0"/>
-              <w:right w:val="single" w:color="auto" w:sz="2" w:space="0"/>
-            </w:tcBorders>
-            <w:tcMar>
-              <w:top w:w="55" w:type="dxa"/>
-              <w:left w:w="65" w:type="dxa"/>
-              <w:bottom w:w="55" w:type="dxa"/>
-              <w:right w:w="65" w:type="dxa"/>
-            </w:tcMar>
-            <w:vAlign w:val="top"/>
-          </w:tcPr>
-          <w:p>
-            <w:pPr>
-              <w:spacing w:before="0" w:after="0" w:line="276" w:lineRule="auto"/>
-            </w:pPr>
-            <w:r>
-              <w:rPr>
-                <w:rFonts w:ascii="宋体" w:hAnsi="宋体" w:eastAsia="宋体"/>
-                <w:sz w:val="21"/>
-                <w:szCs w:val="21"/>
-                <w:color w:val="273632"/>
-              </w:rPr>
-              <w:t xml:space="preserve">1. 总结后的剩余时间交给学生自主巩固：可继续打字闯关收集色卡，也可进行知识点练习等。</w:t>
-            </w:r>
-          </w:p>
-          <w:p>
-            <w:pPr>
-              <w:spacing w:before="0" w:after="0" w:line="276" w:lineRule="auto"/>
-            </w:pPr>
-            <w:r>
-              <w:rPr>
-                <w:rFonts w:ascii="宋体" w:hAnsi="宋体" w:eastAsia="宋体"/>
-                <w:sz w:val="21"/>
-                <w:szCs w:val="21"/>
-                <w:color w:val="273632"/>
-              </w:rPr>
-              <w:t xml:space="preserve">2. 教师巡视个别指导，不新授内容，不布置新的教学目标。</w:t>
-            </w:r>
-          </w:p>
-        </w:tc>
-        <w:tc>
-          <w:tcPr>
-            <w:tcW w:w="2327" w:type="dxa"/>
-            <w:tcBorders>
-              <w:top w:val="single" w:color="auto" w:sz="2" w:space="0"/>
-              <w:left w:val="single" w:color="auto" w:sz="2" w:space="0"/>
-              <w:bottom w:val="single" w:color="auto" w:sz="2" w:space="0"/>
-              <w:right w:val="single" w:color="auto" w:sz="2" w:space="0"/>
-              <w:tl2br w:val="nil"/>
-              <w:tr2bl w:val="nil"/>
-            </w:tcBorders>
-            <w:tcMar>
-              <w:top w:w="55" w:type="dxa"/>
-              <w:left w:w="65" w:type="dxa"/>
-              <w:bottom w:w="55" w:type="dxa"/>
-              <w:right w:w="65" w:type="dxa"/>
-            </w:tcMar>
-          </w:tcPr>
-          <w:p>
-            <w:pPr>
-              <w:spacing w:before="0" w:after="0" w:line="276" w:lineRule="auto"/>
-            </w:pPr>
-            <w:r>
-              <w:rPr>
-                <w:rFonts w:ascii="宋体" w:hAnsi="宋体" w:eastAsia="宋体"/>
-                <w:sz w:val="21"/>
-                <w:szCs w:val="21"/>
-                <w:color w:val="273632"/>
-              </w:rPr>
-              <w:t xml:space="preserve">能按自己的节奏继续巩固五区认识或主键盘区输入。</w:t>
-            </w:r>
-          </w:p>
-        </w:tc>
-        <w:tc>
-          <w:tcPr>
-            <w:tcW w:w="1510" w:type="dxa"/>
-            <w:tcBorders>
-              <w:top w:val="single" w:color="auto" w:sz="2" w:space="0"/>
-              <w:left w:val="single" w:color="auto" w:sz="2" w:space="0"/>
-              <w:bottom w:val="single" w:color="auto" w:sz="2" w:space="0"/>
-              <w:right w:val="single" w:color="auto" w:sz="2" w:space="0"/>
-            </w:tcBorders>
-            <w:tcMar>
-              <w:top w:w="55" w:type="dxa"/>
-              <w:left w:w="65" w:type="dxa"/>
-              <w:bottom w:w="55" w:type="dxa"/>
-              <w:right w:w="65" w:type="dxa"/>
-            </w:tcMar>
-          </w:tcPr>
-          <w:p>
-            <w:pPr>
-              <w:spacing w:before="0" w:after="0" w:line="276" w:lineRule="auto"/>
-            </w:pPr>
-            <w:r>
-              <w:rPr>
-                <w:rFonts w:ascii="宋体" w:hAnsi="宋体" w:eastAsia="宋体"/>
-                <w:sz w:val="21"/>
-                <w:szCs w:val="21"/>
-                <w:color w:val="273632"/>
-              </w:rPr>
-              <w:t xml:space="preserve">自主巩固；分层延续。</w:t>
-            </w:r>
-          </w:p>
-        </w:tc>
-      </w:tr>
-      <w:tr>
-        <w:tblPrEx>
-          <w:tblCellMar>
-            <w:top w:w="15" w:type="dxa"/>
-            <w:left w:w="15" w:type="dxa"/>
-            <w:bottom w:w="15" w:type="dxa"/>
-            <w:right w:w="15" w:type="dxa"/>
-          </w:tblCellMar>
-        </w:tblPrEx>
-        <w:trPr>
-          <w:trHeight w:val="650" w:hRule="atLeast"/>
-        </w:trPr>
-        <w:tc>
-          <w:tcPr>
-            <w:tcW w:w="666" w:type="dxa"/>
-            <w:tcBorders>
-              <w:top w:val="single" w:color="auto" w:sz="2" w:space="0"/>
-              <w:left w:val="single" w:color="auto" w:sz="2" w:space="0"/>
-              <w:bottom w:val="single" w:color="auto" w:sz="2" w:space="0"/>
-              <w:right w:val="single" w:color="auto" w:sz="2" w:space="0"/>
-            </w:tcBorders>
-            <w:tcMar>
-              <w:top w:w="55" w:type="dxa"/>
-              <w:left w:w="65" w:type="dxa"/>
-              <w:bottom w:w="55" w:type="dxa"/>
-              <w:right w:w="65" w:type="dxa"/>
-            </w:tcMar>
-            <w:vAlign w:val="center"/>
-          </w:tcPr>
-          <w:p>
-            <w:pPr>
-              <w:spacing w:before="0" w:after="0" w:line="276" w:lineRule="auto"/>
-            </w:pPr>
-            <w:r>
-              <w:rPr>
-                <w:rFonts w:ascii="宋体" w:hAnsi="宋体" w:eastAsia="宋体"/>
-                <w:sz w:val="21"/>
-                <w:szCs w:val="21"/>
-                <w:color w:val="273632"/>
-              </w:rPr>
-              <w:t xml:space="preserve">阶段</w:t>
-            </w:r>
-          </w:p>
-          <w:p>
-            <w:pPr>
-              <w:spacing w:before="0" w:after="0" w:line="276" w:lineRule="auto"/>
-            </w:pPr>
-            <w:r>
-              <w:rPr>
-                <w:rFonts w:ascii="宋体" w:hAnsi="宋体" w:eastAsia="宋体"/>
-                <w:sz w:val="21"/>
-                <w:szCs w:val="21"/>
-                <w:color w:val="273632"/>
-              </w:rPr>
-              <w:t xml:space="preserve">意图</w:t>
-            </w:r>
-          </w:p>
-        </w:tc>
-        <w:tc>
-          <w:tcPr>
-            <w:tcW w:w="9080" w:type="dxa"/>
-            <w:gridSpan w:val="4"/>
-            <w:tcBorders>
-              <w:top w:val="single" w:color="auto" w:sz="2" w:space="0"/>
-              <w:left w:val="single" w:color="auto" w:sz="2" w:space="0"/>
-              <w:bottom w:val="single" w:color="auto" w:sz="2" w:space="0"/>
-              <w:right w:val="single" w:color="auto" w:sz="2" w:space="0"/>
-            </w:tcBorders>
-            <w:tcMar>
-              <w:top w:w="55" w:type="dxa"/>
-              <w:left w:w="65" w:type="dxa"/>
-              <w:bottom w:w="55" w:type="dxa"/>
-              <w:right w:w="65" w:type="dxa"/>
-            </w:tcMar>
-            <w:vAlign w:val="center"/>
-          </w:tcPr>
-          <w:p>
-            <w:pPr>
-              <w:spacing w:before="0" w:after="0" w:line="276" w:lineRule="auto"/>
-            </w:pPr>
-            <w:r>
-              <w:rPr>
-                <w:rFonts w:ascii="宋体" w:hAnsi="宋体" w:eastAsia="宋体"/>
-                <w:sz w:val="21"/>
-                <w:szCs w:val="21"/>
-                <w:color w:val="273632"/>
-              </w:rPr>
-              <w:t xml:space="preserve">用剩余时间巩固本课所学，让不同进度的学生都能继续练习。</w:t>
+              <w:keepNext w:val="0"/>
+              <w:keepLines w:val="0"/>
+              <w:suppressLineNumbers w:val="0"/>
+              <w:spacing w:before="0" w:beforeAutospacing="0" w:after="0" w:afterAutospacing="0" w:line="276" w:lineRule="auto"/>
+              <w:ind w:left="0" w:right="0"/>
+              <w:rPr>
+                <w:rFonts w:hint="default"/>
+              </w:rPr>
+            </w:pPr>
+            <w:r>
+              <w:rPr>
+                <w:rFonts w:hint="default"/>
+              </w:rPr>
+              <w:t xml:space="preserve">用最后三分钟应用本课所学，为不同学习进度的学生提供巩固机会。</w:t>
             </w:r>
           </w:p>
         </w:tc>
@@ -4357,8 +3508,6 @@
                 <w:highlight w:val="none"/>
               </w:rPr>
             </w:pPr>
-            <w:bookmarkStart w:id="0" w:name="_GoBack"/>
-            <w:bookmarkEnd w:id="0"/>
           </w:p>
           <w:p>
             <w:pPr>

--- a/邱梓钊 三年级《认识键盘》教学设计.docx
+++ b/邱梓钊 三年级《认识键盘》教学设计.docx
@@ -3252,135 +3252,42 @@
           </w:tcPr>
           <w:p>
             <w:pPr>
-              <w:keepNext w:val="0"/>
-              <w:keepLines w:val="0"/>
-              <w:suppressLineNumbers w:val="0"/>
-              <w:spacing w:before="0" w:beforeAutospacing="0" w:after="0" w:afterAutospacing="0" w:line="240" w:lineRule="auto"/>
-              <w:ind w:left="0" w:right="0"/>
               <w:jc w:val="center"/>
-              <w:rPr>
-                <w:rFonts w:hint="eastAsia" w:ascii="宋体" w:hAnsi="宋体" w:eastAsia="宋体" w:cs="宋体"/>
-                <w:sz w:val="24"/>
-                <w:highlight w:val="none"/>
-                <w:lang w:eastAsia="zh-CN"/>
-              </w:rPr>
-            </w:pPr>
-            <w:r>
-              <w:rPr>
-                <w:rFonts w:hint="eastAsia" w:ascii="宋体" w:hAnsi="宋体" w:eastAsia="宋体" w:cs="宋体"/>
-                <w:sz w:val="24"/>
-                <w:highlight w:val="none"/>
-                <w:lang w:eastAsia="zh-CN"/>
-              </w:rPr>
-              <w:t>认识键盘</w:t>
-            </w:r>
-          </w:p>
-          <w:p>
-            <w:pPr>
-              <w:keepNext w:val="0"/>
-              <w:keepLines w:val="0"/>
-              <w:suppressLineNumbers w:val="0"/>
-              <w:spacing w:before="0" w:beforeAutospacing="0" w:after="0" w:afterAutospacing="0" w:line="240" w:lineRule="auto"/>
-              <w:ind w:left="0" w:right="0"/>
-              <w:jc w:val="center"/>
-              <w:rPr>
-                <w:rFonts w:hint="eastAsia" w:ascii="宋体" w:hAnsi="宋体" w:eastAsia="宋体" w:cs="宋体"/>
-                <w:sz w:val="24"/>
-                <w:highlight w:val="none"/>
-                <w:lang w:eastAsia="zh-CN"/>
-              </w:rPr>
-            </w:pPr>
-          </w:p>
-          <w:p>
-            <w:pPr>
-              <w:keepNext w:val="0"/>
-              <w:keepLines w:val="0"/>
-              <w:suppressLineNumbers w:val="0"/>
-              <w:spacing w:before="0" w:beforeAutospacing="0" w:after="0" w:afterAutospacing="0" w:line="240" w:lineRule="auto"/>
-              <w:ind w:left="0" w:right="0"/>
-              <w:jc w:val="center"/>
-              <w:rPr>
-                <w:rFonts w:hint="eastAsia" w:ascii="宋体" w:hAnsi="宋体" w:eastAsia="宋体" w:cs="宋体"/>
-                <w:sz w:val="24"/>
-                <w:highlight w:val="none"/>
-                <w:lang w:eastAsia="zh-CN"/>
-              </w:rPr>
-            </w:pPr>
-            <w:r>
-              <w:rPr>
-                <w:rFonts w:hint="eastAsia" w:ascii="宋体" w:hAnsi="宋体" w:eastAsia="宋体" w:cs="宋体"/>
-                <w:sz w:val="24"/>
-                <w:highlight w:val="none"/>
-                <w:lang w:eastAsia="zh-CN"/>
-              </w:rPr>
-              <w:t>主键盘区　功能键区　编辑键区</w:t>
-            </w:r>
-          </w:p>
-          <w:p>
-            <w:pPr>
-              <w:keepNext w:val="0"/>
-              <w:keepLines w:val="0"/>
-              <w:suppressLineNumbers w:val="0"/>
-              <w:spacing w:before="0" w:beforeAutospacing="0" w:after="0" w:afterAutospacing="0" w:line="240" w:lineRule="auto"/>
-              <w:ind w:left="0" w:right="0"/>
-              <w:jc w:val="center"/>
-              <w:rPr>
-                <w:rFonts w:hint="eastAsia" w:ascii="宋体" w:hAnsi="宋体" w:eastAsia="宋体" w:cs="宋体"/>
-                <w:sz w:val="24"/>
-                <w:highlight w:val="none"/>
-                <w:lang w:eastAsia="zh-CN"/>
-              </w:rPr>
-            </w:pPr>
-            <w:r>
-              <w:rPr>
-                <w:rFonts w:hint="eastAsia" w:ascii="宋体" w:hAnsi="宋体" w:eastAsia="宋体" w:cs="宋体"/>
-                <w:sz w:val="24"/>
-                <w:highlight w:val="none"/>
-                <w:lang w:eastAsia="zh-CN"/>
-              </w:rPr>
-              <w:t>小键盘区　指示灯区</w:t>
-            </w:r>
-          </w:p>
-          <w:p>
-            <w:pPr>
-              <w:keepNext w:val="0"/>
-              <w:keepLines w:val="0"/>
-              <w:suppressLineNumbers w:val="0"/>
-              <w:spacing w:before="0" w:beforeAutospacing="0" w:after="0" w:afterAutospacing="0" w:line="240" w:lineRule="auto"/>
-              <w:ind w:left="0" w:right="0"/>
-              <w:jc w:val="center"/>
-              <w:rPr>
-                <w:rFonts w:hint="eastAsia" w:ascii="宋体" w:hAnsi="宋体" w:eastAsia="宋体" w:cs="宋体"/>
-                <w:sz w:val="24"/>
-                <w:highlight w:val="none"/>
-                <w:lang w:eastAsia="zh-CN"/>
-              </w:rPr>
-            </w:pPr>
-            <w:r>
-              <w:rPr>
-                <w:rFonts w:hint="eastAsia" w:ascii="宋体" w:hAnsi="宋体" w:eastAsia="宋体" w:cs="宋体"/>
-                <w:sz w:val="24"/>
-                <w:highlight w:val="none"/>
-                <w:lang w:eastAsia="zh-CN"/>
-              </w:rPr>
-              <w:t>主键盘区：输入字母和数字</w:t>
-            </w:r>
-          </w:p>
-          <w:p>
-            <w:pPr>
-              <w:keepNext w:val="0"/>
-              <w:keepLines w:val="0"/>
-              <w:suppressLineNumbers w:val="0"/>
-              <w:spacing w:before="0" w:beforeAutospacing="0" w:after="0" w:afterAutospacing="0" w:line="240" w:lineRule="auto"/>
-              <w:ind w:left="0" w:right="0"/>
-              <w:jc w:val="center"/>
-              <w:rPr>
-                <w:rFonts w:hint="eastAsia" w:ascii="宋体" w:hAnsi="宋体" w:eastAsia="宋体" w:cs="宋体"/>
-                <w:sz w:val="24"/>
-                <w:highlight w:val="none"/>
-                <w:lang w:eastAsia="zh-CN"/>
-              </w:rPr>
-            </w:pPr>
+            </w:pPr>
+            <w:r>
+              <w:drawing>
+                <wp:inline xmlns:a="http://schemas.openxmlformats.org/drawingml/2006/main" xmlns:pic="http://schemas.openxmlformats.org/drawingml/2006/picture">
+                  <wp:extent cx="5688000" cy="1896000"/>
+                  <wp:docPr id="2" name="Picture 2"/>
+                  <wp:cNvGraphicFramePr>
+                    <a:graphicFrameLocks noChangeAspect="1"/>
+                  </wp:cNvGraphicFramePr>
+                  <a:graphic>
+                    <a:graphicData uri="http://schemas.openxmlformats.org/drawingml/2006/picture">
+                      <pic:pic>
+                        <pic:nvPicPr>
+                          <pic:cNvPr id="0" name="认识键盘-粉笔板书.png"/>
+                          <pic:cNvPicPr/>
+                        </pic:nvPicPr>
+                        <pic:blipFill>
+                          <a:blip r:embed="rId8"/>
+                          <a:stretch>
+                            <a:fillRect/>
+                          </a:stretch>
+                        </pic:blipFill>
+                        <pic:spPr>
+                          <a:xfrm>
+                            <a:off x="0" y="0"/>
+                            <a:ext cx="5688000" cy="1896000"/>
+                          </a:xfrm>
+                          <a:prstGeom prst="rect"/>
+                        </pic:spPr>
+                      </pic:pic>
+                    </a:graphicData>
+                  </a:graphic>
+                </wp:inline>
+              </w:drawing>
+            </w:r>
           </w:p>
         </w:tc>
       </w:tr>

--- a/邱梓钊 三年级《认识键盘》教学设计.docx
+++ b/邱梓钊 三年级《认识键盘》教学设计.docx
@@ -1466,25 +1466,7 @@
               <w:rPr>
                 <w:rFonts w:hint="default"/>
               </w:rPr>
-              <w:t xml:space="preserve">1. 教师提问：“前面的课上，我们学习了鼠标的哪些基本操作？”学生回顾指向、单击、双击、右击、拖动，教师结合实际已学内容补充。</w:t>
-            </w:r>
-          </w:p>
-          <w:p>
-            <w:pPr>
-              <w:keepNext w:val="0"/>
-              <w:keepLines w:val="0"/>
-              <w:suppressLineNumbers w:val="0"/>
-              <w:spacing w:before="0" w:beforeAutospacing="0" w:after="0" w:afterAutospacing="0" w:line="276" w:lineRule="auto"/>
-              <w:ind w:left="0" w:right="0"/>
-              <w:rPr>
-                <w:rFonts w:hint="default"/>
-              </w:rPr>
-            </w:pPr>
-            <w:r>
-              <w:rPr>
-                <w:rFonts w:hint="default"/>
-              </w:rPr>
-              <w:t xml:space="preserve">2. 追问：“如果想在电脑上输入字母和数字，还可以请哪位好帮手？”学生回答后，引出键盘也是重要的输入设备，揭示课题《认识键盘》。</w:t>
+              <w:t xml:space="preserve">1. 学生举手回顾已学鼠标用法，教师联系鼠标控制电脑的经验，提问另一个能输入文字、字母、数字的设备，引出键盘与课题。</w:t>
             </w:r>
           </w:p>
         </w:tc>
@@ -1521,7 +1503,7 @@
               <w:rPr>
                 <w:rFonts w:hint="default"/>
               </w:rPr>
-              <w:t xml:space="preserve">能回忆鼠标基本操作，知道键盘是输入设备。</w:t>
+              <w:t xml:space="preserve">能从已学经验说出鼠标用法，知道键盘是输入设备。</w:t>
             </w:r>
           </w:p>
         </w:tc>
@@ -1556,7 +1538,7 @@
               <w:rPr>
                 <w:rFonts w:hint="default"/>
               </w:rPr>
-              <w:t xml:space="preserve">复习迁移；实物观察。</w:t>
+              <w:t xml:space="preserve">复习迁移；举手交流。</w:t>
             </w:r>
           </w:p>
         </w:tc>
@@ -1666,7 +1648,7 @@
               <w:rPr>
                 <w:rFonts w:hint="default"/>
               </w:rPr>
-              <w:t xml:space="preserve">从已有鼠标操作经验自然过渡到键盘，明确本课学习主题。</w:t>
+              <w:t xml:space="preserve">从学生真实的鼠标学习经验引出键盘，建立新旧知识的联系。</w:t>
             </w:r>
           </w:p>
         </w:tc>
@@ -1770,79 +1752,79 @@
               <w:rPr>
                 <w:rFonts w:hint="default"/>
               </w:rPr>
-              <w:t xml:space="preserve">1. 引出五区、演示填色（3分钟）：出示主键盘区、功能键区、编辑键区、小键盘区、指示灯区的名称及对应颜色，示范选色、单击或拖动填色、换色修改和擦除，暂不公布正确分区。</w:t>
-            </w:r>
-          </w:p>
-          <w:p>
-            <w:pPr>
-              <w:keepNext w:val="0"/>
-              <w:keepLines w:val="0"/>
-              <w:suppressLineNumbers w:val="0"/>
-              <w:spacing w:before="0" w:beforeAutospacing="0" w:after="0" w:afterAutospacing="0" w:line="276" w:lineRule="auto"/>
-              <w:ind w:left="0" w:right="0"/>
-              <w:rPr>
-                <w:rFonts w:hint="default"/>
-              </w:rPr>
-            </w:pPr>
-            <w:r>
-              <w:rPr>
-                <w:rFonts w:hint="default"/>
-              </w:rPr>
-              <w:t xml:space="preserve">2. 学生填色、小组交流（6分钟）：先独立对照实物键盘尝试填色，再在组内比较有分歧的位置，说清判断依据。教师巡视并查看混色、平均正确率及已填完人数。</w:t>
-            </w:r>
-          </w:p>
-          <w:p>
-            <w:pPr>
-              <w:keepNext w:val="0"/>
-              <w:keepLines w:val="0"/>
-              <w:suppressLineNumbers w:val="0"/>
-              <w:spacing w:before="0" w:beforeAutospacing="0" w:after="0" w:afterAutospacing="0" w:line="276" w:lineRule="auto"/>
-              <w:ind w:left="0" w:right="0"/>
-              <w:rPr>
-                <w:rFonts w:hint="default"/>
-              </w:rPr>
-            </w:pPr>
-            <w:r>
-              <w:rPr>
-                <w:rFonts w:hint="default"/>
-              </w:rPr>
-              <w:t xml:space="preserve">3. 小组展示（2分钟）：请一至两个小组介绍填色结果和判断依据，其他学生比较自己的结果；教师归纳共性疑问，保存讲解前快照。</w:t>
-            </w:r>
-          </w:p>
-          <w:p>
-            <w:pPr>
-              <w:keepNext w:val="0"/>
-              <w:keepLines w:val="0"/>
-              <w:suppressLineNumbers w:val="0"/>
-              <w:spacing w:before="0" w:beforeAutospacing="0" w:after="0" w:afterAutospacing="0" w:line="276" w:lineRule="auto"/>
-              <w:ind w:left="0" w:right="0"/>
-              <w:rPr>
-                <w:rFonts w:hint="default"/>
-              </w:rPr>
-            </w:pPr>
-            <w:r>
-              <w:rPr>
-                <w:rFonts w:hint="default"/>
-              </w:rPr>
-              <w:t xml:space="preserve">4. 纠正并讲解五区（5分钟）：主键盘区是左侧较大区域，用于输入字母、数字等；功能键区是顶部一排，含Esc、F1—F12、PrtSc、Scroll Lock、Pause/Break，用于功能操作；编辑键区含六个编辑键和四个方向键，用于移动光标、翻页和编辑；小键盘区在最右侧，便于集中输入数字；指示灯区显示键盘状态。学生同步指认实物，不展开具体控制键操作。</w:t>
-            </w:r>
-          </w:p>
-          <w:p>
-            <w:pPr>
-              <w:keepNext w:val="0"/>
-              <w:keepLines w:val="0"/>
-              <w:suppressLineNumbers w:val="0"/>
-              <w:spacing w:before="0" w:beforeAutospacing="0" w:after="0" w:afterAutospacing="0" w:line="276" w:lineRule="auto"/>
-              <w:ind w:left="0" w:right="0"/>
-              <w:rPr>
-                <w:rFonts w:hint="default"/>
-              </w:rPr>
-            </w:pPr>
-            <w:r>
-              <w:rPr>
-                <w:rFonts w:hint="default"/>
-              </w:rPr>
-              <w:t xml:space="preserve">5. 学生修正（2分钟）：根据讲解修改填色，教师个别指导并保存修正后快照。学生曾经填满即计入已填完，后续修改仍保留；全部正确并提交后可尝试本机调色，教师端统计不变。</w:t>
+              <w:t xml:space="preserve">1. 引出五区、演示填色（3分钟）：对照屏幕与实物键盘，按位置和作用引出五区名称，留约10秒思考如何划分。出示主键盘区红、功能键区黄、编辑键区蓝、小键盘区绿、指示灯区紫的对应关系，演示选择区域后点击、拖动、擦除和换色覆盖。</w:t>
+            </w:r>
+          </w:p>
+          <w:p>
+            <w:pPr>
+              <w:keepNext w:val="0"/>
+              <w:keepLines w:val="0"/>
+              <w:suppressLineNumbers w:val="0"/>
+              <w:spacing w:before="0" w:beforeAutospacing="0" w:after="0" w:afterAutospacing="0" w:line="276" w:lineRule="auto"/>
+              <w:ind w:left="0" w:right="0"/>
+              <w:rPr>
+                <w:rFonts w:hint="default"/>
+              </w:rPr>
+            </w:pPr>
+            <w:r>
+              <w:rPr>
+                <w:rFonts w:hint="default"/>
+              </w:rPr>
+              <w:t xml:space="preserve">2. 学生填色、小组交流（6分钟）：先按自己的想法独立分区；教师在此时板书五区名称，巡视并查看混色、平均正确率和已填完人数。后由小组长带领组员比较异同、讨论分区理由。</w:t>
+            </w:r>
+          </w:p>
+          <w:p>
+            <w:pPr>
+              <w:keepNext w:val="0"/>
+              <w:keepLines w:val="0"/>
+              <w:suppressLineNumbers w:val="0"/>
+              <w:spacing w:before="0" w:beforeAutospacing="0" w:after="0" w:afterAutospacing="0" w:line="276" w:lineRule="auto"/>
+              <w:ind w:left="0" w:right="0"/>
+              <w:rPr>
+                <w:rFonts w:hint="default"/>
+              </w:rPr>
+            </w:pPr>
+            <w:r>
+              <w:rPr>
+                <w:rFonts w:hint="default"/>
+              </w:rPr>
+              <w:t xml:space="preserve">3. 小组展示（2分钟）：请一至两个小组分享分区方案和理由，其他组提出不同看法；保存讲解前快照，引出标准划分。</w:t>
+            </w:r>
+          </w:p>
+          <w:p>
+            <w:pPr>
+              <w:keepNext w:val="0"/>
+              <w:keepLines w:val="0"/>
+              <w:suppressLineNumbers w:val="0"/>
+              <w:spacing w:before="0" w:beforeAutospacing="0" w:after="0" w:afterAutospacing="0" w:line="276" w:lineRule="auto"/>
+              <w:ind w:left="0" w:right="0"/>
+              <w:rPr>
+                <w:rFonts w:hint="default"/>
+              </w:rPr>
+            </w:pPr>
+            <w:r>
+              <w:rPr>
+                <w:rFonts w:hint="default"/>
+              </w:rPr>
+              <w:t xml:space="preserve">4. 纠正讲解（5分钟）：解释混色结果并切换标准图。讲清主键盘区用于输入；功能键区包含顶部Esc、F1—F12及PrtSc、Scroll Lock、Pause/Break，强调F1—F12不是输入数字的键；编辑键区用于移动光标、翻页、编辑；最右小键盘区便于输入大量数字；右上指示灯区显示状态。请学生找指示灯，齐读五区名称。不展开双字符键和具体控制键操作。</w:t>
+            </w:r>
+          </w:p>
+          <w:p>
+            <w:pPr>
+              <w:keepNext w:val="0"/>
+              <w:keepLines w:val="0"/>
+              <w:suppressLineNumbers w:val="0"/>
+              <w:spacing w:before="0" w:beforeAutospacing="0" w:after="0" w:afterAutospacing="0" w:line="276" w:lineRule="auto"/>
+              <w:ind w:left="0" w:right="0"/>
+              <w:rPr>
+                <w:rFonts w:hint="default"/>
+              </w:rPr>
+            </w:pPr>
+            <w:r>
+              <w:rPr>
+                <w:rFonts w:hint="default"/>
+              </w:rPr>
+              <w:t xml:space="preserve">5. 学生修正（2分钟）：根据讲解修改填色，教师个别辅导并保存修正后快照。</w:t>
             </w:r>
           </w:p>
         </w:tc>
@@ -1879,7 +1861,7 @@
               <w:rPr>
                 <w:rFonts w:hint="default"/>
               </w:rPr>
-              <w:t xml:space="preserve">能在实物键盘上指认五区，初步说出用途；能交流判断依据，并根据讲解修正分区。结合混色变化、平均正确率和前后快照评价。</w:t>
+              <w:t xml:space="preserve">能观察、尝试并说出分区依据；能在组长组织下交流、展示方案，并在讲解后修正。结合混色变化、平均正确率和前后快照评价。</w:t>
             </w:r>
           </w:p>
         </w:tc>
@@ -1914,7 +1896,7 @@
               <w:rPr>
                 <w:rFonts w:hint="default"/>
               </w:rPr>
-              <w:t xml:space="preserve">独立尝试；小组交流与展示；基于反馈讲解；二次修正。</w:t>
+              <w:t xml:space="preserve">先尝试后讲解；小组长组织交流；展示比较；二次修正。</w:t>
             </w:r>
           </w:p>
         </w:tc>
@@ -2024,7 +2006,7 @@
               <w:rPr>
                 <w:rFonts w:hint="default"/>
               </w:rPr>
-              <w:t xml:space="preserve">把填色、交流、展示、讲解和修正作为完整的认识活动，由学生初步判断走向正确理解五区位置与用途。</w:t>
+              <w:t xml:space="preserve">把观察、分区、交流、展示、讲解和修正整合为完整学习过程，帮助学生形成五区认识。</w:t>
             </w:r>
           </w:p>
         </w:tc>
@@ -2128,61 +2110,43 @@
               <w:rPr>
                 <w:rFonts w:hint="default"/>
               </w:rPr>
-              <w:t xml:space="preserve">1. 演示打字（3分钟）：打开“收集色卡”，找到主键盘区，提醒坐姿、轻按键盘和英文输入状态。示范看准高亮字符直接按键，无需点击输入框；一轮七个字符保持原位，依次输入后切换下一轮。</w:t>
-            </w:r>
-          </w:p>
-          <w:p>
-            <w:pPr>
-              <w:keepNext w:val="0"/>
-              <w:keepLines w:val="0"/>
-              <w:suppressLineNumbers w:val="0"/>
-              <w:spacing w:before="0" w:beforeAutospacing="0" w:after="0" w:afterAutospacing="0" w:line="276" w:lineRule="auto"/>
-              <w:ind w:left="0" w:right="0"/>
-              <w:rPr>
-                <w:rFonts w:hint="default"/>
-              </w:rPr>
-            </w:pPr>
-            <w:r>
-              <w:rPr>
-                <w:rFonts w:hint="default"/>
-              </w:rPr>
-              <w:t xml:space="preserve">2. 说明点亮与过关规则：正确输入一个字符点亮一格，输错可重试；首关12格、第二关20格、后续每关30格，集满自动收藏并进入下一关。字母大小写均可。</w:t>
-            </w:r>
-          </w:p>
-          <w:p>
-            <w:pPr>
-              <w:keepNext w:val="0"/>
-              <w:keepLines w:val="0"/>
-              <w:suppressLineNumbers w:val="0"/>
-              <w:spacing w:before="0" w:beforeAutospacing="0" w:after="0" w:afterAutospacing="0" w:line="276" w:lineRule="auto"/>
-              <w:ind w:left="0" w:right="0"/>
-              <w:rPr>
-                <w:rFonts w:hint="default"/>
-              </w:rPr>
-            </w:pPr>
-            <w:r>
-              <w:rPr>
-                <w:rFonts w:hint="default"/>
-              </w:rPr>
-              <w:t xml:space="preserve">3. 学生打字（10分钟）：按自己的速度练字母、主键盘区数字及简单组合，争取收集至少一张色卡。教师巡视，帮助找键困难的学生，提示0与O、1与L的区别，不要求统一关卡。</w:t>
-            </w:r>
-          </w:p>
-          <w:p>
-            <w:pPr>
-              <w:keepNext w:val="0"/>
-              <w:keepLines w:val="0"/>
-              <w:suppressLineNumbers w:val="0"/>
-              <w:spacing w:before="0" w:beforeAutospacing="0" w:after="0" w:afterAutospacing="0" w:line="276" w:lineRule="auto"/>
-              <w:ind w:left="0" w:right="0"/>
-              <w:rPr>
-                <w:rFonts w:hint="default"/>
-              </w:rPr>
-            </w:pPr>
-            <w:r>
-              <w:rPr>
-                <w:rFonts w:hint="default"/>
-              </w:rPr>
-              <w:t xml:space="preserve">4. 查看最高关卡、平均关卡和分层进度，给予必要的共性提醒与个别指导，尽量保持练习连续。结束前提示完成当前一轮、查看收藏。</w:t>
+              <w:t xml:space="preserve">1. 演示打字（3分钟）：切换并分发“收集色卡”学生链接，请学生低头找主键盘区。示范看准高亮字母直接按键，观察右侧色卡每次正确输入点亮一格的变化；一轮七个字符输入后切换下一轮。</w:t>
+            </w:r>
+          </w:p>
+          <w:p>
+            <w:pPr>
+              <w:keepNext w:val="0"/>
+              <w:keepLines w:val="0"/>
+              <w:suppressLineNumbers w:val="0"/>
+              <w:spacing w:before="0" w:beforeAutospacing="0" w:after="0" w:afterAutospacing="0" w:line="276" w:lineRule="auto"/>
+              <w:ind w:left="0" w:right="0"/>
+              <w:rPr>
+                <w:rFonts w:hint="default"/>
+              </w:rPr>
+            </w:pPr>
+            <w:r>
+              <w:rPr>
+                <w:rFonts w:hint="default"/>
+              </w:rPr>
+              <w:t xml:space="preserve">2. 引导发现收集规则：一张色卡全部点亮后即可获得，页面显示已获得张数。组织比一比谁收集的色卡多，激发学生练习兴趣。</w:t>
+            </w:r>
+          </w:p>
+          <w:p>
+            <w:pPr>
+              <w:keepNext w:val="0"/>
+              <w:keepLines w:val="0"/>
+              <w:suppressLineNumbers w:val="0"/>
+              <w:spacing w:before="0" w:beforeAutospacing="0" w:after="0" w:afterAutospacing="0" w:line="276" w:lineRule="auto"/>
+              <w:ind w:left="0" w:right="0"/>
+              <w:rPr>
+                <w:rFonts w:hint="default"/>
+              </w:rPr>
+            </w:pPr>
+            <w:r>
+              <w:rPr>
+                <w:rFonts w:hint="default"/>
+              </w:rPr>
+              <w:t xml:space="preserve">3. 学生练习（10分钟）：按自己的节奏打字、收集色卡；教师板书“主键盘区：输入字母和数字”，巡视并查看获得色卡和分层进度，让较快学生继续挑战，最后进行小组加分。</w:t>
             </w:r>
           </w:p>
         </w:tc>
@@ -2219,7 +2183,7 @@
               <w:rPr>
                 <w:rFonts w:hint="default"/>
               </w:rPr>
-              <w:t xml:space="preserve">能使用主键盘区输入字母和数字，逐步熟悉按键位置；结合实际操作和看板进度进行评价。</w:t>
+              <w:t xml:space="preserve">能使用主键盘区输入字母和数字，理解点亮与获得色卡的关系；结合输入表现、色卡获得情况及小组表现评价。</w:t>
             </w:r>
           </w:p>
         </w:tc>
@@ -2254,7 +2218,7 @@
               <w:rPr>
                 <w:rFonts w:hint="default"/>
               </w:rPr>
-              <w:t xml:space="preserve">简明示范；色卡激励；连续练习；分层指导。</w:t>
+              <w:t xml:space="preserve">观察输入效果；色卡收集激励；小组加分。</w:t>
             </w:r>
           </w:p>
         </w:tc>
@@ -2364,7 +2328,7 @@
               <w:rPr>
                 <w:rFonts w:hint="default"/>
               </w:rPr>
-              <w:t xml:space="preserve">以三分钟演示帮助学生顺利起步，提供十分钟连续练习，积累找键和正确输入的经验。</w:t>
+              <w:t xml:space="preserve">通过演示和观察帮助学生理解玩法，以连续练习及色卡激励巩固主键盘区输入。</w:t>
             </w:r>
           </w:p>
         </w:tc>
@@ -2468,25 +2432,7 @@
               <w:rPr>
                 <w:rFonts w:hint="default"/>
               </w:rPr>
-              <w:t xml:space="preserve">1. 请学生停下操作，简短回答：“键盘分成哪五个区域？”“今天输入字母和数字主要用了哪个区域？”邀请学生说一个找键的小发现。</w:t>
-            </w:r>
-          </w:p>
-          <w:p>
-            <w:pPr>
-              <w:keepNext w:val="0"/>
-              <w:keepLines w:val="0"/>
-              <w:suppressLineNumbers w:val="0"/>
-              <w:spacing w:before="0" w:beforeAutospacing="0" w:after="0" w:afterAutospacing="0" w:line="276" w:lineRule="auto"/>
-              <w:ind w:left="0" w:right="0"/>
-              <w:rPr>
-                <w:rFonts w:hint="default"/>
-              </w:rPr>
-            </w:pPr>
-            <w:r>
-              <w:rPr>
-                <w:rFonts w:hint="default"/>
-              </w:rPr>
-              <w:t xml:space="preserve">2. 结合填色前后变化和打字进度反馈学习情况，肯定观察、交流、修正和坚持练习的表现。总结五区认识及主键盘区用途。</w:t>
+              <w:t xml:space="preserve">1. 请学生举手说出键盘五区，再回答输入字母和数字主要用哪个区域。教师回顾填色分区、小组交流和展示、主键盘区打字点亮色卡的学习过程。</w:t>
             </w:r>
           </w:p>
         </w:tc>
@@ -2523,7 +2469,7 @@
               <w:rPr>
                 <w:rFonts w:hint="default"/>
               </w:rPr>
-              <w:t xml:space="preserve">能说出五区名称及主键盘区用途，并表达自己的练习体会。</w:t>
+              <w:t xml:space="preserve">能说出五区及主键盘区用途，回顾本课学习内容。</w:t>
             </w:r>
           </w:p>
         </w:tc>
@@ -2558,7 +2504,7 @@
               <w:rPr>
                 <w:rFonts w:hint="default"/>
               </w:rPr>
-              <w:t xml:space="preserve">口头回顾；过程评价。</w:t>
+              <w:t xml:space="preserve">举手回顾；联系操作体验。</w:t>
             </w:r>
           </w:p>
         </w:tc>
@@ -2668,7 +2614,7 @@
               <w:rPr>
                 <w:rFonts w:hint="default"/>
               </w:rPr>
-              <w:t xml:space="preserve">回扣学习目标，联系区域认识与输入体验，形成清楚的课堂收获。</w:t>
+              <w:t xml:space="preserve">围绕五区名称和主键盘区用途回扣目标，回顾本课学习过程。</w:t>
             </w:r>
           </w:p>
         </w:tc>
@@ -2772,25 +2718,7 @@
               <w:rPr>
                 <w:rFonts w:hint="default"/>
               </w:rPr>
-              <w:t xml:space="preserve">1. 总结后用剩余三分钟自主巩固：可继续“收集色卡”，也可进入“知识点练习”，对照实物键盘判断 Esc、PrtSc、Insert、Num Lock 等按键所属区域。</w:t>
-            </w:r>
-          </w:p>
-          <w:p>
-            <w:pPr>
-              <w:keepNext w:val="0"/>
-              <w:keepLines w:val="0"/>
-              <w:suppressLineNumbers w:val="0"/>
-              <w:spacing w:before="0" w:beforeAutospacing="0" w:after="0" w:afterAutospacing="0" w:line="276" w:lineRule="auto"/>
-              <w:ind w:left="0" w:right="0"/>
-              <w:rPr>
-                <w:rFonts w:hint="default"/>
-              </w:rPr>
-            </w:pPr>
-            <w:r>
-              <w:rPr>
-                <w:rFonts w:hint="default"/>
-              </w:rPr>
-              <w:t xml:space="preserve">2. 教师巡视，对个别学生指认区域或找键给予帮助。本环节用于巩固，不再安排新的集中讲授；下课时提示停止操作、整理设备。</w:t>
+              <w:t xml:space="preserve">1. 教师组织全班一起完成几道知识点练习，巩固本课所学；学生作答，教师巡视个别指导，不再集中新授。</w:t>
             </w:r>
           </w:p>
         </w:tc>
@@ -2827,7 +2755,7 @@
               <w:rPr>
                 <w:rFonts w:hint="default"/>
               </w:rPr>
-              <w:t xml:space="preserve">能把所学用于按键归区或主键盘输入，按自己的需要继续巩固。</w:t>
+              <w:t xml:space="preserve">能把五区认识用于按键归区判断。</w:t>
             </w:r>
           </w:p>
         </w:tc>
@@ -2862,7 +2790,7 @@
               <w:rPr>
                 <w:rFonts w:hint="default"/>
               </w:rPr>
-              <w:t xml:space="preserve">自主选择；分层巩固。</w:t>
+              <w:t xml:space="preserve">共同练习；个别指导。</w:t>
             </w:r>
           </w:p>
         </w:tc>
@@ -2972,7 +2900,7 @@
               <w:rPr>
                 <w:rFonts w:hint="default"/>
               </w:rPr>
-              <w:t xml:space="preserve">用最后三分钟应用本课所学，为不同学习进度的学生提供巩固机会。</w:t>
+              <w:t xml:space="preserve">在课末共同完成几道练习，用实际判断巩固所学。</w:t>
             </w:r>
           </w:p>
         </w:tc>
